--- a/PISS/1.docx
+++ b/PISS/1.docx
@@ -582,7 +582,518 @@
     </w:p>
     <w:p>
       <w:pPr>
+        <w:pStyle w:val="a7"/>
+        <w:numPr>
+          <w:ilvl w:val="0"/>
+          <w:numId w:val="7"/>
+        </w:numPr>
         <w:spacing w:after="240"/>
+        <w:outlineLvl w:val="0"/>
+        <w:rPr>
+          <w:rFonts w:ascii="Times New Roman" w:hAnsi="Times New Roman" w:cs="Times New Roman"/>
+          <w:b/>
+          <w:bCs/>
+          <w:sz w:val="28"/>
+          <w:szCs w:val="28"/>
+        </w:rPr>
+      </w:pPr>
+      <w:r>
+        <w:rPr>
+          <w:rFonts w:ascii="Times New Roman" w:hAnsi="Times New Roman" w:cs="Times New Roman"/>
+          <w:b/>
+          <w:bCs/>
+          <w:sz w:val="28"/>
+          <w:szCs w:val="28"/>
+        </w:rPr>
+        <w:lastRenderedPageBreak/>
+        <w:t>Назначение проекта</w:t>
+      </w:r>
+    </w:p>
+    <w:p>
+      <w:pPr>
+        <w:spacing w:after="0"/>
+        <w:ind w:firstLine="709"/>
+        <w:jc w:val="both"/>
+        <w:rPr>
+          <w:rFonts w:ascii="Times New Roman" w:hAnsi="Times New Roman" w:cs="Times New Roman"/>
+          <w:sz w:val="28"/>
+          <w:szCs w:val="28"/>
+          <w:lang/>
+        </w:rPr>
+      </w:pPr>
+      <w:r>
+        <w:rPr>
+          <w:rFonts w:ascii="Times New Roman" w:hAnsi="Times New Roman" w:cs="Times New Roman"/>
+          <w:sz w:val="28"/>
+          <w:szCs w:val="28"/>
+          <w:lang/>
+        </w:rPr>
+        <w:t>Анализ предметной области в рамках индивидуального задания ориентирован на автоматизацию внутренних информационных процессов техподдержки интернет-провайдера с использованием клиент-серверной архитектуры. Предметная область охватывает работу операторов по учету входящих обращений клиентуры и работу администратора по управлению самой системой и справочной информацией. Основное внимание уделяется организации эффективного сбора, хранения и быстрого поиска данных о сбоях в предоставлении услуг связи, исключая любые сторонние физические процессы или выездные службы.</w:t>
+      </w:r>
+    </w:p>
+    <w:p>
+      <w:pPr>
+        <w:spacing w:after="0"/>
+        <w:ind w:firstLine="709"/>
+        <w:jc w:val="both"/>
+        <w:rPr>
+          <w:rFonts w:ascii="Times New Roman" w:hAnsi="Times New Roman" w:cs="Times New Roman"/>
+          <w:sz w:val="28"/>
+          <w:szCs w:val="28"/>
+          <w:lang/>
+        </w:rPr>
+      </w:pPr>
+      <w:r>
+        <w:rPr>
+          <w:rFonts w:ascii="Times New Roman" w:hAnsi="Times New Roman" w:cs="Times New Roman"/>
+          <w:sz w:val="28"/>
+          <w:szCs w:val="28"/>
+          <w:lang/>
+        </w:rPr>
+        <w:t>Назначение разрабатываемой клиент-серверной информационной системы заключается в централизованной автоматизации учета обращений абонентов и разграничении функций пользователей на основе ролевой модели. Серверная часть приложения берет на себя задачи безопасного хранения базы данных, обработки бизнес-логики, валидации входящих запросов и проверки прав доступа. Клиентская часть предоставляет специализированный графический интерфейс, адаптированный под конкретные рабочие обязанности каждой из ролей.</w:t>
+      </w:r>
+    </w:p>
+    <w:p>
+      <w:pPr>
+        <w:spacing w:after="0"/>
+        <w:ind w:firstLine="709"/>
+        <w:jc w:val="both"/>
+        <w:rPr>
+          <w:rFonts w:ascii="Times New Roman" w:hAnsi="Times New Roman" w:cs="Times New Roman"/>
+          <w:sz w:val="28"/>
+          <w:szCs w:val="28"/>
+          <w:lang/>
+        </w:rPr>
+      </w:pPr>
+      <w:r>
+        <w:rPr>
+          <w:rFonts w:ascii="Times New Roman" w:hAnsi="Times New Roman" w:cs="Times New Roman"/>
+          <w:sz w:val="28"/>
+          <w:szCs w:val="28"/>
+          <w:lang/>
+        </w:rPr>
+        <w:t>Для роли оператора назначение системы состоит в обеспечении удобного инструментария для быстрого поиска карточки абонента, создания новых записей о проблемах со связью, отслеживания текущего состояния заявок и фиксации результатов их решения. Для роли администратора система предназначена как инструмент полного контроля и управления информационным пространством. Администратор получает возможности по управлению учетными записями операторов, редактированию системных справочников типов неисправностей, а также формированию сводных аналитических отчетов по качеству и скорости работы службы поддержки.</w:t>
+      </w:r>
+    </w:p>
+    <w:p>
+      <w:pPr>
+        <w:spacing w:after="0"/>
+        <w:ind w:firstLine="709"/>
+        <w:jc w:val="both"/>
+        <w:rPr>
+          <w:rFonts w:ascii="Times New Roman" w:hAnsi="Times New Roman" w:cs="Times New Roman"/>
+          <w:sz w:val="28"/>
+          <w:szCs w:val="28"/>
+        </w:rPr>
+      </w:pPr>
+      <w:r>
+        <w:rPr>
+          <w:rFonts w:ascii="Times New Roman" w:hAnsi="Times New Roman" w:cs="Times New Roman"/>
+          <w:sz w:val="28"/>
+          <w:szCs w:val="28"/>
+          <w:lang/>
+        </w:rPr>
+        <w:t>Архитектура системы обеспечивает надежность и согласованность данных при многопользовательской работе через централизованный сервер приложений и базу данных. Внедрение ролевой модели гарантирует защиту конфиденциальных персональных данных абонентов и предотвращает несанкционированное изменение критически важных настроек системы рядовыми сотрудниками. В конечном итоге приложение предназначено для повышения скорости обработки обращений клиентуры, снижения количества ошибок из-за человеческого фактора и обеспечения структурированного учета всех возникающих инцидентов.</w:t>
+      </w:r>
+    </w:p>
+    <w:p>
+      <w:pPr>
+        <w:pStyle w:val="a7"/>
+        <w:numPr>
+          <w:ilvl w:val="0"/>
+          <w:numId w:val="7"/>
+        </w:numPr>
+        <w:spacing w:before="240" w:after="240"/>
+        <w:outlineLvl w:val="0"/>
+        <w:rPr>
+          <w:rFonts w:ascii="Times New Roman" w:hAnsi="Times New Roman" w:cs="Times New Roman"/>
+          <w:b/>
+          <w:bCs/>
+          <w:sz w:val="28"/>
+          <w:szCs w:val="28"/>
+        </w:rPr>
+      </w:pPr>
+      <w:r>
+        <w:rPr>
+          <w:rFonts w:ascii="Times New Roman" w:hAnsi="Times New Roman" w:cs="Times New Roman"/>
+          <w:b/>
+          <w:bCs/>
+          <w:sz w:val="28"/>
+          <w:szCs w:val="28"/>
+        </w:rPr>
+        <w:t>Цель</w:t>
+      </w:r>
+      <w:r>
+        <w:rPr>
+          <w:rFonts w:ascii="Times New Roman" w:hAnsi="Times New Roman" w:cs="Times New Roman"/>
+          <w:b/>
+          <w:bCs/>
+          <w:sz w:val="28"/>
+          <w:szCs w:val="28"/>
+        </w:rPr>
+        <w:t xml:space="preserve"> проекта</w:t>
+      </w:r>
+      <w:r>
+        <w:rPr>
+          <w:rFonts w:ascii="Times New Roman" w:hAnsi="Times New Roman" w:cs="Times New Roman"/>
+          <w:b/>
+          <w:bCs/>
+          <w:sz w:val="28"/>
+          <w:szCs w:val="28"/>
+        </w:rPr>
+        <w:t xml:space="preserve"> </w:t>
+      </w:r>
+      <w:r>
+        <w:rPr>
+          <w:rFonts w:ascii="Times New Roman" w:hAnsi="Times New Roman" w:cs="Times New Roman"/>
+          <w:b/>
+          <w:bCs/>
+          <w:sz w:val="28"/>
+          <w:szCs w:val="28"/>
+        </w:rPr>
+        <w:tab/>
+      </w:r>
+    </w:p>
+    <w:p>
+      <w:pPr>
+        <w:ind w:firstLine="709"/>
+        <w:jc w:val="both"/>
+        <w:rPr>
+          <w:rFonts w:ascii="Times New Roman" w:hAnsi="Times New Roman" w:cs="Times New Roman"/>
+          <w:sz w:val="28"/>
+          <w:szCs w:val="28"/>
+          <w:lang w:val="en-US"/>
+        </w:rPr>
+      </w:pPr>
+      <w:r>
+        <w:rPr>
+          <w:rFonts w:ascii="Times New Roman" w:hAnsi="Times New Roman" w:cs="Times New Roman"/>
+          <w:sz w:val="28"/>
+          <w:szCs w:val="28"/>
+        </w:rPr>
+        <w:t xml:space="preserve">Целью проекта является разработка клиент-серверной информационной системы технической поддержки интернет-провайдера, обеспечивающей централизованный учет обращений абонентов, ускорение процессов </w:t>
+      </w:r>
+      <w:r>
+        <w:rPr>
+          <w:rFonts w:ascii="Times New Roman" w:hAnsi="Times New Roman" w:cs="Times New Roman"/>
+          <w:sz w:val="28"/>
+          <w:szCs w:val="28"/>
+        </w:rPr>
+        <w:lastRenderedPageBreak/>
+        <w:t>обработки заявок и разграничение прав доступа пользователей для повышения эффективности работы службы поддержки.</w:t>
+      </w:r>
+    </w:p>
+    <w:p>
+      <w:pPr>
+        <w:pStyle w:val="a7"/>
+        <w:numPr>
+          <w:ilvl w:val="0"/>
+          <w:numId w:val="7"/>
+        </w:numPr>
+        <w:spacing w:before="240" w:after="240"/>
+        <w:outlineLvl w:val="0"/>
+        <w:rPr>
+          <w:rFonts w:ascii="Times New Roman" w:hAnsi="Times New Roman" w:cs="Times New Roman"/>
+          <w:b/>
+          <w:bCs/>
+          <w:sz w:val="28"/>
+          <w:szCs w:val="28"/>
+        </w:rPr>
+      </w:pPr>
+      <w:r>
+        <w:rPr>
+          <w:rFonts w:ascii="Times New Roman" w:hAnsi="Times New Roman" w:cs="Times New Roman"/>
+          <w:b/>
+          <w:bCs/>
+          <w:sz w:val="28"/>
+          <w:szCs w:val="28"/>
+        </w:rPr>
+        <w:t>Постановка задач</w:t>
+      </w:r>
+      <w:r>
+        <w:rPr>
+          <w:rFonts w:ascii="Times New Roman" w:hAnsi="Times New Roman" w:cs="Times New Roman"/>
+          <w:b/>
+          <w:bCs/>
+          <w:sz w:val="28"/>
+          <w:szCs w:val="28"/>
+        </w:rPr>
+        <w:t xml:space="preserve"> </w:t>
+      </w:r>
+      <w:r>
+        <w:rPr>
+          <w:rFonts w:ascii="Times New Roman" w:hAnsi="Times New Roman" w:cs="Times New Roman"/>
+          <w:b/>
+          <w:bCs/>
+          <w:sz w:val="28"/>
+          <w:szCs w:val="28"/>
+        </w:rPr>
+        <w:tab/>
+      </w:r>
+    </w:p>
+    <w:p>
+      <w:pPr>
+        <w:spacing w:after="0"/>
+        <w:ind w:firstLine="709"/>
+        <w:jc w:val="both"/>
+        <w:rPr>
+          <w:rFonts w:ascii="Times New Roman" w:hAnsi="Times New Roman" w:cs="Times New Roman"/>
+          <w:sz w:val="28"/>
+          <w:szCs w:val="28"/>
+          <w:lang w:val="en-US"/>
+        </w:rPr>
+      </w:pPr>
+      <w:r>
+        <w:rPr>
+          <w:rFonts w:ascii="Times New Roman" w:hAnsi="Times New Roman" w:cs="Times New Roman"/>
+          <w:sz w:val="28"/>
+          <w:szCs w:val="28"/>
+        </w:rPr>
+        <w:t>Для достижения поставленной цели необходимо решить ряд последовательных задач, охватывающих все этапы проектирования и разработки приложения</w:t>
+      </w:r>
+      <w:r>
+        <w:rPr>
+          <w:rFonts w:ascii="Times New Roman" w:hAnsi="Times New Roman" w:cs="Times New Roman"/>
+          <w:sz w:val="28"/>
+          <w:szCs w:val="28"/>
+        </w:rPr>
+        <w:t>:</w:t>
+      </w:r>
+    </w:p>
+    <w:p>
+      <w:pPr>
+        <w:spacing w:after="0"/>
+        <w:ind w:firstLine="709"/>
+        <w:jc w:val="both"/>
+        <w:rPr>
+          <w:rFonts w:ascii="Times New Roman" w:hAnsi="Times New Roman" w:cs="Times New Roman"/>
+          <w:sz w:val="28"/>
+          <w:szCs w:val="28"/>
+        </w:rPr>
+      </w:pPr>
+      <w:r>
+        <w:rPr>
+          <w:rFonts w:ascii="Times New Roman" w:hAnsi="Times New Roman" w:cs="Times New Roman"/>
+          <w:sz w:val="28"/>
+          <w:szCs w:val="28"/>
+        </w:rPr>
+        <w:t>1.</w:t>
+      </w:r>
+      <w:r>
+        <w:t xml:space="preserve"> </w:t>
+      </w:r>
+      <w:r>
+        <w:rPr>
+          <w:rFonts w:ascii="Times New Roman" w:hAnsi="Times New Roman" w:cs="Times New Roman"/>
+          <w:sz w:val="28"/>
+          <w:szCs w:val="28"/>
+        </w:rPr>
+        <w:t>Пр</w:t>
+      </w:r>
+      <w:r>
+        <w:rPr>
+          <w:rFonts w:ascii="Times New Roman" w:hAnsi="Times New Roman" w:cs="Times New Roman"/>
+          <w:sz w:val="28"/>
+          <w:szCs w:val="28"/>
+        </w:rPr>
+        <w:t>оведение анализа предметной области, изучение структуры поступающих обращений и определение требований к функционалу системы для различных категорий пользователей</w:t>
+      </w:r>
+    </w:p>
+    <w:p>
+      <w:pPr>
+        <w:spacing w:after="0"/>
+        <w:ind w:firstLine="709"/>
+        <w:jc w:val="both"/>
+        <w:rPr>
+          <w:rFonts w:ascii="Times New Roman" w:hAnsi="Times New Roman" w:cs="Times New Roman"/>
+          <w:sz w:val="28"/>
+          <w:szCs w:val="28"/>
+        </w:rPr>
+      </w:pPr>
+      <w:r>
+        <w:rPr>
+          <w:rFonts w:ascii="Times New Roman" w:hAnsi="Times New Roman" w:cs="Times New Roman"/>
+          <w:sz w:val="28"/>
+          <w:szCs w:val="28"/>
+        </w:rPr>
+        <w:t>2.</w:t>
+      </w:r>
+      <w:r>
+        <w:t xml:space="preserve"> </w:t>
+      </w:r>
+      <w:r>
+        <w:rPr>
+          <w:rFonts w:ascii="Times New Roman" w:hAnsi="Times New Roman" w:cs="Times New Roman"/>
+          <w:sz w:val="28"/>
+          <w:szCs w:val="28"/>
+        </w:rPr>
+        <w:t>П</w:t>
+      </w:r>
+      <w:r>
+        <w:rPr>
+          <w:rFonts w:ascii="Times New Roman" w:hAnsi="Times New Roman" w:cs="Times New Roman"/>
+          <w:sz w:val="28"/>
+          <w:szCs w:val="28"/>
+        </w:rPr>
+        <w:t>роектирование реляционной базы данных, включая разработку логической и физической схем, нормализацию таблиц и обеспечение целостности хранимой информации об абонентах, тикетах и учетных записях.</w:t>
+      </w:r>
+    </w:p>
+    <w:p>
+      <w:pPr>
+        <w:spacing w:after="0"/>
+        <w:ind w:firstLine="709"/>
+        <w:jc w:val="both"/>
+        <w:rPr>
+          <w:rFonts w:ascii="Times New Roman" w:hAnsi="Times New Roman" w:cs="Times New Roman"/>
+          <w:sz w:val="28"/>
+          <w:szCs w:val="28"/>
+        </w:rPr>
+      </w:pPr>
+      <w:r>
+        <w:rPr>
+          <w:rFonts w:ascii="Times New Roman" w:hAnsi="Times New Roman" w:cs="Times New Roman"/>
+          <w:sz w:val="28"/>
+          <w:szCs w:val="28"/>
+        </w:rPr>
+        <w:t>3.</w:t>
+      </w:r>
+      <w:r>
+        <w:t xml:space="preserve"> </w:t>
+      </w:r>
+      <w:r>
+        <w:t xml:space="preserve"> </w:t>
+      </w:r>
+      <w:r>
+        <w:rPr>
+          <w:rFonts w:ascii="Times New Roman" w:hAnsi="Times New Roman" w:cs="Times New Roman"/>
+          <w:sz w:val="28"/>
+          <w:szCs w:val="28"/>
+        </w:rPr>
+        <w:t>Раз</w:t>
+      </w:r>
+      <w:r>
+        <w:rPr>
+          <w:rFonts w:ascii="Times New Roman" w:hAnsi="Times New Roman" w:cs="Times New Roman"/>
+          <w:sz w:val="28"/>
+          <w:szCs w:val="28"/>
+        </w:rPr>
+        <w:t>работка серверной части приложения, отвечающей за реализацию бизнес-логики, обработку пользовательских запросов, взаимодействие с базой данных и аутентификацию пользователей</w:t>
+      </w:r>
+    </w:p>
+    <w:p>
+      <w:pPr>
+        <w:spacing w:after="0"/>
+        <w:ind w:firstLine="709"/>
+        <w:jc w:val="both"/>
+        <w:rPr>
+          <w:rFonts w:ascii="Times New Roman" w:hAnsi="Times New Roman" w:cs="Times New Roman"/>
+          <w:sz w:val="28"/>
+          <w:szCs w:val="28"/>
+        </w:rPr>
+      </w:pPr>
+      <w:r>
+        <w:rPr>
+          <w:rFonts w:ascii="Times New Roman" w:hAnsi="Times New Roman" w:cs="Times New Roman"/>
+          <w:sz w:val="28"/>
+          <w:szCs w:val="28"/>
+        </w:rPr>
+        <w:t>4.</w:t>
+      </w:r>
+      <w:r>
+        <w:t xml:space="preserve"> </w:t>
+      </w:r>
+      <w:r>
+        <w:rPr>
+          <w:rFonts w:ascii="Times New Roman" w:hAnsi="Times New Roman" w:cs="Times New Roman"/>
+          <w:sz w:val="28"/>
+          <w:szCs w:val="28"/>
+        </w:rPr>
+        <w:t>Реа</w:t>
+      </w:r>
+      <w:r>
+        <w:rPr>
+          <w:rFonts w:ascii="Times New Roman" w:hAnsi="Times New Roman" w:cs="Times New Roman"/>
+          <w:sz w:val="28"/>
+          <w:szCs w:val="28"/>
+        </w:rPr>
+        <w:t>лизаци</w:t>
+      </w:r>
+      <w:r>
+        <w:rPr>
+          <w:rFonts w:ascii="Times New Roman" w:hAnsi="Times New Roman" w:cs="Times New Roman"/>
+          <w:sz w:val="28"/>
+          <w:szCs w:val="28"/>
+        </w:rPr>
+        <w:t>я</w:t>
+      </w:r>
+      <w:r>
+        <w:rPr>
+          <w:rFonts w:ascii="Times New Roman" w:hAnsi="Times New Roman" w:cs="Times New Roman"/>
+          <w:sz w:val="28"/>
+          <w:szCs w:val="28"/>
+        </w:rPr>
+        <w:t xml:space="preserve"> механизма разграничения прав доступа на основе ролевой модели, обеспечивающего разделение функциональных возможностей между ролями оператора и администратора</w:t>
+      </w:r>
+    </w:p>
+    <w:p>
+      <w:pPr>
+        <w:spacing w:after="0"/>
+        <w:ind w:firstLine="709"/>
+        <w:jc w:val="both"/>
+        <w:rPr>
+          <w:rFonts w:ascii="Times New Roman" w:hAnsi="Times New Roman" w:cs="Times New Roman"/>
+          <w:sz w:val="28"/>
+          <w:szCs w:val="28"/>
+        </w:rPr>
+      </w:pPr>
+      <w:r>
+        <w:rPr>
+          <w:rFonts w:ascii="Times New Roman" w:hAnsi="Times New Roman" w:cs="Times New Roman"/>
+          <w:sz w:val="28"/>
+          <w:szCs w:val="28"/>
+        </w:rPr>
+        <w:t>5. С</w:t>
+      </w:r>
+      <w:r>
+        <w:rPr>
+          <w:rFonts w:ascii="Times New Roman" w:hAnsi="Times New Roman" w:cs="Times New Roman"/>
+          <w:sz w:val="28"/>
+          <w:szCs w:val="28"/>
+        </w:rPr>
+        <w:t>оздание удобного клиентского графического интерфейса, предоставляющего пользователям соответствующий их роли инструментарий для работы с данными.</w:t>
+      </w:r>
+    </w:p>
+    <w:p>
+      <w:pPr>
+        <w:spacing w:after="0"/>
+        <w:ind w:firstLine="709"/>
+        <w:jc w:val="both"/>
+        <w:rPr>
+          <w:rFonts w:ascii="Times New Roman" w:hAnsi="Times New Roman" w:cs="Times New Roman"/>
+          <w:sz w:val="28"/>
+          <w:szCs w:val="28"/>
+        </w:rPr>
+      </w:pPr>
+      <w:r>
+        <w:rPr>
+          <w:rFonts w:ascii="Times New Roman" w:hAnsi="Times New Roman" w:cs="Times New Roman"/>
+          <w:sz w:val="28"/>
+          <w:szCs w:val="28"/>
+        </w:rPr>
+        <w:t>6. П</w:t>
+      </w:r>
+      <w:r>
+        <w:rPr>
+          <w:rFonts w:ascii="Times New Roman" w:hAnsi="Times New Roman" w:cs="Times New Roman"/>
+          <w:sz w:val="28"/>
+          <w:szCs w:val="28"/>
+        </w:rPr>
+        <w:t>роведение комплексного тестирования клиент-серверного приложения, включающего проверку корректности выполнения бизнес-логики, валидацию данных, а также контроль устойчивости системы при одновременной работе нескольких пользователей</w:t>
+      </w:r>
+    </w:p>
+    <w:p>
+      <w:pPr>
+        <w:spacing w:before="240" w:after="240"/>
         <w:ind w:firstLine="709"/>
         <w:outlineLvl w:val="0"/>
         <w:rPr>
@@ -601,29 +1112,410 @@
           <w:sz w:val="28"/>
           <w:szCs w:val="28"/>
         </w:rPr>
+        <w:t xml:space="preserve">4. </w:t>
+      </w:r>
+      <w:r>
+        <w:rPr>
+          <w:rFonts w:ascii="Times New Roman" w:hAnsi="Times New Roman" w:cs="Times New Roman"/>
+          <w:b/>
+          <w:bCs/>
+          <w:sz w:val="28"/>
+          <w:szCs w:val="28"/>
+        </w:rPr>
+        <w:t>Область применения</w:t>
+      </w:r>
+      <w:r>
+        <w:rPr>
+          <w:rFonts w:ascii="Times New Roman" w:hAnsi="Times New Roman" w:cs="Times New Roman"/>
+          <w:b/>
+          <w:bCs/>
+          <w:sz w:val="28"/>
+          <w:szCs w:val="28"/>
+        </w:rPr>
+        <w:tab/>
+      </w:r>
+    </w:p>
+    <w:p>
+      <w:pPr>
+        <w:spacing w:after="0"/>
+        <w:ind w:firstLine="709"/>
+        <w:jc w:val="both"/>
+        <w:rPr>
+          <w:rFonts w:ascii="Times New Roman" w:hAnsi="Times New Roman" w:cs="Times New Roman"/>
+          <w:sz w:val="28"/>
+          <w:szCs w:val="28"/>
+          <w:lang/>
+        </w:rPr>
+      </w:pPr>
+      <w:r>
+        <w:rPr>
+          <w:rFonts w:ascii="Times New Roman" w:hAnsi="Times New Roman" w:cs="Times New Roman"/>
+          <w:sz w:val="28"/>
+          <w:szCs w:val="28"/>
+          <w:lang/>
+        </w:rPr>
+        <w:t>Областью применения разрабатываемой клиент-серверной информационной системы являются внутренние службы и структурные подразделения операторов связи и интернет-провайдеров, выполняющие задачи по информационному обслуживанию абонентов и обработке обращений. Программный комплекс предназначен для локального применения на рабочих местах сотрудников первой линии поддержки, техников-операторов и системных администраторов в рамках единой корпоративной локальной вычислительной сети компании.</w:t>
+      </w:r>
+    </w:p>
+    <w:p>
+      <w:pPr>
+        <w:spacing w:after="0"/>
+        <w:ind w:firstLine="709"/>
+        <w:jc w:val="both"/>
+        <w:rPr>
+          <w:rFonts w:ascii="Times New Roman" w:hAnsi="Times New Roman" w:cs="Times New Roman"/>
+          <w:sz w:val="28"/>
+          <w:szCs w:val="28"/>
+          <w:lang/>
+        </w:rPr>
+      </w:pPr>
+      <w:r>
+        <w:rPr>
+          <w:rFonts w:ascii="Times New Roman" w:hAnsi="Times New Roman" w:cs="Times New Roman"/>
+          <w:sz w:val="28"/>
+          <w:szCs w:val="28"/>
+          <w:lang/>
+        </w:rPr>
+        <w:t xml:space="preserve">Система может использоваться региональными и локальными провайдерами телекоммуникационных услуг, имеющими базовую клиентскую сеть и нуждающимися в структурированном учете возникающих технических проблем, жалоб на качество связи и финансовых вопросов. Практическое применение приложения охватывает процессы повседневной </w:t>
+      </w:r>
+      <w:r>
+        <w:rPr>
+          <w:rFonts w:ascii="Times New Roman" w:hAnsi="Times New Roman" w:cs="Times New Roman"/>
+          <w:sz w:val="28"/>
+          <w:szCs w:val="28"/>
+          <w:lang/>
+        </w:rPr>
         <w:lastRenderedPageBreak/>
-        <w:t>Назначение проекта</w:t>
-      </w:r>
-    </w:p>
-    <w:p>
-      <w:pPr>
+        <w:t>обработки обращений, отслеживания статусов решений инцидентов, а также ведения внутреннего учета пользователей и формирования сводной статистики по работе службы поддержки.</w:t>
+      </w:r>
+    </w:p>
+    <w:p>
+      <w:pPr>
+        <w:pStyle w:val="a7"/>
+        <w:numPr>
+          <w:ilvl w:val="0"/>
+          <w:numId w:val="8"/>
+        </w:numPr>
+        <w:spacing w:before="240" w:after="240"/>
+        <w:outlineLvl w:val="0"/>
+        <w:rPr>
+          <w:rFonts w:ascii="Times New Roman" w:hAnsi="Times New Roman" w:cs="Times New Roman"/>
+          <w:b/>
+          <w:bCs/>
+          <w:sz w:val="28"/>
+          <w:szCs w:val="28"/>
+        </w:rPr>
+      </w:pPr>
+      <w:r>
+        <w:rPr>
+          <w:rFonts w:ascii="Times New Roman" w:hAnsi="Times New Roman" w:cs="Times New Roman"/>
+          <w:b/>
+          <w:bCs/>
+          <w:sz w:val="28"/>
+          <w:szCs w:val="28"/>
+        </w:rPr>
+        <w:t>Информационная вербальная модель системы</w:t>
+      </w:r>
+    </w:p>
+    <w:p>
+      <w:pPr>
+        <w:spacing w:after="0"/>
         <w:ind w:firstLine="709"/>
-      </w:pPr>
-      <w:r>
-        <w:rPr>
-          <w:rFonts w:ascii="Times New Roman" w:hAnsi="Times New Roman" w:cs="Times New Roman"/>
-          <w:sz w:val="28"/>
-          <w:szCs w:val="28"/>
-        </w:rPr>
-        <w:t>В ходе выпол</w:t>
-      </w:r>
-      <w:r>
-        <w:rPr>
-          <w:rFonts w:ascii="Times New Roman" w:hAnsi="Times New Roman" w:cs="Times New Roman"/>
-          <w:sz w:val="28"/>
-          <w:szCs w:val="28"/>
-        </w:rPr>
-        <w:t>нения задания, была установлена учебная версия</w:t>
+        <w:jc w:val="both"/>
+        <w:rPr>
+          <w:rFonts w:ascii="Times New Roman" w:hAnsi="Times New Roman" w:cs="Times New Roman"/>
+          <w:sz w:val="28"/>
+          <w:szCs w:val="28"/>
+          <w:lang/>
+        </w:rPr>
+      </w:pPr>
+      <w:r>
+        <w:rPr>
+          <w:rFonts w:ascii="Times New Roman" w:hAnsi="Times New Roman" w:cs="Times New Roman"/>
+          <w:sz w:val="28"/>
+          <w:szCs w:val="28"/>
+          <w:lang/>
+        </w:rPr>
+        <w:t>Информационная вербальная модель описывает предметную область через совокупность основных информационных объектов, их ключевые атрибуты и логические взаимосвязи внутри клиент-серверной системы.</w:t>
+      </w:r>
+    </w:p>
+    <w:p>
+      <w:pPr>
+        <w:spacing w:after="0"/>
+        <w:ind w:firstLine="709"/>
+        <w:jc w:val="both"/>
+        <w:rPr>
+          <w:rFonts w:ascii="Times New Roman" w:hAnsi="Times New Roman" w:cs="Times New Roman"/>
+          <w:sz w:val="28"/>
+          <w:szCs w:val="28"/>
+          <w:lang/>
+        </w:rPr>
+      </w:pPr>
+      <w:r>
+        <w:rPr>
+          <w:rFonts w:ascii="Times New Roman" w:hAnsi="Times New Roman" w:cs="Times New Roman"/>
+          <w:sz w:val="28"/>
+          <w:szCs w:val="28"/>
+          <w:lang/>
+        </w:rPr>
+        <w:t xml:space="preserve">Основным объектом системы является </w:t>
+      </w:r>
+      <w:r>
+        <w:rPr>
+          <w:rFonts w:ascii="Times New Roman" w:hAnsi="Times New Roman" w:cs="Times New Roman"/>
+          <w:sz w:val="28"/>
+          <w:szCs w:val="28"/>
+        </w:rPr>
+        <w:t>«</w:t>
+      </w:r>
+      <w:r>
+        <w:rPr>
+          <w:rFonts w:ascii="Times New Roman" w:hAnsi="Times New Roman" w:cs="Times New Roman"/>
+          <w:sz w:val="28"/>
+          <w:szCs w:val="28"/>
+          <w:lang/>
+        </w:rPr>
+        <w:t>Пользователь</w:t>
+      </w:r>
+      <w:r>
+        <w:rPr>
+          <w:rFonts w:ascii="Times New Roman" w:hAnsi="Times New Roman" w:cs="Times New Roman"/>
+          <w:sz w:val="28"/>
+          <w:szCs w:val="28"/>
+        </w:rPr>
+        <w:t>»</w:t>
+      </w:r>
+      <w:r>
+        <w:rPr>
+          <w:rFonts w:ascii="Times New Roman" w:hAnsi="Times New Roman" w:cs="Times New Roman"/>
+          <w:sz w:val="28"/>
+          <w:szCs w:val="28"/>
+          <w:lang/>
+        </w:rPr>
+        <w:t>, определяющий сотрудника, взаимодействующего с системой. Каждый пользователь характеризуется уникальным идентификатором, логином, хэшированным паролем, фамилией, именем, должностью и назначенной Ролью (Оператор или Администратор). Связь между объектом Пользователь и Роль определяет набор доступных функций интерфейса и прав выполнения операций на сервере.</w:t>
+      </w:r>
+    </w:p>
+    <w:p>
+      <w:pPr>
+        <w:spacing w:after="0"/>
+        <w:ind w:firstLine="709"/>
+        <w:jc w:val="both"/>
+        <w:rPr>
+          <w:rFonts w:ascii="Times New Roman" w:hAnsi="Times New Roman" w:cs="Times New Roman"/>
+          <w:sz w:val="28"/>
+          <w:szCs w:val="28"/>
+          <w:lang/>
+        </w:rPr>
+      </w:pPr>
+      <w:r>
+        <w:rPr>
+          <w:rFonts w:ascii="Times New Roman" w:hAnsi="Times New Roman" w:cs="Times New Roman"/>
+          <w:sz w:val="28"/>
+          <w:szCs w:val="28"/>
+          <w:lang/>
+        </w:rPr>
+        <w:t xml:space="preserve">Объект </w:t>
+      </w:r>
+      <w:r>
+        <w:rPr>
+          <w:rFonts w:ascii="Times New Roman" w:hAnsi="Times New Roman" w:cs="Times New Roman"/>
+          <w:sz w:val="28"/>
+          <w:szCs w:val="28"/>
+        </w:rPr>
+        <w:t>«</w:t>
+      </w:r>
+      <w:r>
+        <w:rPr>
+          <w:rFonts w:ascii="Times New Roman" w:hAnsi="Times New Roman" w:cs="Times New Roman"/>
+          <w:sz w:val="28"/>
+          <w:szCs w:val="28"/>
+          <w:lang/>
+        </w:rPr>
+        <w:t>Абонент</w:t>
+      </w:r>
+      <w:r>
+        <w:rPr>
+          <w:rFonts w:ascii="Times New Roman" w:hAnsi="Times New Roman" w:cs="Times New Roman"/>
+          <w:sz w:val="28"/>
+          <w:szCs w:val="28"/>
+        </w:rPr>
+        <w:t>»</w:t>
+      </w:r>
+      <w:r>
+        <w:rPr>
+          <w:rFonts w:ascii="Times New Roman" w:hAnsi="Times New Roman" w:cs="Times New Roman"/>
+          <w:sz w:val="28"/>
+          <w:szCs w:val="28"/>
+          <w:lang/>
+        </w:rPr>
+        <w:t xml:space="preserve"> содержит сведения о клиенте интернет-провайдера, получающем услуги связи. Атрибутами данного объекта выступают номер договора, ФИО или наименование организации, контактный номер телефона, адрес подключения, выбранный тарифный план и текущий статус лицевого счета. Объект Абонент находится в прямой логической связи с объектом Обращение.</w:t>
+      </w:r>
+    </w:p>
+    <w:p>
+      <w:pPr>
+        <w:spacing w:after="0"/>
+        <w:ind w:firstLine="709"/>
+        <w:jc w:val="both"/>
+        <w:rPr>
+          <w:rFonts w:ascii="Times New Roman" w:hAnsi="Times New Roman" w:cs="Times New Roman"/>
+          <w:sz w:val="28"/>
+          <w:szCs w:val="28"/>
+          <w:lang/>
+        </w:rPr>
+      </w:pPr>
+      <w:r>
+        <w:rPr>
+          <w:rFonts w:ascii="Times New Roman" w:hAnsi="Times New Roman" w:cs="Times New Roman"/>
+          <w:sz w:val="28"/>
+          <w:szCs w:val="28"/>
+          <w:lang/>
+        </w:rPr>
+        <w:t xml:space="preserve">Объект </w:t>
+      </w:r>
+      <w:r>
+        <w:rPr>
+          <w:rFonts w:ascii="Times New Roman" w:hAnsi="Times New Roman" w:cs="Times New Roman"/>
+          <w:sz w:val="28"/>
+          <w:szCs w:val="28"/>
+        </w:rPr>
+        <w:t>«</w:t>
+      </w:r>
+      <w:r>
+        <w:rPr>
+          <w:rFonts w:ascii="Times New Roman" w:hAnsi="Times New Roman" w:cs="Times New Roman"/>
+          <w:sz w:val="28"/>
+          <w:szCs w:val="28"/>
+          <w:lang/>
+        </w:rPr>
+        <w:t>Обращение</w:t>
+      </w:r>
+      <w:r>
+        <w:rPr>
+          <w:rFonts w:ascii="Times New Roman" w:hAnsi="Times New Roman" w:cs="Times New Roman"/>
+          <w:sz w:val="28"/>
+          <w:szCs w:val="28"/>
+        </w:rPr>
+        <w:t>»</w:t>
+      </w:r>
+      <w:r>
+        <w:rPr>
+          <w:rFonts w:ascii="Times New Roman" w:hAnsi="Times New Roman" w:cs="Times New Roman"/>
+          <w:sz w:val="28"/>
+          <w:szCs w:val="28"/>
+          <w:lang/>
+        </w:rPr>
+        <w:t xml:space="preserve"> является элементом бизнес-логики и отражает факт зафиксированной проблемы или запроса от абонента. Атрибуты объекта включают уникальный номер тикета, дату и время создания, дату закрытия, тему, подробное описание проблемы, текущий статус (Новое, В работе, Решено, Закрыто), приоритет и ссылку на соответствующую Категорию проблемы. Объект Обращение связан соотношением «один-ко-многим» с объектом Абонент (один абонент может иметь множество обращений за время обслуживания) и с объектом Пользователь (один оператор может регистрировать и обрабатывать множество обращений).</w:t>
+      </w:r>
+    </w:p>
+    <w:p>
+      <w:pPr>
+        <w:spacing w:after="0"/>
+        <w:ind w:firstLine="709"/>
+        <w:jc w:val="both"/>
+        <w:rPr>
+          <w:rFonts w:ascii="Times New Roman" w:hAnsi="Times New Roman" w:cs="Times New Roman"/>
+          <w:sz w:val="28"/>
+          <w:szCs w:val="28"/>
+          <w:lang/>
+        </w:rPr>
+      </w:pPr>
+      <w:r>
+        <w:rPr>
+          <w:rFonts w:ascii="Times New Roman" w:hAnsi="Times New Roman" w:cs="Times New Roman"/>
+          <w:sz w:val="28"/>
+          <w:szCs w:val="28"/>
+          <w:lang/>
+        </w:rPr>
+        <w:t xml:space="preserve">Объект </w:t>
+      </w:r>
+      <w:r>
+        <w:rPr>
+          <w:rFonts w:ascii="Times New Roman" w:hAnsi="Times New Roman" w:cs="Times New Roman"/>
+          <w:sz w:val="28"/>
+          <w:szCs w:val="28"/>
+        </w:rPr>
+        <w:t>«</w:t>
+      </w:r>
+      <w:r>
+        <w:rPr>
+          <w:rFonts w:ascii="Times New Roman" w:hAnsi="Times New Roman" w:cs="Times New Roman"/>
+          <w:sz w:val="28"/>
+          <w:szCs w:val="28"/>
+          <w:lang/>
+        </w:rPr>
+        <w:t>Категория проблемы</w:t>
+      </w:r>
+      <w:r>
+        <w:rPr>
+          <w:rFonts w:ascii="Times New Roman" w:hAnsi="Times New Roman" w:cs="Times New Roman"/>
+          <w:sz w:val="28"/>
+          <w:szCs w:val="28"/>
+        </w:rPr>
+        <w:t>»</w:t>
+      </w:r>
+      <w:r>
+        <w:rPr>
+          <w:rFonts w:ascii="Times New Roman" w:hAnsi="Times New Roman" w:cs="Times New Roman"/>
+          <w:sz w:val="28"/>
+          <w:szCs w:val="28"/>
+          <w:lang/>
+        </w:rPr>
+        <w:t xml:space="preserve"> представляет собой системный справочник, классифицирующий неисправности (например, «Отсутствие авторизации», «Низкая скорость», «Физический обрыв», «Финансовые вопросы»). Атрибуты включают идентификатор и наименование категории. Связана с объектом Обращение для обеспечения группировки и фильтрации данных.</w:t>
+      </w:r>
+    </w:p>
+    <w:p>
+      <w:pPr>
+        <w:spacing w:after="0"/>
+        <w:ind w:firstLine="709"/>
+        <w:jc w:val="both"/>
+        <w:rPr>
+          <w:rFonts w:ascii="Times New Roman" w:hAnsi="Times New Roman" w:cs="Times New Roman"/>
+          <w:sz w:val="28"/>
+          <w:szCs w:val="28"/>
+        </w:rPr>
+      </w:pPr>
+      <w:r>
+        <w:rPr>
+          <w:rFonts w:ascii="Times New Roman" w:hAnsi="Times New Roman" w:cs="Times New Roman"/>
+          <w:sz w:val="28"/>
+          <w:szCs w:val="28"/>
+          <w:lang/>
+        </w:rPr>
+        <w:t xml:space="preserve">Объект </w:t>
+      </w:r>
+      <w:r>
+        <w:rPr>
+          <w:rFonts w:ascii="Times New Roman" w:hAnsi="Times New Roman" w:cs="Times New Roman"/>
+          <w:sz w:val="28"/>
+          <w:szCs w:val="28"/>
+        </w:rPr>
+        <w:t>«</w:t>
+      </w:r>
+      <w:r>
+        <w:rPr>
+          <w:rFonts w:ascii="Times New Roman" w:hAnsi="Times New Roman" w:cs="Times New Roman"/>
+          <w:sz w:val="28"/>
+          <w:szCs w:val="28"/>
+          <w:lang/>
+        </w:rPr>
+        <w:t>Комментарий</w:t>
+      </w:r>
+      <w:r>
+        <w:rPr>
+          <w:rFonts w:ascii="Times New Roman" w:hAnsi="Times New Roman" w:cs="Times New Roman"/>
+          <w:sz w:val="28"/>
+          <w:szCs w:val="28"/>
+        </w:rPr>
+        <w:t>»</w:t>
+      </w:r>
+      <w:r>
+        <w:rPr>
+          <w:rFonts w:ascii="Times New Roman" w:hAnsi="Times New Roman" w:cs="Times New Roman"/>
+          <w:sz w:val="28"/>
+          <w:szCs w:val="28"/>
+          <w:lang/>
+        </w:rPr>
+        <w:t xml:space="preserve"> отражает хронологию действий и проверок, выполненных сотрудником в рамках работы над тикетом. Атрибуты включают текст комментария, штамп времени и указание автора. Объект связан с конкретным Обращением и Пользователем.</w:t>
       </w:r>
       <w:r>
         <w:rPr>
@@ -633,16 +1525,3310 @@
         </w:rPr>
         <w:t xml:space="preserve"> </w:t>
       </w:r>
-      <w:proofErr w:type="spellStart"/>
-      <w:r>
-        <w:rPr>
-          <w:rFonts w:ascii="Times New Roman" w:hAnsi="Times New Roman" w:cs="Times New Roman"/>
-          <w:sz w:val="28"/>
-          <w:szCs w:val="28"/>
-        </w:rPr>
-        <w:t>ппппппппппппппппп</w:t>
-      </w:r>
-      <w:proofErr w:type="spellEnd"/>
+    </w:p>
+    <w:p>
+      <w:pPr>
+        <w:spacing w:after="0"/>
+        <w:ind w:firstLine="709"/>
+        <w:jc w:val="both"/>
+        <w:rPr>
+          <w:rFonts w:ascii="Times New Roman" w:hAnsi="Times New Roman" w:cs="Times New Roman"/>
+          <w:sz w:val="28"/>
+          <w:szCs w:val="28"/>
+        </w:rPr>
+      </w:pPr>
+    </w:p>
+    <w:p>
+      <w:pPr>
+        <w:pStyle w:val="a7"/>
+        <w:numPr>
+          <w:ilvl w:val="0"/>
+          <w:numId w:val="8"/>
+        </w:numPr>
+        <w:spacing w:before="240" w:after="240"/>
+        <w:outlineLvl w:val="0"/>
+        <w:rPr>
+          <w:rFonts w:ascii="Times New Roman" w:hAnsi="Times New Roman" w:cs="Times New Roman"/>
+          <w:b/>
+          <w:bCs/>
+          <w:sz w:val="28"/>
+          <w:szCs w:val="28"/>
+        </w:rPr>
+      </w:pPr>
+      <w:r>
+        <w:rPr>
+          <w:rFonts w:ascii="Times New Roman" w:hAnsi="Times New Roman" w:cs="Times New Roman"/>
+          <w:b/>
+          <w:bCs/>
+          <w:sz w:val="28"/>
+          <w:szCs w:val="28"/>
+        </w:rPr>
+        <w:lastRenderedPageBreak/>
+        <w:t>Пользовательские требования</w:t>
+      </w:r>
+    </w:p>
+    <w:p>
+      <w:pPr>
+        <w:spacing w:after="0"/>
+        <w:ind w:firstLine="709"/>
+        <w:jc w:val="both"/>
+        <w:rPr>
+          <w:rFonts w:ascii="Times New Roman" w:hAnsi="Times New Roman" w:cs="Times New Roman"/>
+          <w:sz w:val="28"/>
+          <w:szCs w:val="28"/>
+        </w:rPr>
+      </w:pPr>
+      <w:r>
+        <w:rPr>
+          <w:rFonts w:ascii="Times New Roman" w:hAnsi="Times New Roman" w:cs="Times New Roman"/>
+          <w:sz w:val="28"/>
+          <w:szCs w:val="28"/>
+          <w:lang/>
+        </w:rPr>
+        <w:t>Пользовательские требования описывают внешнее поведение клиент-серверной системы и предоставляемые функции на естественном языке без привязки к технической реализации.</w:t>
+      </w:r>
+    </w:p>
+    <w:p>
+      <w:pPr>
+        <w:ind w:firstLine="720"/>
+        <w:jc w:val="both"/>
+        <w:rPr>
+          <w:rFonts w:ascii="Times New Roman" w:hAnsi="Times New Roman" w:cs="Times New Roman"/>
+          <w:sz w:val="28"/>
+          <w:szCs w:val="28"/>
+        </w:rPr>
+      </w:pPr>
+      <w:r>
+        <w:rPr>
+          <w:rFonts w:ascii="Times New Roman" w:hAnsi="Times New Roman" w:cs="Times New Roman"/>
+          <w:sz w:val="28"/>
+          <w:szCs w:val="28"/>
+          <w:lang/>
+        </w:rPr>
+        <w:t xml:space="preserve">Пользовательские требования к функциям роли </w:t>
+      </w:r>
+      <w:r>
+        <w:rPr>
+          <w:rFonts w:ascii="Times New Roman" w:hAnsi="Times New Roman" w:cs="Times New Roman"/>
+          <w:b/>
+          <w:bCs/>
+          <w:sz w:val="28"/>
+          <w:szCs w:val="28"/>
+          <w:lang/>
+        </w:rPr>
+        <w:t>Оператор</w:t>
+      </w:r>
+      <w:r>
+        <w:rPr>
+          <w:rFonts w:ascii="Times New Roman" w:hAnsi="Times New Roman" w:cs="Times New Roman"/>
+          <w:sz w:val="28"/>
+          <w:szCs w:val="28"/>
+          <w:lang/>
+        </w:rPr>
+        <w:t>:</w:t>
+      </w:r>
+    </w:p>
+    <w:p>
+      <w:pPr>
+        <w:numPr>
+          <w:ilvl w:val="0"/>
+          <w:numId w:val="1"/>
+        </w:numPr>
+        <w:tabs>
+          <w:tab w:val="clear" w:pos="720"/>
+          <w:tab w:val="num" w:pos="0"/>
+        </w:tabs>
+        <w:spacing w:after="0"/>
+        <w:ind w:left="0" w:firstLine="709"/>
+        <w:jc w:val="both"/>
+        <w:rPr>
+          <w:rFonts w:ascii="Times New Roman" w:hAnsi="Times New Roman" w:cs="Times New Roman"/>
+          <w:sz w:val="28"/>
+          <w:szCs w:val="28"/>
+          <w:lang/>
+        </w:rPr>
+      </w:pPr>
+      <w:r>
+        <w:rPr>
+          <w:rFonts w:ascii="Times New Roman" w:hAnsi="Times New Roman" w:cs="Times New Roman"/>
+          <w:sz w:val="28"/>
+          <w:szCs w:val="28"/>
+        </w:rPr>
+        <w:t>О</w:t>
+      </w:r>
+      <w:r>
+        <w:rPr>
+          <w:rFonts w:ascii="Times New Roman" w:hAnsi="Times New Roman" w:cs="Times New Roman"/>
+          <w:sz w:val="28"/>
+          <w:szCs w:val="28"/>
+          <w:lang/>
+        </w:rPr>
+        <w:t>ператор должен иметь возможность выполнять быстрый поиск карточки абонента по номеру договора, номеру телефона или адресу подключения.</w:t>
+      </w:r>
+    </w:p>
+    <w:p>
+      <w:pPr>
+        <w:numPr>
+          <w:ilvl w:val="0"/>
+          <w:numId w:val="1"/>
+        </w:numPr>
+        <w:tabs>
+          <w:tab w:val="clear" w:pos="720"/>
+          <w:tab w:val="num" w:pos="360"/>
+        </w:tabs>
+        <w:spacing w:after="0"/>
+        <w:ind w:left="0" w:firstLine="709"/>
+        <w:jc w:val="both"/>
+        <w:rPr>
+          <w:rFonts w:ascii="Times New Roman" w:hAnsi="Times New Roman" w:cs="Times New Roman"/>
+          <w:sz w:val="28"/>
+          <w:szCs w:val="28"/>
+          <w:lang/>
+        </w:rPr>
+      </w:pPr>
+      <w:r>
+        <w:rPr>
+          <w:rFonts w:ascii="Times New Roman" w:hAnsi="Times New Roman" w:cs="Times New Roman"/>
+          <w:sz w:val="28"/>
+          <w:szCs w:val="28"/>
+          <w:lang/>
+        </w:rPr>
+        <w:t>Оператор должен иметь возможность регистрировать новое обращение абонента с заполнением темы, описания, выбора категории проблемы и назначения приоритета.</w:t>
+      </w:r>
+    </w:p>
+    <w:p>
+      <w:pPr>
+        <w:numPr>
+          <w:ilvl w:val="0"/>
+          <w:numId w:val="1"/>
+        </w:numPr>
+        <w:tabs>
+          <w:tab w:val="clear" w:pos="720"/>
+          <w:tab w:val="num" w:pos="360"/>
+        </w:tabs>
+        <w:spacing w:after="0"/>
+        <w:ind w:left="0" w:firstLine="709"/>
+        <w:jc w:val="both"/>
+        <w:rPr>
+          <w:rFonts w:ascii="Times New Roman" w:hAnsi="Times New Roman" w:cs="Times New Roman"/>
+          <w:sz w:val="28"/>
+          <w:szCs w:val="28"/>
+          <w:lang/>
+        </w:rPr>
+      </w:pPr>
+      <w:r>
+        <w:rPr>
+          <w:rFonts w:ascii="Times New Roman" w:hAnsi="Times New Roman" w:cs="Times New Roman"/>
+          <w:sz w:val="28"/>
+          <w:szCs w:val="28"/>
+          <w:lang/>
+        </w:rPr>
+        <w:t>Оператор должен иметь возможность просматривать список всех зарегистрированных обращений с применением фильтрации по статусу, дате и категории.</w:t>
+      </w:r>
+    </w:p>
+    <w:p>
+      <w:pPr>
+        <w:numPr>
+          <w:ilvl w:val="0"/>
+          <w:numId w:val="1"/>
+        </w:numPr>
+        <w:tabs>
+          <w:tab w:val="clear" w:pos="720"/>
+          <w:tab w:val="num" w:pos="360"/>
+        </w:tabs>
+        <w:spacing w:after="0"/>
+        <w:ind w:left="0" w:firstLine="709"/>
+        <w:jc w:val="both"/>
+        <w:rPr>
+          <w:rFonts w:ascii="Times New Roman" w:hAnsi="Times New Roman" w:cs="Times New Roman"/>
+          <w:sz w:val="28"/>
+          <w:szCs w:val="28"/>
+          <w:lang/>
+        </w:rPr>
+      </w:pPr>
+      <w:r>
+        <w:rPr>
+          <w:rFonts w:ascii="Times New Roman" w:hAnsi="Times New Roman" w:cs="Times New Roman"/>
+          <w:sz w:val="28"/>
+          <w:szCs w:val="28"/>
+          <w:lang/>
+        </w:rPr>
+        <w:t>Оператор должен иметь возможность изменять текущий статус обращения и добавлять текстовые комментарии в историю обработки тикета.</w:t>
+      </w:r>
+    </w:p>
+    <w:p>
+      <w:pPr>
+        <w:numPr>
+          <w:ilvl w:val="0"/>
+          <w:numId w:val="1"/>
+        </w:numPr>
+        <w:tabs>
+          <w:tab w:val="clear" w:pos="720"/>
+          <w:tab w:val="num" w:pos="360"/>
+        </w:tabs>
+        <w:spacing w:after="0"/>
+        <w:ind w:left="0" w:firstLine="709"/>
+        <w:jc w:val="both"/>
+        <w:rPr>
+          <w:rFonts w:ascii="Times New Roman" w:hAnsi="Times New Roman" w:cs="Times New Roman"/>
+          <w:sz w:val="28"/>
+          <w:szCs w:val="28"/>
+          <w:lang/>
+        </w:rPr>
+      </w:pPr>
+      <w:r>
+        <w:rPr>
+          <w:rFonts w:ascii="Times New Roman" w:hAnsi="Times New Roman" w:cs="Times New Roman"/>
+          <w:sz w:val="28"/>
+          <w:szCs w:val="28"/>
+          <w:lang/>
+        </w:rPr>
+        <w:t>Оператор должен иметь возможность просматривать историю всех ранее созданных обращений конкретного абонента.</w:t>
+      </w:r>
+    </w:p>
+    <w:p>
+      <w:pPr>
+        <w:tabs>
+          <w:tab w:val="num" w:pos="360"/>
+        </w:tabs>
+        <w:ind w:firstLine="709"/>
+        <w:jc w:val="both"/>
+        <w:rPr>
+          <w:rFonts w:ascii="Times New Roman" w:hAnsi="Times New Roman" w:cs="Times New Roman"/>
+          <w:sz w:val="28"/>
+          <w:szCs w:val="28"/>
+        </w:rPr>
+      </w:pPr>
+      <w:r>
+        <w:rPr>
+          <w:rFonts w:ascii="Times New Roman" w:hAnsi="Times New Roman" w:cs="Times New Roman"/>
+          <w:sz w:val="28"/>
+          <w:szCs w:val="28"/>
+        </w:rPr>
+        <w:tab/>
+      </w:r>
+      <w:r>
+        <w:rPr>
+          <w:rFonts w:ascii="Times New Roman" w:hAnsi="Times New Roman" w:cs="Times New Roman"/>
+          <w:sz w:val="28"/>
+          <w:szCs w:val="28"/>
+          <w:lang/>
+        </w:rPr>
+        <w:t xml:space="preserve">Пользовательские требования к функциям роли </w:t>
+      </w:r>
+      <w:r>
+        <w:rPr>
+          <w:rFonts w:ascii="Times New Roman" w:hAnsi="Times New Roman" w:cs="Times New Roman"/>
+          <w:b/>
+          <w:bCs/>
+          <w:sz w:val="28"/>
+          <w:szCs w:val="28"/>
+          <w:lang/>
+        </w:rPr>
+        <w:t>Администратор</w:t>
+      </w:r>
+      <w:r>
+        <w:rPr>
+          <w:rFonts w:ascii="Times New Roman" w:hAnsi="Times New Roman" w:cs="Times New Roman"/>
+          <w:sz w:val="28"/>
+          <w:szCs w:val="28"/>
+          <w:lang/>
+        </w:rPr>
+        <w:t>:</w:t>
+      </w:r>
+    </w:p>
+    <w:p>
+      <w:pPr>
+        <w:numPr>
+          <w:ilvl w:val="0"/>
+          <w:numId w:val="2"/>
+        </w:numPr>
+        <w:tabs>
+          <w:tab w:val="clear" w:pos="8866"/>
+          <w:tab w:val="left" w:pos="142"/>
+          <w:tab w:val="num" w:pos="567"/>
+        </w:tabs>
+        <w:spacing w:after="0"/>
+        <w:ind w:left="0" w:firstLine="709"/>
+        <w:jc w:val="both"/>
+        <w:rPr>
+          <w:rFonts w:ascii="Times New Roman" w:hAnsi="Times New Roman" w:cs="Times New Roman"/>
+          <w:sz w:val="28"/>
+          <w:szCs w:val="28"/>
+          <w:lang/>
+        </w:rPr>
+      </w:pPr>
+      <w:r>
+        <w:rPr>
+          <w:rFonts w:ascii="Times New Roman" w:hAnsi="Times New Roman" w:cs="Times New Roman"/>
+          <w:sz w:val="28"/>
+          <w:szCs w:val="28"/>
+          <w:lang/>
+        </w:rPr>
+        <w:t>Администратор должен иметь возможность управлять учетными записями пользователей системы (создание, редактирование данных, блокировка, назначение ролей).</w:t>
+      </w:r>
+    </w:p>
+    <w:p>
+      <w:pPr>
+        <w:numPr>
+          <w:ilvl w:val="0"/>
+          <w:numId w:val="2"/>
+        </w:numPr>
+        <w:tabs>
+          <w:tab w:val="clear" w:pos="8866"/>
+          <w:tab w:val="left" w:pos="142"/>
+          <w:tab w:val="num" w:pos="360"/>
+          <w:tab w:val="num" w:pos="567"/>
+          <w:tab w:val="num" w:pos="709"/>
+        </w:tabs>
+        <w:spacing w:after="0"/>
+        <w:ind w:left="0" w:firstLine="709"/>
+        <w:jc w:val="both"/>
+        <w:rPr>
+          <w:rFonts w:ascii="Times New Roman" w:hAnsi="Times New Roman" w:cs="Times New Roman"/>
+          <w:sz w:val="28"/>
+          <w:szCs w:val="28"/>
+          <w:lang/>
+        </w:rPr>
+      </w:pPr>
+      <w:r>
+        <w:rPr>
+          <w:rFonts w:ascii="Times New Roman" w:hAnsi="Times New Roman" w:cs="Times New Roman"/>
+          <w:sz w:val="28"/>
+          <w:szCs w:val="28"/>
+          <w:lang/>
+        </w:rPr>
+        <w:t>Администратор должен иметь возможность редактировать и пополнять системный справочник категорий проблем.</w:t>
+      </w:r>
+    </w:p>
+    <w:p>
+      <w:pPr>
+        <w:numPr>
+          <w:ilvl w:val="0"/>
+          <w:numId w:val="2"/>
+        </w:numPr>
+        <w:tabs>
+          <w:tab w:val="clear" w:pos="8866"/>
+          <w:tab w:val="left" w:pos="142"/>
+          <w:tab w:val="num" w:pos="360"/>
+          <w:tab w:val="num" w:pos="567"/>
+          <w:tab w:val="num" w:pos="709"/>
+        </w:tabs>
+        <w:spacing w:after="0"/>
+        <w:ind w:left="0" w:firstLine="709"/>
+        <w:jc w:val="both"/>
+        <w:rPr>
+          <w:rFonts w:ascii="Times New Roman" w:hAnsi="Times New Roman" w:cs="Times New Roman"/>
+          <w:sz w:val="28"/>
+          <w:szCs w:val="28"/>
+          <w:lang/>
+        </w:rPr>
+      </w:pPr>
+      <w:r>
+        <w:rPr>
+          <w:rFonts w:ascii="Times New Roman" w:hAnsi="Times New Roman" w:cs="Times New Roman"/>
+          <w:sz w:val="28"/>
+          <w:szCs w:val="28"/>
+          <w:lang/>
+        </w:rPr>
+        <w:t>Администратор должен иметь возможность формировать сводные отчеты по количеству поступивших и закрытых обращений за выбранный период времени, а также по загрузке операторов.</w:t>
+      </w:r>
+    </w:p>
+    <w:p>
+      <w:pPr>
+        <w:numPr>
+          <w:ilvl w:val="0"/>
+          <w:numId w:val="2"/>
+        </w:numPr>
+        <w:tabs>
+          <w:tab w:val="clear" w:pos="8866"/>
+          <w:tab w:val="left" w:pos="142"/>
+          <w:tab w:val="num" w:pos="360"/>
+          <w:tab w:val="num" w:pos="567"/>
+          <w:tab w:val="num" w:pos="709"/>
+        </w:tabs>
+        <w:spacing w:after="0"/>
+        <w:ind w:left="0" w:firstLine="709"/>
+        <w:jc w:val="both"/>
+        <w:rPr>
+          <w:rFonts w:ascii="Times New Roman" w:hAnsi="Times New Roman" w:cs="Times New Roman"/>
+          <w:sz w:val="28"/>
+          <w:szCs w:val="28"/>
+          <w:lang/>
+        </w:rPr>
+      </w:pPr>
+      <w:r>
+        <w:rPr>
+          <w:rFonts w:ascii="Times New Roman" w:hAnsi="Times New Roman" w:cs="Times New Roman"/>
+          <w:sz w:val="28"/>
+          <w:szCs w:val="28"/>
+          <w:lang/>
+        </w:rPr>
+        <w:t>Администратор должен иметь возможность выполнять удаление или корректировку ошибочно введенных записей в базе данных.</w:t>
+      </w:r>
+    </w:p>
+    <w:p>
+      <w:pPr>
+        <w:spacing w:before="240" w:after="240"/>
+        <w:ind w:firstLine="709"/>
+        <w:outlineLvl w:val="0"/>
+        <w:rPr>
+          <w:rFonts w:ascii="Times New Roman" w:hAnsi="Times New Roman" w:cs="Times New Roman"/>
+          <w:b/>
+          <w:bCs/>
+          <w:sz w:val="28"/>
+          <w:szCs w:val="28"/>
+        </w:rPr>
+      </w:pPr>
+      <w:r>
+        <w:rPr>
+          <w:rFonts w:ascii="Times New Roman" w:hAnsi="Times New Roman" w:cs="Times New Roman"/>
+          <w:b/>
+          <w:bCs/>
+          <w:sz w:val="28"/>
+          <w:szCs w:val="28"/>
+        </w:rPr>
+        <w:t xml:space="preserve">7. Системные требования </w:t>
+      </w:r>
+    </w:p>
+    <w:p>
+      <w:pPr>
+        <w:tabs>
+          <w:tab w:val="num" w:pos="360"/>
+        </w:tabs>
+        <w:jc w:val="both"/>
+        <w:rPr>
+          <w:rFonts w:ascii="Times New Roman" w:hAnsi="Times New Roman" w:cs="Times New Roman"/>
+          <w:sz w:val="28"/>
+          <w:szCs w:val="28"/>
+          <w:lang/>
+        </w:rPr>
+      </w:pPr>
+      <w:r>
+        <w:rPr>
+          <w:rFonts w:ascii="Times New Roman" w:hAnsi="Times New Roman" w:cs="Times New Roman"/>
+          <w:sz w:val="28"/>
+          <w:szCs w:val="28"/>
+        </w:rPr>
+        <w:tab/>
+      </w:r>
+      <w:r>
+        <w:rPr>
+          <w:rFonts w:ascii="Times New Roman" w:hAnsi="Times New Roman" w:cs="Times New Roman"/>
+          <w:sz w:val="28"/>
+          <w:szCs w:val="28"/>
+          <w:lang/>
+        </w:rPr>
+        <w:t>Системные требования определяют технические особенности, параметры оборудования и программные интерфейсы, необходимые для эффективной реализации пользовательских требований.</w:t>
+      </w:r>
+    </w:p>
+    <w:p>
+      <w:pPr>
+        <w:spacing w:before="240" w:after="240"/>
+        <w:ind w:firstLine="709"/>
+        <w:outlineLvl w:val="0"/>
+        <w:rPr>
+          <w:rFonts w:ascii="Times New Roman" w:hAnsi="Times New Roman" w:cs="Times New Roman"/>
+          <w:b/>
+          <w:bCs/>
+          <w:sz w:val="28"/>
+          <w:szCs w:val="28"/>
+        </w:rPr>
+      </w:pPr>
+      <w:r>
+        <w:rPr>
+          <w:rFonts w:ascii="Times New Roman" w:hAnsi="Times New Roman" w:cs="Times New Roman"/>
+          <w:b/>
+          <w:bCs/>
+          <w:sz w:val="28"/>
+          <w:szCs w:val="28"/>
+        </w:rPr>
+        <w:t>7.</w:t>
+      </w:r>
+      <w:r>
+        <w:rPr>
+          <w:rFonts w:ascii="Times New Roman" w:hAnsi="Times New Roman" w:cs="Times New Roman"/>
+          <w:b/>
+          <w:bCs/>
+          <w:sz w:val="28"/>
+          <w:szCs w:val="28"/>
+        </w:rPr>
+        <w:t>1</w:t>
+      </w:r>
+      <w:r>
+        <w:rPr>
+          <w:rFonts w:ascii="Times New Roman" w:hAnsi="Times New Roman" w:cs="Times New Roman"/>
+          <w:b/>
+          <w:bCs/>
+          <w:sz w:val="28"/>
+          <w:szCs w:val="28"/>
+        </w:rPr>
+        <w:t xml:space="preserve"> </w:t>
+      </w:r>
+      <w:r>
+        <w:rPr>
+          <w:rFonts w:ascii="Times New Roman" w:hAnsi="Times New Roman" w:cs="Times New Roman"/>
+          <w:b/>
+          <w:bCs/>
+          <w:sz w:val="28"/>
+          <w:szCs w:val="28"/>
+        </w:rPr>
+        <w:t>Требования к архитектуре системы</w:t>
+      </w:r>
+      <w:r>
+        <w:rPr>
+          <w:rFonts w:ascii="Times New Roman" w:hAnsi="Times New Roman" w:cs="Times New Roman"/>
+          <w:b/>
+          <w:bCs/>
+          <w:sz w:val="28"/>
+          <w:szCs w:val="28"/>
+        </w:rPr>
+        <w:t xml:space="preserve"> </w:t>
+      </w:r>
+    </w:p>
+    <w:p>
+      <w:pPr>
+        <w:tabs>
+          <w:tab w:val="num" w:pos="360"/>
+        </w:tabs>
+        <w:spacing w:after="0"/>
+        <w:jc w:val="both"/>
+        <w:rPr>
+          <w:rFonts w:ascii="Times New Roman" w:hAnsi="Times New Roman" w:cs="Times New Roman"/>
+          <w:sz w:val="28"/>
+          <w:szCs w:val="28"/>
+          <w:lang/>
+        </w:rPr>
+      </w:pPr>
+      <w:r>
+        <w:rPr>
+          <w:rFonts w:ascii="Times New Roman" w:hAnsi="Times New Roman" w:cs="Times New Roman"/>
+          <w:sz w:val="28"/>
+          <w:szCs w:val="28"/>
+        </w:rPr>
+        <w:tab/>
+      </w:r>
+      <w:r>
+        <w:rPr>
+          <w:rFonts w:ascii="Times New Roman" w:hAnsi="Times New Roman" w:cs="Times New Roman"/>
+          <w:sz w:val="28"/>
+          <w:szCs w:val="28"/>
+          <w:lang/>
+        </w:rPr>
+        <w:t>Система должна быть реализована по двухуровневой или трехуровневой клиент-серверной архитектуре, где серверная часть обеспечивает хранение данных в реляционной СУБД и обработку бизнес-логики, а клиентская часть предоставляет графический интерфейс пользователя.</w:t>
+      </w:r>
+    </w:p>
+    <w:p>
+      <w:pPr>
+        <w:spacing w:before="240" w:after="240"/>
+        <w:ind w:firstLine="709"/>
+        <w:outlineLvl w:val="0"/>
+        <w:rPr>
+          <w:rFonts w:ascii="Times New Roman" w:hAnsi="Times New Roman" w:cs="Times New Roman"/>
+          <w:b/>
+          <w:bCs/>
+          <w:sz w:val="28"/>
+          <w:szCs w:val="28"/>
+        </w:rPr>
+      </w:pPr>
+      <w:r>
+        <w:rPr>
+          <w:rFonts w:ascii="Times New Roman" w:hAnsi="Times New Roman" w:cs="Times New Roman"/>
+          <w:b/>
+          <w:bCs/>
+          <w:sz w:val="28"/>
+          <w:szCs w:val="28"/>
+        </w:rPr>
+        <w:lastRenderedPageBreak/>
+        <w:t>7.</w:t>
+      </w:r>
+      <w:r>
+        <w:rPr>
+          <w:rFonts w:ascii="Times New Roman" w:hAnsi="Times New Roman" w:cs="Times New Roman"/>
+          <w:b/>
+          <w:bCs/>
+          <w:sz w:val="28"/>
+          <w:szCs w:val="28"/>
+        </w:rPr>
+        <w:t>2</w:t>
+      </w:r>
+      <w:r>
+        <w:rPr>
+          <w:rFonts w:ascii="Times New Roman" w:hAnsi="Times New Roman" w:cs="Times New Roman"/>
+          <w:b/>
+          <w:bCs/>
+          <w:sz w:val="28"/>
+          <w:szCs w:val="28"/>
+        </w:rPr>
+        <w:t xml:space="preserve"> </w:t>
+      </w:r>
+      <w:r>
+        <w:rPr>
+          <w:rFonts w:ascii="Times New Roman" w:hAnsi="Times New Roman" w:cs="Times New Roman"/>
+          <w:b/>
+          <w:bCs/>
+          <w:sz w:val="28"/>
+          <w:szCs w:val="28"/>
+        </w:rPr>
+        <w:t>Требования к параметрам оборудования</w:t>
+      </w:r>
+      <w:r>
+        <w:rPr>
+          <w:rFonts w:ascii="Times New Roman" w:hAnsi="Times New Roman" w:cs="Times New Roman"/>
+          <w:b/>
+          <w:bCs/>
+          <w:sz w:val="28"/>
+          <w:szCs w:val="28"/>
+        </w:rPr>
+        <w:t xml:space="preserve"> </w:t>
+      </w:r>
+    </w:p>
+    <w:p>
+      <w:pPr>
+        <w:ind w:firstLine="709"/>
+        <w:jc w:val="both"/>
+        <w:rPr>
+          <w:rFonts w:ascii="Times New Roman" w:hAnsi="Times New Roman" w:cs="Times New Roman"/>
+          <w:sz w:val="28"/>
+          <w:szCs w:val="28"/>
+        </w:rPr>
+      </w:pPr>
+      <w:r>
+        <w:rPr>
+          <w:rFonts w:ascii="Times New Roman" w:hAnsi="Times New Roman" w:cs="Times New Roman"/>
+          <w:sz w:val="28"/>
+          <w:szCs w:val="28"/>
+        </w:rPr>
+        <w:t xml:space="preserve">1. </w:t>
+      </w:r>
+      <w:r>
+        <w:rPr>
+          <w:rFonts w:ascii="Times New Roman" w:hAnsi="Times New Roman" w:cs="Times New Roman"/>
+          <w:sz w:val="28"/>
+          <w:szCs w:val="28"/>
+          <w:lang/>
+        </w:rPr>
+        <w:t>Сервер базы данных и приложений: процессор с частотой не менее 2.4 GHz (от 4 ядер), объем оперативной памяти не менее 8 GB, дисковый накопитель SSD объемом от 256 GB.</w:t>
+      </w:r>
+    </w:p>
+    <w:p>
+      <w:pPr>
+        <w:spacing w:after="0"/>
+        <w:ind w:firstLine="709"/>
+        <w:jc w:val="both"/>
+        <w:rPr>
+          <w:rFonts w:ascii="Times New Roman" w:hAnsi="Times New Roman" w:cs="Times New Roman"/>
+          <w:sz w:val="28"/>
+          <w:szCs w:val="28"/>
+        </w:rPr>
+      </w:pPr>
+      <w:r>
+        <w:rPr>
+          <w:rFonts w:ascii="Times New Roman" w:hAnsi="Times New Roman" w:cs="Times New Roman"/>
+          <w:sz w:val="28"/>
+          <w:szCs w:val="28"/>
+        </w:rPr>
+        <w:t xml:space="preserve">2. </w:t>
+      </w:r>
+      <w:r>
+        <w:rPr>
+          <w:rFonts w:ascii="Times New Roman" w:hAnsi="Times New Roman" w:cs="Times New Roman"/>
+          <w:sz w:val="28"/>
+          <w:szCs w:val="28"/>
+          <w:lang/>
+        </w:rPr>
+        <w:t>Клиентское рабочее место: процессор с частотой не менее 2.0 GHz (от 2 ядер), объем оперативной памяти не менее 4 GB, сетевой адаптер 100/1000 Мбит/с.</w:t>
+      </w:r>
+    </w:p>
+    <w:p>
+      <w:pPr>
+        <w:pStyle w:val="a7"/>
+        <w:numPr>
+          <w:ilvl w:val="1"/>
+          <w:numId w:val="12"/>
+        </w:numPr>
+        <w:spacing w:before="240" w:after="240"/>
+        <w:outlineLvl w:val="0"/>
+        <w:rPr>
+          <w:rFonts w:ascii="Times New Roman" w:hAnsi="Times New Roman" w:cs="Times New Roman"/>
+          <w:b/>
+          <w:bCs/>
+          <w:sz w:val="28"/>
+          <w:szCs w:val="28"/>
+        </w:rPr>
+      </w:pPr>
+      <w:r>
+        <w:rPr>
+          <w:rFonts w:ascii="Times New Roman" w:hAnsi="Times New Roman" w:cs="Times New Roman"/>
+          <w:b/>
+          <w:bCs/>
+          <w:sz w:val="28"/>
+          <w:szCs w:val="28"/>
+        </w:rPr>
+        <w:t xml:space="preserve"> Т</w:t>
+      </w:r>
+      <w:r>
+        <w:rPr>
+          <w:rFonts w:ascii="Times New Roman" w:hAnsi="Times New Roman" w:cs="Times New Roman"/>
+          <w:b/>
+          <w:bCs/>
+          <w:sz w:val="28"/>
+          <w:szCs w:val="28"/>
+        </w:rPr>
+        <w:t xml:space="preserve">ребования к параметрам </w:t>
+      </w:r>
+      <w:r>
+        <w:rPr>
+          <w:rFonts w:ascii="Times New Roman" w:hAnsi="Times New Roman" w:cs="Times New Roman"/>
+          <w:b/>
+          <w:bCs/>
+          <w:sz w:val="28"/>
+          <w:szCs w:val="28"/>
+        </w:rPr>
+        <w:t>системы</w:t>
+      </w:r>
+    </w:p>
+    <w:p>
+      <w:pPr>
+        <w:ind w:firstLine="709"/>
+        <w:jc w:val="both"/>
+        <w:rPr>
+          <w:rFonts w:ascii="Times New Roman" w:hAnsi="Times New Roman" w:cs="Times New Roman"/>
+          <w:sz w:val="28"/>
+          <w:szCs w:val="28"/>
+          <w:lang/>
+        </w:rPr>
+      </w:pPr>
+      <w:r>
+        <w:rPr>
+          <w:rFonts w:ascii="Times New Roman" w:hAnsi="Times New Roman" w:cs="Times New Roman"/>
+          <w:sz w:val="28"/>
+          <w:szCs w:val="28"/>
+        </w:rPr>
+        <w:t xml:space="preserve">1. </w:t>
+      </w:r>
+      <w:r>
+        <w:rPr>
+          <w:rFonts w:ascii="Times New Roman" w:hAnsi="Times New Roman" w:cs="Times New Roman"/>
+          <w:sz w:val="28"/>
+          <w:szCs w:val="28"/>
+          <w:lang/>
+        </w:rPr>
+        <w:t>Время отклика системы на выполнение поискового запроса абонента в базе данных не должно превышать 1.5 секунд.</w:t>
+      </w:r>
+    </w:p>
+    <w:p>
+      <w:pPr>
+        <w:spacing w:after="0"/>
+        <w:ind w:firstLine="709"/>
+        <w:jc w:val="both"/>
+        <w:rPr>
+          <w:rFonts w:ascii="Times New Roman" w:hAnsi="Times New Roman" w:cs="Times New Roman"/>
+          <w:sz w:val="28"/>
+          <w:szCs w:val="28"/>
+          <w:lang/>
+        </w:rPr>
+      </w:pPr>
+      <w:r>
+        <w:rPr>
+          <w:rFonts w:ascii="Times New Roman" w:hAnsi="Times New Roman" w:cs="Times New Roman"/>
+          <w:sz w:val="28"/>
+          <w:szCs w:val="28"/>
+        </w:rPr>
+        <w:t xml:space="preserve">2. </w:t>
+      </w:r>
+      <w:r>
+        <w:rPr>
+          <w:rFonts w:ascii="Times New Roman" w:hAnsi="Times New Roman" w:cs="Times New Roman"/>
+          <w:sz w:val="28"/>
+          <w:szCs w:val="28"/>
+          <w:lang/>
+        </w:rPr>
+        <w:t>Система должна обеспечивать одновременную устойчивую работу не менее 50 операторов без деградации производительности.</w:t>
+      </w:r>
+    </w:p>
+    <w:p>
+      <w:pPr>
+        <w:pStyle w:val="a7"/>
+        <w:spacing w:before="240" w:after="240"/>
+        <w:ind w:left="0" w:firstLine="709"/>
+        <w:outlineLvl w:val="0"/>
+        <w:rPr>
+          <w:rFonts w:ascii="Times New Roman" w:hAnsi="Times New Roman" w:cs="Times New Roman"/>
+          <w:b/>
+          <w:bCs/>
+          <w:sz w:val="28"/>
+          <w:szCs w:val="28"/>
+        </w:rPr>
+      </w:pPr>
+      <w:r>
+        <w:rPr>
+          <w:rFonts w:ascii="Times New Roman" w:hAnsi="Times New Roman" w:cs="Times New Roman"/>
+          <w:b/>
+          <w:bCs/>
+          <w:sz w:val="28"/>
+          <w:szCs w:val="28"/>
+        </w:rPr>
+        <w:t xml:space="preserve">7.4 </w:t>
+      </w:r>
+      <w:r>
+        <w:rPr>
+          <w:rFonts w:ascii="Times New Roman" w:hAnsi="Times New Roman" w:cs="Times New Roman"/>
+          <w:b/>
+          <w:bCs/>
+          <w:sz w:val="28"/>
+          <w:szCs w:val="28"/>
+        </w:rPr>
+        <w:t xml:space="preserve">Требования к </w:t>
+      </w:r>
+      <w:r>
+        <w:rPr>
+          <w:rFonts w:ascii="Times New Roman" w:hAnsi="Times New Roman" w:cs="Times New Roman"/>
+          <w:b/>
+          <w:bCs/>
+          <w:sz w:val="28"/>
+          <w:szCs w:val="28"/>
+        </w:rPr>
+        <w:t>программному интерфейсу</w:t>
+      </w:r>
+    </w:p>
+    <w:p>
+      <w:pPr>
+        <w:tabs>
+          <w:tab w:val="num" w:pos="360"/>
+        </w:tabs>
+        <w:spacing w:after="0"/>
+        <w:jc w:val="both"/>
+        <w:rPr>
+          <w:rFonts w:ascii="Times New Roman" w:hAnsi="Times New Roman" w:cs="Times New Roman"/>
+          <w:sz w:val="28"/>
+          <w:szCs w:val="28"/>
+        </w:rPr>
+      </w:pPr>
+      <w:r>
+        <w:rPr>
+          <w:rFonts w:ascii="Times New Roman" w:hAnsi="Times New Roman" w:cs="Times New Roman"/>
+          <w:sz w:val="28"/>
+          <w:szCs w:val="28"/>
+          <w:lang/>
+        </w:rPr>
+        <w:t>Взаимодействие клиентского приложения и серверной части должно осуществляться по защищенному сетевому протоколу с использованием стандартного программного API (REST API / SQL-соединение) для передачи структурированных данных.</w:t>
+      </w:r>
+    </w:p>
+    <w:p>
+      <w:pPr>
+        <w:pStyle w:val="a7"/>
+        <w:spacing w:before="240" w:after="240"/>
+        <w:ind w:left="709"/>
+        <w:outlineLvl w:val="0"/>
+        <w:rPr>
+          <w:rFonts w:ascii="Times New Roman" w:hAnsi="Times New Roman" w:cs="Times New Roman"/>
+          <w:b/>
+          <w:bCs/>
+          <w:sz w:val="28"/>
+          <w:szCs w:val="28"/>
+        </w:rPr>
+      </w:pPr>
+      <w:r>
+        <w:rPr>
+          <w:rFonts w:ascii="Times New Roman" w:hAnsi="Times New Roman" w:cs="Times New Roman"/>
+          <w:b/>
+          <w:bCs/>
+          <w:sz w:val="28"/>
+          <w:szCs w:val="28"/>
+        </w:rPr>
+        <w:t xml:space="preserve">7.5 </w:t>
+      </w:r>
+      <w:r>
+        <w:rPr>
+          <w:rFonts w:ascii="Times New Roman" w:hAnsi="Times New Roman" w:cs="Times New Roman"/>
+          <w:b/>
+          <w:bCs/>
+          <w:sz w:val="28"/>
+          <w:szCs w:val="28"/>
+        </w:rPr>
+        <w:t>Требования к параметрам системы</w:t>
+      </w:r>
+    </w:p>
+    <w:p>
+      <w:pPr>
+        <w:tabs>
+          <w:tab w:val="num" w:pos="720"/>
+        </w:tabs>
+        <w:spacing w:after="0"/>
+        <w:jc w:val="both"/>
+        <w:rPr>
+          <w:rFonts w:ascii="Times New Roman" w:hAnsi="Times New Roman" w:cs="Times New Roman"/>
+          <w:sz w:val="28"/>
+          <w:szCs w:val="28"/>
+          <w:lang/>
+        </w:rPr>
+      </w:pPr>
+      <w:r>
+        <w:rPr>
+          <w:rFonts w:ascii="Times New Roman" w:hAnsi="Times New Roman" w:cs="Times New Roman"/>
+          <w:b/>
+          <w:bCs/>
+          <w:sz w:val="28"/>
+          <w:szCs w:val="28"/>
+        </w:rPr>
+        <w:tab/>
+        <w:t xml:space="preserve">1. </w:t>
+      </w:r>
+      <w:r>
+        <w:rPr>
+          <w:rFonts w:ascii="Times New Roman" w:hAnsi="Times New Roman" w:cs="Times New Roman"/>
+          <w:b/>
+          <w:bCs/>
+          <w:sz w:val="28"/>
+          <w:szCs w:val="28"/>
+          <w:lang/>
+        </w:rPr>
+        <w:t>Масштабируемость:</w:t>
+      </w:r>
+      <w:r>
+        <w:rPr>
+          <w:rFonts w:ascii="Times New Roman" w:hAnsi="Times New Roman" w:cs="Times New Roman"/>
+          <w:sz w:val="28"/>
+          <w:szCs w:val="28"/>
+          <w:lang/>
+        </w:rPr>
+        <w:t xml:space="preserve"> возможность увеличения объема хранящихся данных и количества клиентских рабочих мест за счет наращивания аппаратных мощностей сервера.</w:t>
+      </w:r>
+    </w:p>
+    <w:p>
+      <w:pPr>
+        <w:tabs>
+          <w:tab w:val="num" w:pos="720"/>
+        </w:tabs>
+        <w:spacing w:after="0"/>
+        <w:jc w:val="both"/>
+        <w:rPr>
+          <w:rFonts w:ascii="Times New Roman" w:hAnsi="Times New Roman" w:cs="Times New Roman"/>
+          <w:sz w:val="28"/>
+          <w:szCs w:val="28"/>
+          <w:lang/>
+        </w:rPr>
+      </w:pPr>
+      <w:r>
+        <w:rPr>
+          <w:rFonts w:ascii="Times New Roman" w:hAnsi="Times New Roman" w:cs="Times New Roman"/>
+          <w:b/>
+          <w:bCs/>
+          <w:sz w:val="28"/>
+          <w:szCs w:val="28"/>
+        </w:rPr>
+        <w:tab/>
+        <w:t xml:space="preserve">2. </w:t>
+      </w:r>
+      <w:r>
+        <w:rPr>
+          <w:rFonts w:ascii="Times New Roman" w:hAnsi="Times New Roman" w:cs="Times New Roman"/>
+          <w:b/>
+          <w:bCs/>
+          <w:sz w:val="28"/>
+          <w:szCs w:val="28"/>
+          <w:lang/>
+        </w:rPr>
+        <w:t>Распределенность:</w:t>
+      </w:r>
+      <w:r>
+        <w:rPr>
+          <w:rFonts w:ascii="Times New Roman" w:hAnsi="Times New Roman" w:cs="Times New Roman"/>
+          <w:sz w:val="28"/>
+          <w:szCs w:val="28"/>
+          <w:lang/>
+        </w:rPr>
+        <w:t xml:space="preserve"> централизованное хранение данных на сервере с возможностью подключения клиентов из различных сегментов локальной вычислительной сети компании.</w:t>
+      </w:r>
+    </w:p>
+    <w:p>
+      <w:pPr>
+        <w:tabs>
+          <w:tab w:val="num" w:pos="720"/>
+        </w:tabs>
+        <w:spacing w:after="0"/>
+        <w:jc w:val="both"/>
+        <w:rPr>
+          <w:rFonts w:ascii="Times New Roman" w:hAnsi="Times New Roman" w:cs="Times New Roman"/>
+          <w:sz w:val="28"/>
+          <w:szCs w:val="28"/>
+          <w:lang/>
+        </w:rPr>
+      </w:pPr>
+      <w:r>
+        <w:rPr>
+          <w:rFonts w:ascii="Times New Roman" w:hAnsi="Times New Roman" w:cs="Times New Roman"/>
+          <w:b/>
+          <w:bCs/>
+          <w:sz w:val="28"/>
+          <w:szCs w:val="28"/>
+        </w:rPr>
+        <w:tab/>
+        <w:t xml:space="preserve">3. </w:t>
+      </w:r>
+      <w:r>
+        <w:rPr>
+          <w:rFonts w:ascii="Times New Roman" w:hAnsi="Times New Roman" w:cs="Times New Roman"/>
+          <w:b/>
+          <w:bCs/>
+          <w:sz w:val="28"/>
+          <w:szCs w:val="28"/>
+          <w:lang/>
+        </w:rPr>
+        <w:t>Модульность:</w:t>
+      </w:r>
+      <w:r>
+        <w:rPr>
+          <w:rFonts w:ascii="Times New Roman" w:hAnsi="Times New Roman" w:cs="Times New Roman"/>
+          <w:sz w:val="28"/>
+          <w:szCs w:val="28"/>
+          <w:lang/>
+        </w:rPr>
+        <w:t xml:space="preserve"> разделение архитектуры приложения на независимые логические блоки (модуль авторизации, модуль работы с тикетами, модуль администрирования и отчетности).</w:t>
+      </w:r>
+    </w:p>
+    <w:p>
+      <w:pPr>
+        <w:tabs>
+          <w:tab w:val="num" w:pos="720"/>
+        </w:tabs>
+        <w:spacing w:after="0"/>
+        <w:jc w:val="both"/>
+        <w:rPr>
+          <w:rFonts w:ascii="Times New Roman" w:hAnsi="Times New Roman" w:cs="Times New Roman"/>
+          <w:sz w:val="28"/>
+          <w:szCs w:val="28"/>
+        </w:rPr>
+      </w:pPr>
+      <w:r>
+        <w:rPr>
+          <w:rFonts w:ascii="Times New Roman" w:hAnsi="Times New Roman" w:cs="Times New Roman"/>
+          <w:b/>
+          <w:bCs/>
+          <w:sz w:val="28"/>
+          <w:szCs w:val="28"/>
+        </w:rPr>
+        <w:tab/>
+        <w:t xml:space="preserve">4. </w:t>
+      </w:r>
+      <w:r>
+        <w:rPr>
+          <w:rFonts w:ascii="Times New Roman" w:hAnsi="Times New Roman" w:cs="Times New Roman"/>
+          <w:b/>
+          <w:bCs/>
+          <w:sz w:val="28"/>
+          <w:szCs w:val="28"/>
+          <w:lang/>
+        </w:rPr>
+        <w:t>Открытость:</w:t>
+      </w:r>
+      <w:r>
+        <w:rPr>
+          <w:rFonts w:ascii="Times New Roman" w:hAnsi="Times New Roman" w:cs="Times New Roman"/>
+          <w:sz w:val="28"/>
+          <w:szCs w:val="28"/>
+          <w:lang/>
+        </w:rPr>
+        <w:t xml:space="preserve"> наличие структурированной схемы базы данных для возможности последующего расширения функциональности.</w:t>
+      </w:r>
+    </w:p>
+    <w:p>
+      <w:pPr>
+        <w:pStyle w:val="a7"/>
+        <w:numPr>
+          <w:ilvl w:val="1"/>
+          <w:numId w:val="14"/>
+        </w:numPr>
+        <w:spacing w:before="240" w:after="240"/>
+        <w:ind w:left="0" w:firstLine="709"/>
+        <w:outlineLvl w:val="0"/>
+        <w:rPr>
+          <w:rFonts w:ascii="Times New Roman" w:hAnsi="Times New Roman" w:cs="Times New Roman"/>
+          <w:b/>
+          <w:bCs/>
+          <w:sz w:val="28"/>
+          <w:szCs w:val="28"/>
+        </w:rPr>
+      </w:pPr>
+      <w:r>
+        <w:rPr>
+          <w:rFonts w:ascii="Times New Roman" w:hAnsi="Times New Roman" w:cs="Times New Roman"/>
+          <w:b/>
+          <w:bCs/>
+          <w:sz w:val="28"/>
+          <w:szCs w:val="28"/>
+        </w:rPr>
+        <w:t xml:space="preserve"> </w:t>
+      </w:r>
+      <w:r>
+        <w:rPr>
+          <w:rFonts w:ascii="Times New Roman" w:hAnsi="Times New Roman" w:cs="Times New Roman"/>
+          <w:b/>
+          <w:bCs/>
+          <w:sz w:val="28"/>
+          <w:szCs w:val="28"/>
+        </w:rPr>
+        <w:t xml:space="preserve">Требования </w:t>
+      </w:r>
+      <w:r>
+        <w:rPr>
+          <w:rFonts w:ascii="Times New Roman" w:hAnsi="Times New Roman" w:cs="Times New Roman"/>
+          <w:b/>
+          <w:bCs/>
+          <w:sz w:val="28"/>
+          <w:szCs w:val="28"/>
+        </w:rPr>
+        <w:t>по взаимодействию и интеграции с другими системами</w:t>
+      </w:r>
+    </w:p>
+    <w:p>
+      <w:pPr>
+        <w:tabs>
+          <w:tab w:val="num" w:pos="360"/>
+        </w:tabs>
+        <w:spacing w:after="0"/>
+        <w:jc w:val="both"/>
+        <w:rPr>
+          <w:rFonts w:ascii="Times New Roman" w:hAnsi="Times New Roman" w:cs="Times New Roman"/>
+          <w:sz w:val="28"/>
+          <w:szCs w:val="28"/>
+        </w:rPr>
+      </w:pPr>
+      <w:r>
+        <w:rPr>
+          <w:rFonts w:ascii="Times New Roman" w:hAnsi="Times New Roman" w:cs="Times New Roman"/>
+          <w:sz w:val="28"/>
+          <w:szCs w:val="28"/>
+        </w:rPr>
+        <w:tab/>
+      </w:r>
+      <w:r>
+        <w:rPr>
+          <w:rFonts w:ascii="Times New Roman" w:hAnsi="Times New Roman" w:cs="Times New Roman"/>
+          <w:sz w:val="28"/>
+          <w:szCs w:val="28"/>
+          <w:lang/>
+        </w:rPr>
+        <w:t>Система должна использовать единую централизованную базу данных, обеспечивающую целостность связей между объектами и возможность экспорта сформированных отчетов в стандартные форматы документов.</w:t>
+      </w:r>
+    </w:p>
+    <w:p>
+      <w:pPr>
+        <w:tabs>
+          <w:tab w:val="num" w:pos="360"/>
+        </w:tabs>
+        <w:spacing w:after="0"/>
+        <w:jc w:val="both"/>
+        <w:rPr>
+          <w:rFonts w:ascii="Times New Roman" w:hAnsi="Times New Roman" w:cs="Times New Roman"/>
+          <w:sz w:val="28"/>
+          <w:szCs w:val="28"/>
+        </w:rPr>
+      </w:pPr>
+    </w:p>
+    <w:p>
+      <w:pPr>
+        <w:tabs>
+          <w:tab w:val="num" w:pos="360"/>
+        </w:tabs>
+        <w:spacing w:after="0"/>
+        <w:jc w:val="both"/>
+        <w:rPr>
+          <w:rFonts w:ascii="Times New Roman" w:hAnsi="Times New Roman" w:cs="Times New Roman"/>
+          <w:b/>
+          <w:bCs/>
+          <w:sz w:val="28"/>
+          <w:szCs w:val="28"/>
+          <w:lang/>
+        </w:rPr>
+      </w:pPr>
+      <w:r>
+        <w:rPr>
+          <w:rFonts w:ascii="Times New Roman" w:hAnsi="Times New Roman" w:cs="Times New Roman"/>
+          <w:b/>
+          <w:bCs/>
+          <w:sz w:val="28"/>
+          <w:szCs w:val="28"/>
+          <w:lang/>
+        </w:rPr>
+        <w:lastRenderedPageBreak/>
+        <w:t>1. Основание и назначение разработки</w:t>
+      </w:r>
+    </w:p>
+    <w:p>
+      <w:pPr>
+        <w:tabs>
+          <w:tab w:val="num" w:pos="360"/>
+        </w:tabs>
+        <w:spacing w:after="0"/>
+        <w:jc w:val="both"/>
+        <w:rPr>
+          <w:rFonts w:ascii="Times New Roman" w:hAnsi="Times New Roman" w:cs="Times New Roman"/>
+          <w:sz w:val="28"/>
+          <w:szCs w:val="28"/>
+          <w:lang/>
+        </w:rPr>
+      </w:pPr>
+      <w:r>
+        <w:rPr>
+          <w:rFonts w:ascii="Times New Roman" w:hAnsi="Times New Roman" w:cs="Times New Roman"/>
+          <w:sz w:val="28"/>
+          <w:szCs w:val="28"/>
+          <w:lang/>
+        </w:rPr>
+        <w:t>Разработка клиент-серверной информационной системы технической поддержки интернет-провайдера выполняется на основании индивидуального учебного задания. Назначением системы является автоматизация внутренних процессов регистрационного учета, обработки и контроля выполнения обращений абонентов, а также централизованное управление справочниками и пользователями системы в рамках первой линии поддержки и административного сектора компании.</w:t>
+      </w:r>
+    </w:p>
+    <w:p>
+      <w:pPr>
+        <w:tabs>
+          <w:tab w:val="num" w:pos="360"/>
+        </w:tabs>
+        <w:spacing w:after="0"/>
+        <w:jc w:val="both"/>
+        <w:rPr>
+          <w:rFonts w:ascii="Times New Roman" w:hAnsi="Times New Roman" w:cs="Times New Roman"/>
+          <w:b/>
+          <w:bCs/>
+          <w:sz w:val="28"/>
+          <w:szCs w:val="28"/>
+          <w:lang/>
+        </w:rPr>
+      </w:pPr>
+      <w:r>
+        <w:rPr>
+          <w:rFonts w:ascii="Times New Roman" w:hAnsi="Times New Roman" w:cs="Times New Roman"/>
+          <w:b/>
+          <w:bCs/>
+          <w:sz w:val="28"/>
+          <w:szCs w:val="28"/>
+          <w:lang/>
+        </w:rPr>
+        <w:t>2. Требования к программе или программному изделию</w:t>
+      </w:r>
+    </w:p>
+    <w:p>
+      <w:pPr>
+        <w:tabs>
+          <w:tab w:val="num" w:pos="360"/>
+        </w:tabs>
+        <w:spacing w:after="0"/>
+        <w:jc w:val="both"/>
+        <w:rPr>
+          <w:rFonts w:ascii="Times New Roman" w:hAnsi="Times New Roman" w:cs="Times New Roman"/>
+          <w:b/>
+          <w:bCs/>
+          <w:sz w:val="28"/>
+          <w:szCs w:val="28"/>
+          <w:lang/>
+        </w:rPr>
+      </w:pPr>
+      <w:r>
+        <w:rPr>
+          <w:rFonts w:ascii="Times New Roman" w:hAnsi="Times New Roman" w:cs="Times New Roman"/>
+          <w:b/>
+          <w:bCs/>
+          <w:sz w:val="28"/>
+          <w:szCs w:val="28"/>
+          <w:lang/>
+        </w:rPr>
+        <w:t>2.1. Описание целевой аудитории (описание ролей пользователей)</w:t>
+      </w:r>
+    </w:p>
+    <w:p>
+      <w:pPr>
+        <w:tabs>
+          <w:tab w:val="num" w:pos="360"/>
+        </w:tabs>
+        <w:spacing w:after="0"/>
+        <w:jc w:val="both"/>
+        <w:rPr>
+          <w:rFonts w:ascii="Times New Roman" w:hAnsi="Times New Roman" w:cs="Times New Roman"/>
+          <w:sz w:val="28"/>
+          <w:szCs w:val="28"/>
+          <w:lang/>
+        </w:rPr>
+      </w:pPr>
+      <w:r>
+        <w:rPr>
+          <w:rFonts w:ascii="Times New Roman" w:hAnsi="Times New Roman" w:cs="Times New Roman"/>
+          <w:sz w:val="28"/>
+          <w:szCs w:val="28"/>
+          <w:lang/>
+        </w:rPr>
+        <w:t>Целевой аудиторией информационной системы являются штатные сотрудники интернет-провайдера, работающие в единой локальной вычислительной сети. В системе предусмотрено жесткое разграничение прав и функций на основе двух ключевых ролей.</w:t>
+      </w:r>
+    </w:p>
+    <w:p>
+      <w:pPr>
+        <w:tabs>
+          <w:tab w:val="num" w:pos="360"/>
+        </w:tabs>
+        <w:spacing w:after="0"/>
+        <w:jc w:val="both"/>
+        <w:rPr>
+          <w:rFonts w:ascii="Times New Roman" w:hAnsi="Times New Roman" w:cs="Times New Roman"/>
+          <w:sz w:val="28"/>
+          <w:szCs w:val="28"/>
+          <w:lang/>
+        </w:rPr>
+      </w:pPr>
+      <w:r>
+        <w:rPr>
+          <w:rFonts w:ascii="Times New Roman" w:hAnsi="Times New Roman" w:cs="Times New Roman"/>
+          <w:sz w:val="28"/>
+          <w:szCs w:val="28"/>
+          <w:lang/>
+        </w:rPr>
+        <w:t xml:space="preserve">Первой ролью является </w:t>
+      </w:r>
+      <w:r>
+        <w:rPr>
+          <w:rFonts w:ascii="Times New Roman" w:hAnsi="Times New Roman" w:cs="Times New Roman"/>
+          <w:b/>
+          <w:bCs/>
+          <w:sz w:val="28"/>
+          <w:szCs w:val="28"/>
+          <w:lang/>
+        </w:rPr>
+        <w:t>Оператор технической поддержки (Первая линия)</w:t>
+      </w:r>
+      <w:r>
+        <w:rPr>
+          <w:rFonts w:ascii="Times New Roman" w:hAnsi="Times New Roman" w:cs="Times New Roman"/>
+          <w:sz w:val="28"/>
+          <w:szCs w:val="28"/>
+          <w:lang/>
+        </w:rPr>
+        <w:t>. В эту группу входят сотрудники call-центра и специалисты первичного приема заявлений. Оператор обладает навыками базовой работы с персональным компьютером и веб-интерфейсами. Основными задачами оператора являются оперативный поиск абонентов в базе данных, регистрация поступающих жалоб и технических сбоев, установка начальных приоритетов тикетов, проведение первично доступной диагностики и внесение текстовых комментариев по ходу обработки обращения.</w:t>
+      </w:r>
+    </w:p>
+    <w:p>
+      <w:pPr>
+        <w:tabs>
+          <w:tab w:val="num" w:pos="360"/>
+        </w:tabs>
+        <w:spacing w:after="0"/>
+        <w:jc w:val="both"/>
+        <w:rPr>
+          <w:rFonts w:ascii="Times New Roman" w:hAnsi="Times New Roman" w:cs="Times New Roman"/>
+          <w:sz w:val="28"/>
+          <w:szCs w:val="28"/>
+          <w:lang/>
+        </w:rPr>
+      </w:pPr>
+      <w:r>
+        <w:rPr>
+          <w:rFonts w:ascii="Times New Roman" w:hAnsi="Times New Roman" w:cs="Times New Roman"/>
+          <w:sz w:val="28"/>
+          <w:szCs w:val="28"/>
+          <w:lang/>
+        </w:rPr>
+        <w:t xml:space="preserve">Второй ролью является </w:t>
+      </w:r>
+      <w:r>
+        <w:rPr>
+          <w:rFonts w:ascii="Times New Roman" w:hAnsi="Times New Roman" w:cs="Times New Roman"/>
+          <w:b/>
+          <w:bCs/>
+          <w:sz w:val="28"/>
+          <w:szCs w:val="28"/>
+          <w:lang/>
+        </w:rPr>
+        <w:t>Администратор системы (Старший инженер / Системный администратор)</w:t>
+      </w:r>
+      <w:r>
+        <w:rPr>
+          <w:rFonts w:ascii="Times New Roman" w:hAnsi="Times New Roman" w:cs="Times New Roman"/>
+          <w:sz w:val="28"/>
+          <w:szCs w:val="28"/>
+          <w:lang/>
+        </w:rPr>
+        <w:t>. Представители данной роли обладают квалификацией в области администрирования баз данных и управления информационными системами. Администратор отвечает за поддержание работоспособности комплекса, управление учетными записями операторов, конфигурирование нормативно-справочной информации, формирование аналитической отчетности по производительности службы поддержки, а также за коррекцию или удаление недостоверных данных.</w:t>
+      </w:r>
+    </w:p>
+    <w:p>
+      <w:pPr>
+        <w:tabs>
+          <w:tab w:val="num" w:pos="360"/>
+        </w:tabs>
+        <w:spacing w:after="0"/>
+        <w:jc w:val="both"/>
+        <w:rPr>
+          <w:rFonts w:ascii="Times New Roman" w:hAnsi="Times New Roman" w:cs="Times New Roman"/>
+          <w:b/>
+          <w:bCs/>
+          <w:sz w:val="28"/>
+          <w:szCs w:val="28"/>
+          <w:lang/>
+        </w:rPr>
+      </w:pPr>
+      <w:r>
+        <w:rPr>
+          <w:rFonts w:ascii="Times New Roman" w:hAnsi="Times New Roman" w:cs="Times New Roman"/>
+          <w:b/>
+          <w:bCs/>
+          <w:sz w:val="28"/>
+          <w:szCs w:val="28"/>
+          <w:lang/>
+        </w:rPr>
+        <w:t>2.2. Функциональные требования (с разграничением по ролям пользователей)</w:t>
+      </w:r>
+    </w:p>
+    <w:p>
+      <w:pPr>
+        <w:tabs>
+          <w:tab w:val="num" w:pos="360"/>
+        </w:tabs>
+        <w:spacing w:after="0"/>
+        <w:jc w:val="both"/>
+        <w:rPr>
+          <w:rFonts w:ascii="Times New Roman" w:hAnsi="Times New Roman" w:cs="Times New Roman"/>
+          <w:sz w:val="28"/>
+          <w:szCs w:val="28"/>
+          <w:lang/>
+        </w:rPr>
+      </w:pPr>
+      <w:r>
+        <w:rPr>
+          <w:rFonts w:ascii="Times New Roman" w:hAnsi="Times New Roman" w:cs="Times New Roman"/>
+          <w:sz w:val="28"/>
+          <w:szCs w:val="28"/>
+          <w:lang/>
+        </w:rPr>
+        <w:t>Функциональные требования определяют внешнее поведение системы и перечень сервисов, предоставляемых каждой категории пользователей.</w:t>
+      </w:r>
+    </w:p>
+    <w:p>
+      <w:pPr>
+        <w:tabs>
+          <w:tab w:val="num" w:pos="360"/>
+        </w:tabs>
+        <w:spacing w:after="0"/>
+        <w:jc w:val="both"/>
+        <w:rPr>
+          <w:rFonts w:ascii="Times New Roman" w:hAnsi="Times New Roman" w:cs="Times New Roman"/>
+          <w:sz w:val="28"/>
+          <w:szCs w:val="28"/>
+          <w:lang/>
+        </w:rPr>
+      </w:pPr>
+      <w:r>
+        <w:rPr>
+          <w:rFonts w:ascii="Times New Roman" w:hAnsi="Times New Roman" w:cs="Times New Roman"/>
+          <w:b/>
+          <w:bCs/>
+          <w:sz w:val="28"/>
+          <w:szCs w:val="28"/>
+          <w:lang/>
+        </w:rPr>
+        <w:t>Функциональные требования для роли «Оператор»:</w:t>
+      </w:r>
+    </w:p>
+    <w:p>
+      <w:pPr>
+        <w:numPr>
+          <w:ilvl w:val="0"/>
+          <w:numId w:val="15"/>
+        </w:numPr>
+        <w:tabs>
+          <w:tab w:val="num" w:pos="360"/>
+        </w:tabs>
+        <w:spacing w:after="0"/>
+        <w:jc w:val="both"/>
+        <w:rPr>
+          <w:rFonts w:ascii="Times New Roman" w:hAnsi="Times New Roman" w:cs="Times New Roman"/>
+          <w:sz w:val="28"/>
+          <w:szCs w:val="28"/>
+          <w:lang/>
+        </w:rPr>
+      </w:pPr>
+      <w:r>
+        <w:rPr>
+          <w:rFonts w:ascii="Times New Roman" w:hAnsi="Times New Roman" w:cs="Times New Roman"/>
+          <w:b/>
+          <w:bCs/>
+          <w:sz w:val="28"/>
+          <w:szCs w:val="28"/>
+          <w:lang/>
+        </w:rPr>
+        <w:t>Авторизация в системе:</w:t>
+      </w:r>
+      <w:r>
+        <w:rPr>
+          <w:rFonts w:ascii="Times New Roman" w:hAnsi="Times New Roman" w:cs="Times New Roman"/>
+          <w:sz w:val="28"/>
+          <w:szCs w:val="28"/>
+          <w:lang/>
+        </w:rPr>
+        <w:t xml:space="preserve"> возможность входа в личный кабинет с использованием индивидуальной пары логина и пароля.</w:t>
+      </w:r>
+    </w:p>
+    <w:p>
+      <w:pPr>
+        <w:numPr>
+          <w:ilvl w:val="0"/>
+          <w:numId w:val="15"/>
+        </w:numPr>
+        <w:tabs>
+          <w:tab w:val="num" w:pos="360"/>
+        </w:tabs>
+        <w:spacing w:after="0"/>
+        <w:jc w:val="both"/>
+        <w:rPr>
+          <w:rFonts w:ascii="Times New Roman" w:hAnsi="Times New Roman" w:cs="Times New Roman"/>
+          <w:sz w:val="28"/>
+          <w:szCs w:val="28"/>
+          <w:lang/>
+        </w:rPr>
+      </w:pPr>
+      <w:r>
+        <w:rPr>
+          <w:rFonts w:ascii="Times New Roman" w:hAnsi="Times New Roman" w:cs="Times New Roman"/>
+          <w:b/>
+          <w:bCs/>
+          <w:sz w:val="28"/>
+          <w:szCs w:val="28"/>
+          <w:lang/>
+        </w:rPr>
+        <w:t>Поиск и просмотр карточки абонента:</w:t>
+      </w:r>
+      <w:r>
+        <w:rPr>
+          <w:rFonts w:ascii="Times New Roman" w:hAnsi="Times New Roman" w:cs="Times New Roman"/>
+          <w:sz w:val="28"/>
+          <w:szCs w:val="28"/>
+          <w:lang/>
+        </w:rPr>
+        <w:t xml:space="preserve"> возможность быстрого поиска записи абонента по номеру лицевого счета/договора, фамилии клиента, номеру телефона или адресу подключения.</w:t>
+      </w:r>
+    </w:p>
+    <w:p>
+      <w:pPr>
+        <w:numPr>
+          <w:ilvl w:val="0"/>
+          <w:numId w:val="15"/>
+        </w:numPr>
+        <w:tabs>
+          <w:tab w:val="num" w:pos="360"/>
+        </w:tabs>
+        <w:spacing w:after="0"/>
+        <w:jc w:val="both"/>
+        <w:rPr>
+          <w:rFonts w:ascii="Times New Roman" w:hAnsi="Times New Roman" w:cs="Times New Roman"/>
+          <w:sz w:val="28"/>
+          <w:szCs w:val="28"/>
+          <w:lang/>
+        </w:rPr>
+      </w:pPr>
+      <w:r>
+        <w:rPr>
+          <w:rFonts w:ascii="Times New Roman" w:hAnsi="Times New Roman" w:cs="Times New Roman"/>
+          <w:b/>
+          <w:bCs/>
+          <w:sz w:val="28"/>
+          <w:szCs w:val="28"/>
+          <w:lang/>
+        </w:rPr>
+        <w:t>Регистрация обращения (создание тикета):</w:t>
+      </w:r>
+      <w:r>
+        <w:rPr>
+          <w:rFonts w:ascii="Times New Roman" w:hAnsi="Times New Roman" w:cs="Times New Roman"/>
+          <w:sz w:val="28"/>
+          <w:szCs w:val="28"/>
+          <w:lang/>
+        </w:rPr>
+        <w:t xml:space="preserve"> возможность создания нового тикета с заполнением полей темы, подробного описания </w:t>
+      </w:r>
+      <w:r>
+        <w:rPr>
+          <w:rFonts w:ascii="Times New Roman" w:hAnsi="Times New Roman" w:cs="Times New Roman"/>
+          <w:sz w:val="28"/>
+          <w:szCs w:val="28"/>
+          <w:lang/>
+        </w:rPr>
+        <w:lastRenderedPageBreak/>
+        <w:t>проблемы, привязкой к конкретному абоненту, выбором категории неисправности и назначением уровня приоритета.</w:t>
+      </w:r>
+    </w:p>
+    <w:p>
+      <w:pPr>
+        <w:numPr>
+          <w:ilvl w:val="0"/>
+          <w:numId w:val="15"/>
+        </w:numPr>
+        <w:tabs>
+          <w:tab w:val="num" w:pos="360"/>
+        </w:tabs>
+        <w:spacing w:after="0"/>
+        <w:jc w:val="both"/>
+        <w:rPr>
+          <w:rFonts w:ascii="Times New Roman" w:hAnsi="Times New Roman" w:cs="Times New Roman"/>
+          <w:sz w:val="28"/>
+          <w:szCs w:val="28"/>
+          <w:lang/>
+        </w:rPr>
+      </w:pPr>
+      <w:r>
+        <w:rPr>
+          <w:rFonts w:ascii="Times New Roman" w:hAnsi="Times New Roman" w:cs="Times New Roman"/>
+          <w:b/>
+          <w:bCs/>
+          <w:sz w:val="28"/>
+          <w:szCs w:val="28"/>
+          <w:lang/>
+        </w:rPr>
+        <w:t>Управление статусом обращения:</w:t>
+      </w:r>
+      <w:r>
+        <w:rPr>
+          <w:rFonts w:ascii="Times New Roman" w:hAnsi="Times New Roman" w:cs="Times New Roman"/>
+          <w:sz w:val="28"/>
+          <w:szCs w:val="28"/>
+          <w:lang/>
+        </w:rPr>
+        <w:t xml:space="preserve"> возможность изменения текущего состояния тикета в соответствии с жизненным циклом (например, «Новое», «В работе», «Ожидает ответа», «Решено», «Закрыто»).</w:t>
+      </w:r>
+    </w:p>
+    <w:p>
+      <w:pPr>
+        <w:numPr>
+          <w:ilvl w:val="0"/>
+          <w:numId w:val="15"/>
+        </w:numPr>
+        <w:tabs>
+          <w:tab w:val="num" w:pos="360"/>
+        </w:tabs>
+        <w:spacing w:after="0"/>
+        <w:jc w:val="both"/>
+        <w:rPr>
+          <w:rFonts w:ascii="Times New Roman" w:hAnsi="Times New Roman" w:cs="Times New Roman"/>
+          <w:sz w:val="28"/>
+          <w:szCs w:val="28"/>
+          <w:lang/>
+        </w:rPr>
+      </w:pPr>
+      <w:r>
+        <w:rPr>
+          <w:rFonts w:ascii="Times New Roman" w:hAnsi="Times New Roman" w:cs="Times New Roman"/>
+          <w:b/>
+          <w:bCs/>
+          <w:sz w:val="28"/>
+          <w:szCs w:val="28"/>
+          <w:lang/>
+        </w:rPr>
+        <w:t>Ведение истории обработки:</w:t>
+      </w:r>
+      <w:r>
+        <w:rPr>
+          <w:rFonts w:ascii="Times New Roman" w:hAnsi="Times New Roman" w:cs="Times New Roman"/>
+          <w:sz w:val="28"/>
+          <w:szCs w:val="28"/>
+          <w:lang/>
+        </w:rPr>
+        <w:t xml:space="preserve"> возможность добавления хронологических текстовых комментариев в карточку тикета с автоматической фиксацией даты, времени и автора записи.</w:t>
+      </w:r>
+    </w:p>
+    <w:p>
+      <w:pPr>
+        <w:numPr>
+          <w:ilvl w:val="0"/>
+          <w:numId w:val="15"/>
+        </w:numPr>
+        <w:tabs>
+          <w:tab w:val="num" w:pos="360"/>
+        </w:tabs>
+        <w:spacing w:after="0"/>
+        <w:jc w:val="both"/>
+        <w:rPr>
+          <w:rFonts w:ascii="Times New Roman" w:hAnsi="Times New Roman" w:cs="Times New Roman"/>
+          <w:sz w:val="28"/>
+          <w:szCs w:val="28"/>
+          <w:lang/>
+        </w:rPr>
+      </w:pPr>
+      <w:r>
+        <w:rPr>
+          <w:rFonts w:ascii="Times New Roman" w:hAnsi="Times New Roman" w:cs="Times New Roman"/>
+          <w:b/>
+          <w:bCs/>
+          <w:sz w:val="28"/>
+          <w:szCs w:val="28"/>
+          <w:lang/>
+        </w:rPr>
+        <w:t>Фильтрация и просмотр списка тикетов:</w:t>
+      </w:r>
+      <w:r>
+        <w:rPr>
+          <w:rFonts w:ascii="Times New Roman" w:hAnsi="Times New Roman" w:cs="Times New Roman"/>
+          <w:sz w:val="28"/>
+          <w:szCs w:val="28"/>
+          <w:lang/>
+        </w:rPr>
+        <w:t xml:space="preserve"> возможность отображения списка всех обращений с возможностью сортировки и фильтрации по статусу, категории, дате создания и назначенному приоритету.</w:t>
+      </w:r>
+    </w:p>
+    <w:p>
+      <w:pPr>
+        <w:tabs>
+          <w:tab w:val="num" w:pos="360"/>
+        </w:tabs>
+        <w:spacing w:after="0"/>
+        <w:jc w:val="both"/>
+        <w:rPr>
+          <w:rFonts w:ascii="Times New Roman" w:hAnsi="Times New Roman" w:cs="Times New Roman"/>
+          <w:sz w:val="28"/>
+          <w:szCs w:val="28"/>
+          <w:lang/>
+        </w:rPr>
+      </w:pPr>
+      <w:r>
+        <w:rPr>
+          <w:rFonts w:ascii="Times New Roman" w:hAnsi="Times New Roman" w:cs="Times New Roman"/>
+          <w:b/>
+          <w:bCs/>
+          <w:sz w:val="28"/>
+          <w:szCs w:val="28"/>
+          <w:lang/>
+        </w:rPr>
+        <w:t>Функциональные требования для роли «Администратор»:</w:t>
+      </w:r>
+    </w:p>
+    <w:p>
+      <w:pPr>
+        <w:numPr>
+          <w:ilvl w:val="0"/>
+          <w:numId w:val="16"/>
+        </w:numPr>
+        <w:tabs>
+          <w:tab w:val="num" w:pos="360"/>
+        </w:tabs>
+        <w:spacing w:after="0"/>
+        <w:jc w:val="both"/>
+        <w:rPr>
+          <w:rFonts w:ascii="Times New Roman" w:hAnsi="Times New Roman" w:cs="Times New Roman"/>
+          <w:sz w:val="28"/>
+          <w:szCs w:val="28"/>
+          <w:lang/>
+        </w:rPr>
+      </w:pPr>
+      <w:r>
+        <w:rPr>
+          <w:rFonts w:ascii="Times New Roman" w:hAnsi="Times New Roman" w:cs="Times New Roman"/>
+          <w:b/>
+          <w:bCs/>
+          <w:sz w:val="28"/>
+          <w:szCs w:val="28"/>
+          <w:lang/>
+        </w:rPr>
+        <w:t>Управление пользователями:</w:t>
+      </w:r>
+      <w:r>
+        <w:rPr>
+          <w:rFonts w:ascii="Times New Roman" w:hAnsi="Times New Roman" w:cs="Times New Roman"/>
+          <w:sz w:val="28"/>
+          <w:szCs w:val="28"/>
+          <w:lang/>
+        </w:rPr>
+        <w:t xml:space="preserve"> полный цикл администрирования учетных записей сотрудников, включая создание новых аккаунтов, редактирование персональных данных, сброс паролей, изменение назначенной роли и блокировку доступа.</w:t>
+      </w:r>
+    </w:p>
+    <w:p>
+      <w:pPr>
+        <w:numPr>
+          <w:ilvl w:val="0"/>
+          <w:numId w:val="16"/>
+        </w:numPr>
+        <w:tabs>
+          <w:tab w:val="num" w:pos="360"/>
+        </w:tabs>
+        <w:spacing w:after="0"/>
+        <w:jc w:val="both"/>
+        <w:rPr>
+          <w:rFonts w:ascii="Times New Roman" w:hAnsi="Times New Roman" w:cs="Times New Roman"/>
+          <w:sz w:val="28"/>
+          <w:szCs w:val="28"/>
+          <w:lang/>
+        </w:rPr>
+      </w:pPr>
+      <w:r>
+        <w:rPr>
+          <w:rFonts w:ascii="Times New Roman" w:hAnsi="Times New Roman" w:cs="Times New Roman"/>
+          <w:b/>
+          <w:bCs/>
+          <w:sz w:val="28"/>
+          <w:szCs w:val="28"/>
+          <w:lang/>
+        </w:rPr>
+        <w:t>Управление нормативно-справочной информацией:</w:t>
+      </w:r>
+      <w:r>
+        <w:rPr>
+          <w:rFonts w:ascii="Times New Roman" w:hAnsi="Times New Roman" w:cs="Times New Roman"/>
+          <w:sz w:val="28"/>
+          <w:szCs w:val="28"/>
+          <w:lang/>
+        </w:rPr>
+        <w:t xml:space="preserve"> возможность добавления, редактирования и удаления категорий проблем (например, «Отсутствие авторизации», «Низкая скорость», «Финансовые вопросы») и уровней приоритетов.</w:t>
+      </w:r>
+    </w:p>
+    <w:p>
+      <w:pPr>
+        <w:numPr>
+          <w:ilvl w:val="0"/>
+          <w:numId w:val="16"/>
+        </w:numPr>
+        <w:tabs>
+          <w:tab w:val="num" w:pos="360"/>
+        </w:tabs>
+        <w:spacing w:after="0"/>
+        <w:jc w:val="both"/>
+        <w:rPr>
+          <w:rFonts w:ascii="Times New Roman" w:hAnsi="Times New Roman" w:cs="Times New Roman"/>
+          <w:sz w:val="28"/>
+          <w:szCs w:val="28"/>
+          <w:lang/>
+        </w:rPr>
+      </w:pPr>
+      <w:r>
+        <w:rPr>
+          <w:rFonts w:ascii="Times New Roman" w:hAnsi="Times New Roman" w:cs="Times New Roman"/>
+          <w:b/>
+          <w:bCs/>
+          <w:sz w:val="28"/>
+          <w:szCs w:val="28"/>
+          <w:lang/>
+        </w:rPr>
+        <w:t>Мониторинг и аудирование:</w:t>
+      </w:r>
+      <w:r>
+        <w:rPr>
+          <w:rFonts w:ascii="Times New Roman" w:hAnsi="Times New Roman" w:cs="Times New Roman"/>
+          <w:sz w:val="28"/>
+          <w:szCs w:val="28"/>
+          <w:lang/>
+        </w:rPr>
+        <w:t xml:space="preserve"> просмотр полных системных логов действий пользователей в системе.</w:t>
+      </w:r>
+    </w:p>
+    <w:p>
+      <w:pPr>
+        <w:numPr>
+          <w:ilvl w:val="0"/>
+          <w:numId w:val="16"/>
+        </w:numPr>
+        <w:tabs>
+          <w:tab w:val="num" w:pos="360"/>
+        </w:tabs>
+        <w:spacing w:after="0"/>
+        <w:jc w:val="both"/>
+        <w:rPr>
+          <w:rFonts w:ascii="Times New Roman" w:hAnsi="Times New Roman" w:cs="Times New Roman"/>
+          <w:sz w:val="28"/>
+          <w:szCs w:val="28"/>
+          <w:lang/>
+        </w:rPr>
+      </w:pPr>
+      <w:r>
+        <w:rPr>
+          <w:rFonts w:ascii="Times New Roman" w:hAnsi="Times New Roman" w:cs="Times New Roman"/>
+          <w:b/>
+          <w:bCs/>
+          <w:sz w:val="28"/>
+          <w:szCs w:val="28"/>
+          <w:lang/>
+        </w:rPr>
+        <w:t>Формирование сводной отчетности:</w:t>
+      </w:r>
+      <w:r>
+        <w:rPr>
+          <w:rFonts w:ascii="Times New Roman" w:hAnsi="Times New Roman" w:cs="Times New Roman"/>
+          <w:sz w:val="28"/>
+          <w:szCs w:val="28"/>
+          <w:lang/>
+        </w:rPr>
+        <w:t xml:space="preserve"> возможность генерации агрегированных отчетов за выбранный временной период по количеству поступивших и закрытых тикетов, среднему времени решения проблем и статистике загрузки отдельных операторов.</w:t>
+      </w:r>
+    </w:p>
+    <w:p>
+      <w:pPr>
+        <w:numPr>
+          <w:ilvl w:val="0"/>
+          <w:numId w:val="16"/>
+        </w:numPr>
+        <w:tabs>
+          <w:tab w:val="num" w:pos="360"/>
+        </w:tabs>
+        <w:spacing w:after="0"/>
+        <w:jc w:val="both"/>
+        <w:rPr>
+          <w:rFonts w:ascii="Times New Roman" w:hAnsi="Times New Roman" w:cs="Times New Roman"/>
+          <w:sz w:val="28"/>
+          <w:szCs w:val="28"/>
+          <w:lang/>
+        </w:rPr>
+      </w:pPr>
+      <w:r>
+        <w:rPr>
+          <w:rFonts w:ascii="Times New Roman" w:hAnsi="Times New Roman" w:cs="Times New Roman"/>
+          <w:b/>
+          <w:bCs/>
+          <w:sz w:val="28"/>
+          <w:szCs w:val="28"/>
+          <w:lang/>
+        </w:rPr>
+        <w:t>Администрирование данных:</w:t>
+      </w:r>
+      <w:r>
+        <w:rPr>
+          <w:rFonts w:ascii="Times New Roman" w:hAnsi="Times New Roman" w:cs="Times New Roman"/>
+          <w:sz w:val="28"/>
+          <w:szCs w:val="28"/>
+          <w:lang/>
+        </w:rPr>
+        <w:t xml:space="preserve"> возможность редактирования или удаления ошибочно созданных тикетов и записей абонентов для обеспечения purity базы данных.</w:t>
+      </w:r>
+    </w:p>
+    <w:p>
+      <w:pPr>
+        <w:tabs>
+          <w:tab w:val="num" w:pos="360"/>
+        </w:tabs>
+        <w:spacing w:after="0"/>
+        <w:jc w:val="both"/>
+        <w:rPr>
+          <w:rFonts w:ascii="Times New Roman" w:hAnsi="Times New Roman" w:cs="Times New Roman"/>
+          <w:b/>
+          <w:bCs/>
+          <w:sz w:val="28"/>
+          <w:szCs w:val="28"/>
+          <w:lang/>
+        </w:rPr>
+      </w:pPr>
+      <w:r>
+        <w:rPr>
+          <w:rFonts w:ascii="Times New Roman" w:hAnsi="Times New Roman" w:cs="Times New Roman"/>
+          <w:b/>
+          <w:bCs/>
+          <w:sz w:val="28"/>
+          <w:szCs w:val="28"/>
+          <w:lang/>
+        </w:rPr>
+        <w:t>2.3. Основные системные требования</w:t>
+      </w:r>
+    </w:p>
+    <w:p>
+      <w:pPr>
+        <w:tabs>
+          <w:tab w:val="num" w:pos="360"/>
+        </w:tabs>
+        <w:spacing w:after="0"/>
+        <w:jc w:val="both"/>
+        <w:rPr>
+          <w:rFonts w:ascii="Times New Roman" w:hAnsi="Times New Roman" w:cs="Times New Roman"/>
+          <w:b/>
+          <w:bCs/>
+          <w:sz w:val="28"/>
+          <w:szCs w:val="28"/>
+          <w:lang/>
+        </w:rPr>
+      </w:pPr>
+      <w:r>
+        <w:rPr>
+          <w:rFonts w:ascii="Times New Roman" w:hAnsi="Times New Roman" w:cs="Times New Roman"/>
+          <w:b/>
+          <w:bCs/>
+          <w:sz w:val="28"/>
+          <w:szCs w:val="28"/>
+          <w:lang/>
+        </w:rPr>
+        <w:t>Архитектура продукта</w:t>
+      </w:r>
+    </w:p>
+    <w:p>
+      <w:pPr>
+        <w:tabs>
+          <w:tab w:val="num" w:pos="360"/>
+        </w:tabs>
+        <w:spacing w:after="0"/>
+        <w:jc w:val="both"/>
+        <w:rPr>
+          <w:rFonts w:ascii="Times New Roman" w:hAnsi="Times New Roman" w:cs="Times New Roman"/>
+          <w:sz w:val="28"/>
+          <w:szCs w:val="28"/>
+          <w:lang/>
+        </w:rPr>
+      </w:pPr>
+      <w:r>
+        <w:rPr>
+          <w:rFonts w:ascii="Times New Roman" w:hAnsi="Times New Roman" w:cs="Times New Roman"/>
+          <w:sz w:val="28"/>
+          <w:szCs w:val="28"/>
+          <w:lang/>
+        </w:rPr>
+        <w:t xml:space="preserve">Система проектируется по классической </w:t>
+      </w:r>
+      <w:r>
+        <w:rPr>
+          <w:rFonts w:ascii="Times New Roman" w:hAnsi="Times New Roman" w:cs="Times New Roman"/>
+          <w:b/>
+          <w:bCs/>
+          <w:sz w:val="28"/>
+          <w:szCs w:val="28"/>
+          <w:lang/>
+        </w:rPr>
+        <w:t>двухуровневой (или трехуровневой) клиент-серверной архитектуре</w:t>
+      </w:r>
+      <w:r>
+        <w:rPr>
+          <w:rFonts w:ascii="Times New Roman" w:hAnsi="Times New Roman" w:cs="Times New Roman"/>
+          <w:sz w:val="28"/>
+          <w:szCs w:val="28"/>
+          <w:lang/>
+        </w:rPr>
+        <w:t>.</w:t>
+      </w:r>
+    </w:p>
+    <w:p>
+      <w:pPr>
+        <w:numPr>
+          <w:ilvl w:val="0"/>
+          <w:numId w:val="17"/>
+        </w:numPr>
+        <w:tabs>
+          <w:tab w:val="num" w:pos="360"/>
+        </w:tabs>
+        <w:spacing w:after="0"/>
+        <w:jc w:val="both"/>
+        <w:rPr>
+          <w:rFonts w:ascii="Times New Roman" w:hAnsi="Times New Roman" w:cs="Times New Roman"/>
+          <w:sz w:val="28"/>
+          <w:szCs w:val="28"/>
+          <w:lang/>
+        </w:rPr>
+      </w:pPr>
+      <w:r>
+        <w:rPr>
+          <w:rFonts w:ascii="Times New Roman" w:hAnsi="Times New Roman" w:cs="Times New Roman"/>
+          <w:b/>
+          <w:bCs/>
+          <w:sz w:val="28"/>
+          <w:szCs w:val="28"/>
+          <w:lang/>
+        </w:rPr>
+        <w:t>Серверный слой (Back-End &amp; DB):</w:t>
+      </w:r>
+      <w:r>
+        <w:rPr>
+          <w:rFonts w:ascii="Times New Roman" w:hAnsi="Times New Roman" w:cs="Times New Roman"/>
+          <w:sz w:val="28"/>
+          <w:szCs w:val="28"/>
+          <w:lang/>
+        </w:rPr>
+        <w:t xml:space="preserve"> содержит реляционную базу данных и сервер приложений, реализующий бизнес-логику, авторизацию (JWT/Session), проверку прав доступа и валидацию входящих запросов.</w:t>
+      </w:r>
+    </w:p>
+    <w:p>
+      <w:pPr>
+        <w:numPr>
+          <w:ilvl w:val="0"/>
+          <w:numId w:val="17"/>
+        </w:numPr>
+        <w:tabs>
+          <w:tab w:val="num" w:pos="360"/>
+        </w:tabs>
+        <w:spacing w:after="0"/>
+        <w:jc w:val="both"/>
+        <w:rPr>
+          <w:rFonts w:ascii="Times New Roman" w:hAnsi="Times New Roman" w:cs="Times New Roman"/>
+          <w:sz w:val="28"/>
+          <w:szCs w:val="28"/>
+          <w:lang/>
+        </w:rPr>
+      </w:pPr>
+      <w:r>
+        <w:rPr>
+          <w:rFonts w:ascii="Times New Roman" w:hAnsi="Times New Roman" w:cs="Times New Roman"/>
+          <w:b/>
+          <w:bCs/>
+          <w:sz w:val="28"/>
+          <w:szCs w:val="28"/>
+          <w:lang/>
+        </w:rPr>
+        <w:t>Клиентский слой (Front-End / Desktop Client):</w:t>
+      </w:r>
+      <w:r>
+        <w:rPr>
+          <w:rFonts w:ascii="Times New Roman" w:hAnsi="Times New Roman" w:cs="Times New Roman"/>
+          <w:sz w:val="28"/>
+          <w:szCs w:val="28"/>
+          <w:lang/>
+        </w:rPr>
+        <w:t xml:space="preserve"> предоставляет пользователю графический интерфейс (GUI/Web), формирует визуальные формы на основе данных, полученных с сервера по защищенным сетевым протоколам, и передает введенные пользователем данные обратно на сервер.</w:t>
+      </w:r>
+    </w:p>
+    <w:p>
+      <w:pPr>
+        <w:tabs>
+          <w:tab w:val="num" w:pos="360"/>
+        </w:tabs>
+        <w:spacing w:after="0"/>
+        <w:jc w:val="both"/>
+        <w:rPr>
+          <w:rFonts w:ascii="Times New Roman" w:hAnsi="Times New Roman" w:cs="Times New Roman"/>
+          <w:b/>
+          <w:bCs/>
+          <w:sz w:val="28"/>
+          <w:szCs w:val="28"/>
+          <w:lang/>
+        </w:rPr>
+      </w:pPr>
+      <w:r>
+        <w:rPr>
+          <w:rFonts w:ascii="Times New Roman" w:hAnsi="Times New Roman" w:cs="Times New Roman"/>
+          <w:b/>
+          <w:bCs/>
+          <w:sz w:val="28"/>
+          <w:szCs w:val="28"/>
+          <w:lang/>
+        </w:rPr>
+        <w:lastRenderedPageBreak/>
+        <w:t>Описание возможных структур данных</w:t>
+      </w:r>
+    </w:p>
+    <w:p>
+      <w:pPr>
+        <w:tabs>
+          <w:tab w:val="num" w:pos="360"/>
+        </w:tabs>
+        <w:spacing w:after="0"/>
+        <w:jc w:val="both"/>
+        <w:rPr>
+          <w:rFonts w:ascii="Times New Roman" w:hAnsi="Times New Roman" w:cs="Times New Roman"/>
+          <w:sz w:val="28"/>
+          <w:szCs w:val="28"/>
+          <w:lang/>
+        </w:rPr>
+      </w:pPr>
+      <w:r>
+        <w:rPr>
+          <w:rFonts w:ascii="Times New Roman" w:hAnsi="Times New Roman" w:cs="Times New Roman"/>
+          <w:sz w:val="28"/>
+          <w:szCs w:val="28"/>
+          <w:lang/>
+        </w:rPr>
+        <w:t>База данных системы представляет собой реляционную модель, состоящую из следующих взаимосвязанных сущностей:</w:t>
+      </w:r>
+    </w:p>
+    <w:p>
+      <w:pPr>
+        <w:numPr>
+          <w:ilvl w:val="0"/>
+          <w:numId w:val="18"/>
+        </w:numPr>
+        <w:tabs>
+          <w:tab w:val="num" w:pos="360"/>
+        </w:tabs>
+        <w:spacing w:after="0"/>
+        <w:jc w:val="both"/>
+        <w:rPr>
+          <w:rFonts w:ascii="Times New Roman" w:hAnsi="Times New Roman" w:cs="Times New Roman"/>
+          <w:sz w:val="28"/>
+          <w:szCs w:val="28"/>
+          <w:lang/>
+        </w:rPr>
+      </w:pPr>
+      <w:r>
+        <w:rPr>
+          <w:rFonts w:ascii="Times New Roman" w:hAnsi="Times New Roman" w:cs="Times New Roman"/>
+          <w:sz w:val="28"/>
+          <w:szCs w:val="28"/>
+          <w:lang/>
+        </w:rPr>
+        <w:t>Users (Пользователи): user_id (PK), login, password_hash, full_name, role_id (FK), is_active.</w:t>
+      </w:r>
+    </w:p>
+    <w:p>
+      <w:pPr>
+        <w:numPr>
+          <w:ilvl w:val="0"/>
+          <w:numId w:val="18"/>
+        </w:numPr>
+        <w:tabs>
+          <w:tab w:val="num" w:pos="360"/>
+        </w:tabs>
+        <w:spacing w:after="0"/>
+        <w:jc w:val="both"/>
+        <w:rPr>
+          <w:rFonts w:ascii="Times New Roman" w:hAnsi="Times New Roman" w:cs="Times New Roman"/>
+          <w:sz w:val="28"/>
+          <w:szCs w:val="28"/>
+          <w:lang/>
+        </w:rPr>
+      </w:pPr>
+      <w:r>
+        <w:rPr>
+          <w:rFonts w:ascii="Times New Roman" w:hAnsi="Times New Roman" w:cs="Times New Roman"/>
+          <w:sz w:val="28"/>
+          <w:szCs w:val="28"/>
+          <w:lang/>
+        </w:rPr>
+        <w:t>Roles (Роли): role_id (PK), role_name (Оператор, Администратор).</w:t>
+      </w:r>
+    </w:p>
+    <w:p>
+      <w:pPr>
+        <w:numPr>
+          <w:ilvl w:val="0"/>
+          <w:numId w:val="18"/>
+        </w:numPr>
+        <w:tabs>
+          <w:tab w:val="num" w:pos="360"/>
+        </w:tabs>
+        <w:spacing w:after="0"/>
+        <w:jc w:val="both"/>
+        <w:rPr>
+          <w:rFonts w:ascii="Times New Roman" w:hAnsi="Times New Roman" w:cs="Times New Roman"/>
+          <w:sz w:val="28"/>
+          <w:szCs w:val="28"/>
+          <w:lang/>
+        </w:rPr>
+      </w:pPr>
+      <w:r>
+        <w:rPr>
+          <w:rFonts w:ascii="Times New Roman" w:hAnsi="Times New Roman" w:cs="Times New Roman"/>
+          <w:sz w:val="28"/>
+          <w:szCs w:val="28"/>
+          <w:lang/>
+        </w:rPr>
+        <w:t>Subscribers (Абоненты): subscriber_id (PK), contract_number, full_name, phone, address, balance, tariff_plan.</w:t>
+      </w:r>
+    </w:p>
+    <w:p>
+      <w:pPr>
+        <w:numPr>
+          <w:ilvl w:val="0"/>
+          <w:numId w:val="18"/>
+        </w:numPr>
+        <w:tabs>
+          <w:tab w:val="num" w:pos="360"/>
+        </w:tabs>
+        <w:spacing w:after="0"/>
+        <w:jc w:val="both"/>
+        <w:rPr>
+          <w:rFonts w:ascii="Times New Roman" w:hAnsi="Times New Roman" w:cs="Times New Roman"/>
+          <w:sz w:val="28"/>
+          <w:szCs w:val="28"/>
+          <w:lang/>
+        </w:rPr>
+      </w:pPr>
+      <w:r>
+        <w:rPr>
+          <w:rFonts w:ascii="Times New Roman" w:hAnsi="Times New Roman" w:cs="Times New Roman"/>
+          <w:sz w:val="28"/>
+          <w:szCs w:val="28"/>
+          <w:lang/>
+        </w:rPr>
+        <w:t>Categories (Категории проблем): category_id (PK), category_name, description.</w:t>
+      </w:r>
+    </w:p>
+    <w:p>
+      <w:pPr>
+        <w:numPr>
+          <w:ilvl w:val="0"/>
+          <w:numId w:val="18"/>
+        </w:numPr>
+        <w:tabs>
+          <w:tab w:val="num" w:pos="360"/>
+        </w:tabs>
+        <w:spacing w:after="0"/>
+        <w:jc w:val="both"/>
+        <w:rPr>
+          <w:rFonts w:ascii="Times New Roman" w:hAnsi="Times New Roman" w:cs="Times New Roman"/>
+          <w:sz w:val="28"/>
+          <w:szCs w:val="28"/>
+          <w:lang/>
+        </w:rPr>
+      </w:pPr>
+      <w:r>
+        <w:rPr>
+          <w:rFonts w:ascii="Times New Roman" w:hAnsi="Times New Roman" w:cs="Times New Roman"/>
+          <w:sz w:val="28"/>
+          <w:szCs w:val="28"/>
+          <w:lang/>
+        </w:rPr>
+        <w:t>Tickets (Обращения/Тикеты): ticket_id (PK), subscriber_id (FK), author_id (FK), category_id (FK), title, description, status, priority, created_at, closed_at.</w:t>
+      </w:r>
+    </w:p>
+    <w:p>
+      <w:pPr>
+        <w:numPr>
+          <w:ilvl w:val="0"/>
+          <w:numId w:val="18"/>
+        </w:numPr>
+        <w:tabs>
+          <w:tab w:val="num" w:pos="360"/>
+        </w:tabs>
+        <w:spacing w:after="0"/>
+        <w:jc w:val="both"/>
+        <w:rPr>
+          <w:rFonts w:ascii="Times New Roman" w:hAnsi="Times New Roman" w:cs="Times New Roman"/>
+          <w:sz w:val="28"/>
+          <w:szCs w:val="28"/>
+          <w:lang/>
+        </w:rPr>
+      </w:pPr>
+      <w:r>
+        <w:rPr>
+          <w:rFonts w:ascii="Times New Roman" w:hAnsi="Times New Roman" w:cs="Times New Roman"/>
+          <w:sz w:val="28"/>
+          <w:szCs w:val="28"/>
+          <w:lang/>
+        </w:rPr>
+        <w:t>TicketComments (История обработки): comment_id (PK), ticket_id (FK), user_id (FK), comment_text, created_at.</w:t>
+      </w:r>
+    </w:p>
+    <w:p>
+      <w:pPr>
+        <w:tabs>
+          <w:tab w:val="num" w:pos="360"/>
+        </w:tabs>
+        <w:spacing w:after="0"/>
+        <w:jc w:val="both"/>
+        <w:rPr>
+          <w:rFonts w:ascii="Times New Roman" w:hAnsi="Times New Roman" w:cs="Times New Roman"/>
+          <w:b/>
+          <w:bCs/>
+          <w:sz w:val="28"/>
+          <w:szCs w:val="28"/>
+          <w:lang/>
+        </w:rPr>
+      </w:pPr>
+      <w:r>
+        <w:rPr>
+          <w:rFonts w:ascii="Times New Roman" w:hAnsi="Times New Roman" w:cs="Times New Roman"/>
+          <w:b/>
+          <w:bCs/>
+          <w:sz w:val="28"/>
+          <w:szCs w:val="28"/>
+          <w:lang/>
+        </w:rPr>
+        <w:t>Описание интерфейсов</w:t>
+      </w:r>
+    </w:p>
+    <w:p>
+      <w:pPr>
+        <w:numPr>
+          <w:ilvl w:val="0"/>
+          <w:numId w:val="19"/>
+        </w:numPr>
+        <w:tabs>
+          <w:tab w:val="num" w:pos="360"/>
+        </w:tabs>
+        <w:spacing w:after="0"/>
+        <w:jc w:val="both"/>
+        <w:rPr>
+          <w:rFonts w:ascii="Times New Roman" w:hAnsi="Times New Roman" w:cs="Times New Roman"/>
+          <w:sz w:val="28"/>
+          <w:szCs w:val="28"/>
+          <w:lang/>
+        </w:rPr>
+      </w:pPr>
+      <w:r>
+        <w:rPr>
+          <w:rFonts w:ascii="Times New Roman" w:hAnsi="Times New Roman" w:cs="Times New Roman"/>
+          <w:b/>
+          <w:bCs/>
+          <w:sz w:val="28"/>
+          <w:szCs w:val="28"/>
+          <w:lang/>
+        </w:rPr>
+        <w:t>Пользовательский интерфейс:</w:t>
+      </w:r>
+      <w:r>
+        <w:rPr>
+          <w:rFonts w:ascii="Times New Roman" w:hAnsi="Times New Roman" w:cs="Times New Roman"/>
+          <w:sz w:val="28"/>
+          <w:szCs w:val="28"/>
+          <w:lang/>
+        </w:rPr>
+        <w:t xml:space="preserve"> графический, оконный/веб-интерфейс, адаптированный под экраны с разрешением от 1280x720 пикселей, обеспечивающий ввод данных через стандартные формы и таблицы.</w:t>
+      </w:r>
+    </w:p>
+    <w:p>
+      <w:pPr>
+        <w:numPr>
+          <w:ilvl w:val="0"/>
+          <w:numId w:val="19"/>
+        </w:numPr>
+        <w:tabs>
+          <w:tab w:val="num" w:pos="360"/>
+        </w:tabs>
+        <w:spacing w:after="0"/>
+        <w:jc w:val="both"/>
+        <w:rPr>
+          <w:rFonts w:ascii="Times New Roman" w:hAnsi="Times New Roman" w:cs="Times New Roman"/>
+          <w:sz w:val="28"/>
+          <w:szCs w:val="28"/>
+          <w:lang/>
+        </w:rPr>
+      </w:pPr>
+      <w:r>
+        <w:rPr>
+          <w:rFonts w:ascii="Times New Roman" w:hAnsi="Times New Roman" w:cs="Times New Roman"/>
+          <w:b/>
+          <w:bCs/>
+          <w:sz w:val="28"/>
+          <w:szCs w:val="28"/>
+          <w:lang/>
+        </w:rPr>
+        <w:t>Программный интерфейс (API):</w:t>
+      </w:r>
+      <w:r>
+        <w:rPr>
+          <w:rFonts w:ascii="Times New Roman" w:hAnsi="Times New Roman" w:cs="Times New Roman"/>
+          <w:sz w:val="28"/>
+          <w:szCs w:val="28"/>
+          <w:lang/>
+        </w:rPr>
+        <w:t xml:space="preserve"> взаимодействие между клиентом и сервером осуществляется через RESTful API с передачей данных в формате JSON по протоколу HTTP/HTTPS, либо через стандартизованное сетевое драйверное соединение (например, ADO.NET/JDBC).</w:t>
+      </w:r>
+    </w:p>
+    <w:p>
+      <w:pPr>
+        <w:tabs>
+          <w:tab w:val="num" w:pos="360"/>
+        </w:tabs>
+        <w:spacing w:after="0"/>
+        <w:jc w:val="both"/>
+        <w:rPr>
+          <w:rFonts w:ascii="Times New Roman" w:hAnsi="Times New Roman" w:cs="Times New Roman"/>
+          <w:b/>
+          <w:bCs/>
+          <w:sz w:val="28"/>
+          <w:szCs w:val="28"/>
+          <w:lang/>
+        </w:rPr>
+      </w:pPr>
+      <w:r>
+        <w:rPr>
+          <w:rFonts w:ascii="Times New Roman" w:hAnsi="Times New Roman" w:cs="Times New Roman"/>
+          <w:b/>
+          <w:bCs/>
+          <w:sz w:val="28"/>
+          <w:szCs w:val="28"/>
+          <w:lang/>
+        </w:rPr>
+        <w:t>Предполагаемые технологии</w:t>
+      </w:r>
+    </w:p>
+    <w:p>
+      <w:pPr>
+        <w:numPr>
+          <w:ilvl w:val="0"/>
+          <w:numId w:val="20"/>
+        </w:numPr>
+        <w:tabs>
+          <w:tab w:val="num" w:pos="360"/>
+        </w:tabs>
+        <w:spacing w:after="0"/>
+        <w:jc w:val="both"/>
+        <w:rPr>
+          <w:rFonts w:ascii="Times New Roman" w:hAnsi="Times New Roman" w:cs="Times New Roman"/>
+          <w:sz w:val="28"/>
+          <w:szCs w:val="28"/>
+          <w:lang/>
+        </w:rPr>
+      </w:pPr>
+      <w:r>
+        <w:rPr>
+          <w:rFonts w:ascii="Times New Roman" w:hAnsi="Times New Roman" w:cs="Times New Roman"/>
+          <w:b/>
+          <w:bCs/>
+          <w:sz w:val="28"/>
+          <w:szCs w:val="28"/>
+          <w:lang/>
+        </w:rPr>
+        <w:t>СУБД:</w:t>
+      </w:r>
+      <w:r>
+        <w:rPr>
+          <w:rFonts w:ascii="Times New Roman" w:hAnsi="Times New Roman" w:cs="Times New Roman"/>
+          <w:sz w:val="28"/>
+          <w:szCs w:val="28"/>
+          <w:lang/>
+        </w:rPr>
+        <w:t xml:space="preserve"> PostgreSQL / Microsoft SQL Server / MySQL.</w:t>
+      </w:r>
+    </w:p>
+    <w:p>
+      <w:pPr>
+        <w:numPr>
+          <w:ilvl w:val="0"/>
+          <w:numId w:val="20"/>
+        </w:numPr>
+        <w:tabs>
+          <w:tab w:val="num" w:pos="360"/>
+        </w:tabs>
+        <w:spacing w:after="0"/>
+        <w:jc w:val="both"/>
+        <w:rPr>
+          <w:rFonts w:ascii="Times New Roman" w:hAnsi="Times New Roman" w:cs="Times New Roman"/>
+          <w:sz w:val="28"/>
+          <w:szCs w:val="28"/>
+          <w:lang/>
+        </w:rPr>
+      </w:pPr>
+      <w:r>
+        <w:rPr>
+          <w:rFonts w:ascii="Times New Roman" w:hAnsi="Times New Roman" w:cs="Times New Roman"/>
+          <w:b/>
+          <w:bCs/>
+          <w:sz w:val="28"/>
+          <w:szCs w:val="28"/>
+          <w:lang/>
+        </w:rPr>
+        <w:t>Серверная часть (Back-End):</w:t>
+      </w:r>
+      <w:r>
+        <w:rPr>
+          <w:rFonts w:ascii="Times New Roman" w:hAnsi="Times New Roman" w:cs="Times New Roman"/>
+          <w:sz w:val="28"/>
+          <w:szCs w:val="28"/>
+          <w:lang/>
+        </w:rPr>
+        <w:t xml:space="preserve"> C# (.NET Core / ASP.NET Core), Node.js, Go или Java (Spring Boot).</w:t>
+      </w:r>
+    </w:p>
+    <w:p>
+      <w:pPr>
+        <w:numPr>
+          <w:ilvl w:val="0"/>
+          <w:numId w:val="20"/>
+        </w:numPr>
+        <w:tabs>
+          <w:tab w:val="num" w:pos="360"/>
+        </w:tabs>
+        <w:spacing w:after="0"/>
+        <w:jc w:val="both"/>
+        <w:rPr>
+          <w:rFonts w:ascii="Times New Roman" w:hAnsi="Times New Roman" w:cs="Times New Roman"/>
+          <w:sz w:val="28"/>
+          <w:szCs w:val="28"/>
+          <w:lang/>
+        </w:rPr>
+      </w:pPr>
+      <w:r>
+        <w:rPr>
+          <w:rFonts w:ascii="Times New Roman" w:hAnsi="Times New Roman" w:cs="Times New Roman"/>
+          <w:b/>
+          <w:bCs/>
+          <w:sz w:val="28"/>
+          <w:szCs w:val="28"/>
+          <w:lang/>
+        </w:rPr>
+        <w:t>Клиентская часть (Front-End):</w:t>
+      </w:r>
+      <w:r>
+        <w:rPr>
+          <w:rFonts w:ascii="Times New Roman" w:hAnsi="Times New Roman" w:cs="Times New Roman"/>
+          <w:sz w:val="28"/>
+          <w:szCs w:val="28"/>
+          <w:lang/>
+        </w:rPr>
+        <w:t xml:space="preserve"> React / Vue.js (для Web-клиента) или C# WPF / WinForms / Electron (для Desktop-клиента).</w:t>
+      </w:r>
+    </w:p>
+    <w:p>
+      <w:pPr>
+        <w:tabs>
+          <w:tab w:val="num" w:pos="360"/>
+        </w:tabs>
+        <w:spacing w:after="0"/>
+        <w:jc w:val="both"/>
+        <w:rPr>
+          <w:rFonts w:ascii="Times New Roman" w:hAnsi="Times New Roman" w:cs="Times New Roman"/>
+          <w:b/>
+          <w:bCs/>
+          <w:sz w:val="28"/>
+          <w:szCs w:val="28"/>
+          <w:lang/>
+        </w:rPr>
+      </w:pPr>
+      <w:r>
+        <w:rPr>
+          <w:rFonts w:ascii="Times New Roman" w:hAnsi="Times New Roman" w:cs="Times New Roman"/>
+          <w:b/>
+          <w:bCs/>
+          <w:sz w:val="28"/>
+          <w:szCs w:val="28"/>
+          <w:lang/>
+        </w:rPr>
+        <w:t>Показатели качества и требования к структуре</w:t>
+      </w:r>
+    </w:p>
+    <w:p>
+      <w:pPr>
+        <w:numPr>
+          <w:ilvl w:val="0"/>
+          <w:numId w:val="21"/>
+        </w:numPr>
+        <w:tabs>
+          <w:tab w:val="num" w:pos="360"/>
+        </w:tabs>
+        <w:spacing w:after="0"/>
+        <w:jc w:val="both"/>
+        <w:rPr>
+          <w:rFonts w:ascii="Times New Roman" w:hAnsi="Times New Roman" w:cs="Times New Roman"/>
+          <w:sz w:val="28"/>
+          <w:szCs w:val="28"/>
+          <w:lang/>
+        </w:rPr>
+      </w:pPr>
+      <w:r>
+        <w:rPr>
+          <w:rFonts w:ascii="Times New Roman" w:hAnsi="Times New Roman" w:cs="Times New Roman"/>
+          <w:b/>
+          <w:bCs/>
+          <w:sz w:val="28"/>
+          <w:szCs w:val="28"/>
+          <w:lang/>
+        </w:rPr>
+        <w:t>Масштабируемость:</w:t>
+      </w:r>
+      <w:r>
+        <w:rPr>
+          <w:rFonts w:ascii="Times New Roman" w:hAnsi="Times New Roman" w:cs="Times New Roman"/>
+          <w:sz w:val="28"/>
+          <w:szCs w:val="28"/>
+          <w:lang/>
+        </w:rPr>
+        <w:t xml:space="preserve"> способность сервера обрабатывать возрастающий объем записей в базе данных за счет оптимизации индексов и наращивания аппаратных ресурсов.</w:t>
+      </w:r>
+    </w:p>
+    <w:p>
+      <w:pPr>
+        <w:numPr>
+          <w:ilvl w:val="0"/>
+          <w:numId w:val="21"/>
+        </w:numPr>
+        <w:tabs>
+          <w:tab w:val="num" w:pos="360"/>
+        </w:tabs>
+        <w:spacing w:after="0"/>
+        <w:jc w:val="both"/>
+        <w:rPr>
+          <w:rFonts w:ascii="Times New Roman" w:hAnsi="Times New Roman" w:cs="Times New Roman"/>
+          <w:sz w:val="28"/>
+          <w:szCs w:val="28"/>
+          <w:lang/>
+        </w:rPr>
+      </w:pPr>
+      <w:r>
+        <w:rPr>
+          <w:rFonts w:ascii="Times New Roman" w:hAnsi="Times New Roman" w:cs="Times New Roman"/>
+          <w:b/>
+          <w:bCs/>
+          <w:sz w:val="28"/>
+          <w:szCs w:val="28"/>
+          <w:lang/>
+        </w:rPr>
+        <w:t>Распределенность:</w:t>
+      </w:r>
+      <w:r>
+        <w:rPr>
+          <w:rFonts w:ascii="Times New Roman" w:hAnsi="Times New Roman" w:cs="Times New Roman"/>
+          <w:sz w:val="28"/>
+          <w:szCs w:val="28"/>
+          <w:lang/>
+        </w:rPr>
+        <w:t xml:space="preserve"> возможность подключения клиентских рабочих мест из любых сегментов корпоративной сети провайдера.</w:t>
+      </w:r>
+    </w:p>
+    <w:p>
+      <w:pPr>
+        <w:numPr>
+          <w:ilvl w:val="0"/>
+          <w:numId w:val="21"/>
+        </w:numPr>
+        <w:tabs>
+          <w:tab w:val="num" w:pos="360"/>
+        </w:tabs>
+        <w:spacing w:after="0"/>
+        <w:jc w:val="both"/>
+        <w:rPr>
+          <w:rFonts w:ascii="Times New Roman" w:hAnsi="Times New Roman" w:cs="Times New Roman"/>
+          <w:sz w:val="28"/>
+          <w:szCs w:val="28"/>
+          <w:lang/>
+        </w:rPr>
+      </w:pPr>
+      <w:r>
+        <w:rPr>
+          <w:rFonts w:ascii="Times New Roman" w:hAnsi="Times New Roman" w:cs="Times New Roman"/>
+          <w:b/>
+          <w:bCs/>
+          <w:sz w:val="28"/>
+          <w:szCs w:val="28"/>
+          <w:lang/>
+        </w:rPr>
+        <w:t>Модульность:</w:t>
+      </w:r>
+      <w:r>
+        <w:rPr>
+          <w:rFonts w:ascii="Times New Roman" w:hAnsi="Times New Roman" w:cs="Times New Roman"/>
+          <w:sz w:val="28"/>
+          <w:szCs w:val="28"/>
+          <w:lang/>
+        </w:rPr>
+        <w:t xml:space="preserve"> логическое разделение системы на независимые модули (авторизация, управление тикетами, администрирование, отчетность).</w:t>
+      </w:r>
+    </w:p>
+    <w:p>
+      <w:pPr>
+        <w:numPr>
+          <w:ilvl w:val="0"/>
+          <w:numId w:val="21"/>
+        </w:numPr>
+        <w:tabs>
+          <w:tab w:val="num" w:pos="360"/>
+        </w:tabs>
+        <w:spacing w:after="0"/>
+        <w:jc w:val="both"/>
+        <w:rPr>
+          <w:rFonts w:ascii="Times New Roman" w:hAnsi="Times New Roman" w:cs="Times New Roman"/>
+          <w:sz w:val="28"/>
+          <w:szCs w:val="28"/>
+          <w:lang/>
+        </w:rPr>
+      </w:pPr>
+      <w:r>
+        <w:rPr>
+          <w:rFonts w:ascii="Times New Roman" w:hAnsi="Times New Roman" w:cs="Times New Roman"/>
+          <w:b/>
+          <w:bCs/>
+          <w:sz w:val="28"/>
+          <w:szCs w:val="28"/>
+          <w:lang/>
+        </w:rPr>
+        <w:t>Открытость:</w:t>
+      </w:r>
+      <w:r>
+        <w:rPr>
+          <w:rFonts w:ascii="Times New Roman" w:hAnsi="Times New Roman" w:cs="Times New Roman"/>
+          <w:sz w:val="28"/>
+          <w:szCs w:val="28"/>
+          <w:lang/>
+        </w:rPr>
+        <w:t xml:space="preserve"> наличие документированных структур данных для потенциальной интеграции с внешними системами.</w:t>
+      </w:r>
+    </w:p>
+    <w:p>
+      <w:pPr>
+        <w:tabs>
+          <w:tab w:val="num" w:pos="360"/>
+        </w:tabs>
+        <w:spacing w:after="0"/>
+        <w:jc w:val="both"/>
+        <w:rPr>
+          <w:rFonts w:ascii="Times New Roman" w:hAnsi="Times New Roman" w:cs="Times New Roman"/>
+          <w:b/>
+          <w:bCs/>
+          <w:sz w:val="28"/>
+          <w:szCs w:val="28"/>
+          <w:lang/>
+        </w:rPr>
+      </w:pPr>
+      <w:r>
+        <w:rPr>
+          <w:rFonts w:ascii="Times New Roman" w:hAnsi="Times New Roman" w:cs="Times New Roman"/>
+          <w:b/>
+          <w:bCs/>
+          <w:sz w:val="28"/>
+          <w:szCs w:val="28"/>
+          <w:lang/>
+        </w:rPr>
+        <w:t>2.4. Основные аппаратные требования (состав и параметры технических средств)</w:t>
+      </w:r>
+    </w:p>
+    <w:p>
+      <w:pPr>
+        <w:tabs>
+          <w:tab w:val="num" w:pos="360"/>
+        </w:tabs>
+        <w:spacing w:after="0"/>
+        <w:jc w:val="both"/>
+        <w:rPr>
+          <w:rFonts w:ascii="Times New Roman" w:hAnsi="Times New Roman" w:cs="Times New Roman"/>
+          <w:b/>
+          <w:bCs/>
+          <w:sz w:val="28"/>
+          <w:szCs w:val="28"/>
+          <w:lang/>
+        </w:rPr>
+      </w:pPr>
+      <w:r>
+        <w:rPr>
+          <w:rFonts w:ascii="Times New Roman" w:hAnsi="Times New Roman" w:cs="Times New Roman"/>
+          <w:b/>
+          <w:bCs/>
+          <w:sz w:val="28"/>
+          <w:szCs w:val="28"/>
+          <w:lang/>
+        </w:rPr>
+        <w:lastRenderedPageBreak/>
+        <w:t>Требования к серверу (Сервер приложений и СУБД)</w:t>
+      </w:r>
+    </w:p>
+    <w:p>
+      <w:pPr>
+        <w:numPr>
+          <w:ilvl w:val="0"/>
+          <w:numId w:val="22"/>
+        </w:numPr>
+        <w:tabs>
+          <w:tab w:val="num" w:pos="360"/>
+        </w:tabs>
+        <w:spacing w:after="0"/>
+        <w:jc w:val="both"/>
+        <w:rPr>
+          <w:rFonts w:ascii="Times New Roman" w:hAnsi="Times New Roman" w:cs="Times New Roman"/>
+          <w:sz w:val="28"/>
+          <w:szCs w:val="28"/>
+          <w:lang/>
+        </w:rPr>
+      </w:pPr>
+      <w:r>
+        <w:rPr>
+          <w:rFonts w:ascii="Times New Roman" w:hAnsi="Times New Roman" w:cs="Times New Roman"/>
+          <w:b/>
+          <w:bCs/>
+          <w:sz w:val="28"/>
+          <w:szCs w:val="28"/>
+          <w:lang/>
+        </w:rPr>
+        <w:t>Процессор (CPU):</w:t>
+      </w:r>
+      <w:r>
+        <w:rPr>
+          <w:rFonts w:ascii="Times New Roman" w:hAnsi="Times New Roman" w:cs="Times New Roman"/>
+          <w:sz w:val="28"/>
+          <w:szCs w:val="28"/>
+          <w:lang/>
+        </w:rPr>
+        <w:t xml:space="preserve"> 64-разрядный x86-64 процессор, не менее 4 ядер, тактовая частота от 2.4 GHz.</w:t>
+      </w:r>
+    </w:p>
+    <w:p>
+      <w:pPr>
+        <w:numPr>
+          <w:ilvl w:val="0"/>
+          <w:numId w:val="22"/>
+        </w:numPr>
+        <w:tabs>
+          <w:tab w:val="num" w:pos="360"/>
+        </w:tabs>
+        <w:spacing w:after="0"/>
+        <w:jc w:val="both"/>
+        <w:rPr>
+          <w:rFonts w:ascii="Times New Roman" w:hAnsi="Times New Roman" w:cs="Times New Roman"/>
+          <w:sz w:val="28"/>
+          <w:szCs w:val="28"/>
+          <w:lang/>
+        </w:rPr>
+      </w:pPr>
+      <w:r>
+        <w:rPr>
+          <w:rFonts w:ascii="Times New Roman" w:hAnsi="Times New Roman" w:cs="Times New Roman"/>
+          <w:b/>
+          <w:bCs/>
+          <w:sz w:val="28"/>
+          <w:szCs w:val="28"/>
+          <w:lang/>
+        </w:rPr>
+        <w:t>Оперативная память (RAM):</w:t>
+      </w:r>
+      <w:r>
+        <w:rPr>
+          <w:rFonts w:ascii="Times New Roman" w:hAnsi="Times New Roman" w:cs="Times New Roman"/>
+          <w:sz w:val="28"/>
+          <w:szCs w:val="28"/>
+          <w:lang/>
+        </w:rPr>
+        <w:t xml:space="preserve"> не менее 8 GB (рекомендуется 16 GB для обеспечения высокого показателя кэширования запросов СУБД).</w:t>
+      </w:r>
+    </w:p>
+    <w:p>
+      <w:pPr>
+        <w:numPr>
+          <w:ilvl w:val="0"/>
+          <w:numId w:val="22"/>
+        </w:numPr>
+        <w:tabs>
+          <w:tab w:val="num" w:pos="360"/>
+        </w:tabs>
+        <w:spacing w:after="0"/>
+        <w:jc w:val="both"/>
+        <w:rPr>
+          <w:rFonts w:ascii="Times New Roman" w:hAnsi="Times New Roman" w:cs="Times New Roman"/>
+          <w:sz w:val="28"/>
+          <w:szCs w:val="28"/>
+          <w:lang/>
+        </w:rPr>
+      </w:pPr>
+      <w:r>
+        <w:rPr>
+          <w:rFonts w:ascii="Times New Roman" w:hAnsi="Times New Roman" w:cs="Times New Roman"/>
+          <w:b/>
+          <w:bCs/>
+          <w:sz w:val="28"/>
+          <w:szCs w:val="28"/>
+          <w:lang/>
+        </w:rPr>
+        <w:t>Дисковая подсистема (Storage):</w:t>
+      </w:r>
+      <w:r>
+        <w:rPr>
+          <w:rFonts w:ascii="Times New Roman" w:hAnsi="Times New Roman" w:cs="Times New Roman"/>
+          <w:sz w:val="28"/>
+          <w:szCs w:val="28"/>
+          <w:lang/>
+        </w:rPr>
+        <w:t xml:space="preserve"> накопитель SSD/NVMe объемом не менее 128 GB (высокая скорость случайного чтения/записи IOPS).</w:t>
+      </w:r>
+    </w:p>
+    <w:p>
+      <w:pPr>
+        <w:numPr>
+          <w:ilvl w:val="0"/>
+          <w:numId w:val="22"/>
+        </w:numPr>
+        <w:tabs>
+          <w:tab w:val="num" w:pos="360"/>
+        </w:tabs>
+        <w:spacing w:after="0"/>
+        <w:jc w:val="both"/>
+        <w:rPr>
+          <w:rFonts w:ascii="Times New Roman" w:hAnsi="Times New Roman" w:cs="Times New Roman"/>
+          <w:sz w:val="28"/>
+          <w:szCs w:val="28"/>
+          <w:lang/>
+        </w:rPr>
+      </w:pPr>
+      <w:r>
+        <w:rPr>
+          <w:rFonts w:ascii="Times New Roman" w:hAnsi="Times New Roman" w:cs="Times New Roman"/>
+          <w:b/>
+          <w:bCs/>
+          <w:sz w:val="28"/>
+          <w:szCs w:val="28"/>
+          <w:lang/>
+        </w:rPr>
+        <w:t>Сетевой интерфейс:</w:t>
+      </w:r>
+      <w:r>
+        <w:rPr>
+          <w:rFonts w:ascii="Times New Roman" w:hAnsi="Times New Roman" w:cs="Times New Roman"/>
+          <w:sz w:val="28"/>
+          <w:szCs w:val="28"/>
+          <w:lang/>
+        </w:rPr>
+        <w:t xml:space="preserve"> сетевая карта 1000 Мбит/с (1 Gbps Ethernet).</w:t>
+      </w:r>
+    </w:p>
+    <w:p>
+      <w:pPr>
+        <w:tabs>
+          <w:tab w:val="num" w:pos="360"/>
+        </w:tabs>
+        <w:spacing w:after="0"/>
+        <w:jc w:val="both"/>
+        <w:rPr>
+          <w:rFonts w:ascii="Times New Roman" w:hAnsi="Times New Roman" w:cs="Times New Roman"/>
+          <w:b/>
+          <w:bCs/>
+          <w:sz w:val="28"/>
+          <w:szCs w:val="28"/>
+          <w:lang/>
+        </w:rPr>
+      </w:pPr>
+      <w:r>
+        <w:rPr>
+          <w:rFonts w:ascii="Times New Roman" w:hAnsi="Times New Roman" w:cs="Times New Roman"/>
+          <w:b/>
+          <w:bCs/>
+          <w:sz w:val="28"/>
+          <w:szCs w:val="28"/>
+          <w:lang/>
+        </w:rPr>
+        <w:t>Требования к клиентскому рабочему месту (Рабочая станция оператора/администратора)</w:t>
+      </w:r>
+    </w:p>
+    <w:p>
+      <w:pPr>
+        <w:numPr>
+          <w:ilvl w:val="0"/>
+          <w:numId w:val="23"/>
+        </w:numPr>
+        <w:tabs>
+          <w:tab w:val="num" w:pos="360"/>
+        </w:tabs>
+        <w:spacing w:after="0"/>
+        <w:jc w:val="both"/>
+        <w:rPr>
+          <w:rFonts w:ascii="Times New Roman" w:hAnsi="Times New Roman" w:cs="Times New Roman"/>
+          <w:sz w:val="28"/>
+          <w:szCs w:val="28"/>
+          <w:lang/>
+        </w:rPr>
+      </w:pPr>
+      <w:r>
+        <w:rPr>
+          <w:rFonts w:ascii="Times New Roman" w:hAnsi="Times New Roman" w:cs="Times New Roman"/>
+          <w:b/>
+          <w:bCs/>
+          <w:sz w:val="28"/>
+          <w:szCs w:val="28"/>
+          <w:lang/>
+        </w:rPr>
+        <w:t>Процессор (CPU):</w:t>
+      </w:r>
+      <w:r>
+        <w:rPr>
+          <w:rFonts w:ascii="Times New Roman" w:hAnsi="Times New Roman" w:cs="Times New Roman"/>
+          <w:sz w:val="28"/>
+          <w:szCs w:val="28"/>
+          <w:lang/>
+        </w:rPr>
+        <w:t xml:space="preserve"> 2-ядерный процессор с тактовой частотой от 2.0 GHz.</w:t>
+      </w:r>
+    </w:p>
+    <w:p>
+      <w:pPr>
+        <w:numPr>
+          <w:ilvl w:val="0"/>
+          <w:numId w:val="23"/>
+        </w:numPr>
+        <w:tabs>
+          <w:tab w:val="num" w:pos="360"/>
+        </w:tabs>
+        <w:spacing w:after="0"/>
+        <w:jc w:val="both"/>
+        <w:rPr>
+          <w:rFonts w:ascii="Times New Roman" w:hAnsi="Times New Roman" w:cs="Times New Roman"/>
+          <w:sz w:val="28"/>
+          <w:szCs w:val="28"/>
+          <w:lang/>
+        </w:rPr>
+      </w:pPr>
+      <w:r>
+        <w:rPr>
+          <w:rFonts w:ascii="Times New Roman" w:hAnsi="Times New Roman" w:cs="Times New Roman"/>
+          <w:b/>
+          <w:bCs/>
+          <w:sz w:val="28"/>
+          <w:szCs w:val="28"/>
+          <w:lang/>
+        </w:rPr>
+        <w:t>Оперативная память (RAM):</w:t>
+      </w:r>
+      <w:r>
+        <w:rPr>
+          <w:rFonts w:ascii="Times New Roman" w:hAnsi="Times New Roman" w:cs="Times New Roman"/>
+          <w:sz w:val="28"/>
+          <w:szCs w:val="28"/>
+          <w:lang/>
+        </w:rPr>
+        <w:t xml:space="preserve"> не менее 4 GB.</w:t>
+      </w:r>
+    </w:p>
+    <w:p>
+      <w:pPr>
+        <w:numPr>
+          <w:ilvl w:val="0"/>
+          <w:numId w:val="23"/>
+        </w:numPr>
+        <w:tabs>
+          <w:tab w:val="num" w:pos="360"/>
+        </w:tabs>
+        <w:spacing w:after="0"/>
+        <w:jc w:val="both"/>
+        <w:rPr>
+          <w:rFonts w:ascii="Times New Roman" w:hAnsi="Times New Roman" w:cs="Times New Roman"/>
+          <w:sz w:val="28"/>
+          <w:szCs w:val="28"/>
+          <w:lang/>
+        </w:rPr>
+      </w:pPr>
+      <w:r>
+        <w:rPr>
+          <w:rFonts w:ascii="Times New Roman" w:hAnsi="Times New Roman" w:cs="Times New Roman"/>
+          <w:b/>
+          <w:bCs/>
+          <w:sz w:val="28"/>
+          <w:szCs w:val="28"/>
+          <w:lang/>
+        </w:rPr>
+        <w:t>Дисковая подсистема:</w:t>
+      </w:r>
+      <w:r>
+        <w:rPr>
+          <w:rFonts w:ascii="Times New Roman" w:hAnsi="Times New Roman" w:cs="Times New Roman"/>
+          <w:sz w:val="28"/>
+          <w:szCs w:val="28"/>
+          <w:lang/>
+        </w:rPr>
+        <w:t xml:space="preserve"> свободное дисковое пространство не менее 2 GB для установки клиентского ПО и временных файлов.</w:t>
+      </w:r>
+    </w:p>
+    <w:p>
+      <w:pPr>
+        <w:numPr>
+          <w:ilvl w:val="0"/>
+          <w:numId w:val="23"/>
+        </w:numPr>
+        <w:tabs>
+          <w:tab w:val="num" w:pos="360"/>
+        </w:tabs>
+        <w:spacing w:after="0"/>
+        <w:jc w:val="both"/>
+        <w:rPr>
+          <w:rFonts w:ascii="Times New Roman" w:hAnsi="Times New Roman" w:cs="Times New Roman"/>
+          <w:sz w:val="28"/>
+          <w:szCs w:val="28"/>
+          <w:lang/>
+        </w:rPr>
+      </w:pPr>
+      <w:r>
+        <w:rPr>
+          <w:rFonts w:ascii="Times New Roman" w:hAnsi="Times New Roman" w:cs="Times New Roman"/>
+          <w:b/>
+          <w:bCs/>
+          <w:sz w:val="28"/>
+          <w:szCs w:val="28"/>
+          <w:lang/>
+        </w:rPr>
+        <w:t>Дисплей:</w:t>
+      </w:r>
+      <w:r>
+        <w:rPr>
+          <w:rFonts w:ascii="Times New Roman" w:hAnsi="Times New Roman" w:cs="Times New Roman"/>
+          <w:sz w:val="28"/>
+          <w:szCs w:val="28"/>
+          <w:lang/>
+        </w:rPr>
+        <w:t xml:space="preserve"> монитор с поддержкой разрешения не менее 1280x720 (рекомендуется Full HD 1920x1080).</w:t>
+      </w:r>
+    </w:p>
+    <w:p>
+      <w:pPr>
+        <w:numPr>
+          <w:ilvl w:val="0"/>
+          <w:numId w:val="23"/>
+        </w:numPr>
+        <w:tabs>
+          <w:tab w:val="num" w:pos="360"/>
+        </w:tabs>
+        <w:spacing w:after="0"/>
+        <w:jc w:val="both"/>
+        <w:rPr>
+          <w:rFonts w:ascii="Times New Roman" w:hAnsi="Times New Roman" w:cs="Times New Roman"/>
+          <w:sz w:val="28"/>
+          <w:szCs w:val="28"/>
+          <w:lang/>
+        </w:rPr>
+      </w:pPr>
+      <w:r>
+        <w:rPr>
+          <w:rFonts w:ascii="Times New Roman" w:hAnsi="Times New Roman" w:cs="Times New Roman"/>
+          <w:b/>
+          <w:bCs/>
+          <w:sz w:val="28"/>
+          <w:szCs w:val="28"/>
+          <w:lang/>
+        </w:rPr>
+        <w:t>Устройства ввода:</w:t>
+      </w:r>
+      <w:r>
+        <w:rPr>
+          <w:rFonts w:ascii="Times New Roman" w:hAnsi="Times New Roman" w:cs="Times New Roman"/>
+          <w:sz w:val="28"/>
+          <w:szCs w:val="28"/>
+          <w:lang/>
+        </w:rPr>
+        <w:t xml:space="preserve"> стандартная клавиатура и манипулятор «мышь».</w:t>
+      </w:r>
+    </w:p>
+    <w:p>
+      <w:pPr>
+        <w:numPr>
+          <w:ilvl w:val="0"/>
+          <w:numId w:val="23"/>
+        </w:numPr>
+        <w:tabs>
+          <w:tab w:val="num" w:pos="360"/>
+        </w:tabs>
+        <w:spacing w:after="0"/>
+        <w:jc w:val="both"/>
+        <w:rPr>
+          <w:rFonts w:ascii="Times New Roman" w:hAnsi="Times New Roman" w:cs="Times New Roman"/>
+          <w:sz w:val="28"/>
+          <w:szCs w:val="28"/>
+          <w:lang/>
+        </w:rPr>
+      </w:pPr>
+      <w:r>
+        <w:rPr>
+          <w:rFonts w:ascii="Times New Roman" w:hAnsi="Times New Roman" w:cs="Times New Roman"/>
+          <w:b/>
+          <w:bCs/>
+          <w:sz w:val="28"/>
+          <w:szCs w:val="28"/>
+          <w:lang/>
+        </w:rPr>
+        <w:t>Сетевой интерфейс:</w:t>
+      </w:r>
+      <w:r>
+        <w:rPr>
+          <w:rFonts w:ascii="Times New Roman" w:hAnsi="Times New Roman" w:cs="Times New Roman"/>
+          <w:sz w:val="28"/>
+          <w:szCs w:val="28"/>
+          <w:lang/>
+        </w:rPr>
+        <w:t xml:space="preserve"> сетевой адаптер 100/1000 Мбит/с.</w:t>
+      </w:r>
+    </w:p>
+    <w:p>
+      <w:pPr>
+        <w:tabs>
+          <w:tab w:val="num" w:pos="360"/>
+        </w:tabs>
+        <w:spacing w:after="0"/>
+        <w:jc w:val="both"/>
+        <w:rPr>
+          <w:rFonts w:ascii="Times New Roman" w:hAnsi="Times New Roman" w:cs="Times New Roman"/>
+          <w:sz w:val="28"/>
+          <w:szCs w:val="28"/>
+          <w:lang/>
+        </w:rPr>
+      </w:pPr>
+    </w:p>
+    <w:p>
+      <w:pPr>
+        <w:tabs>
+          <w:tab w:val="num" w:pos="360"/>
+        </w:tabs>
+        <w:spacing w:after="0"/>
+        <w:jc w:val="both"/>
+        <w:rPr>
+          <w:rFonts w:ascii="Times New Roman" w:hAnsi="Times New Roman" w:cs="Times New Roman"/>
+          <w:sz w:val="28"/>
+          <w:szCs w:val="28"/>
+          <w:lang/>
+        </w:rPr>
+      </w:pPr>
     </w:p>
     <w:sectPr>
       <w:pgSz w:w="11906" w:h="16838"/>
@@ -652,6 +4838,3099 @@
     </w:sectPr>
   </w:body>
 </w:document>
+</file>
+
+<file path=word/numbering.xml><?xml version="1.0" encoding="utf-8"?>
+<w:numbering xmlns:wpc="http://schemas.microsoft.com/office/word/2010/wordprocessingCanvas" xmlns:cx="http://schemas.microsoft.com/office/drawing/2014/chartex" xmlns:cx1="http://schemas.microsoft.com/office/drawing/2015/9/8/chartex" xmlns:cx2="http://schemas.microsoft.com/office/drawing/2015/10/21/chartex" xmlns:cx3="http://schemas.microsoft.com/office/drawing/2016/5/9/chartex" xmlns:cx4="http://schemas.microsoft.com/office/drawing/2016/5/10/chartex" xmlns:cx5="http://schemas.microsoft.com/office/drawing/2016/5/11/chartex" xmlns:cx6="http://schemas.microsoft.com/office/drawing/2016/5/12/chartex" xmlns:cx7="http://schemas.microsoft.com/office/drawing/2016/5/13/chartex" xmlns:cx8="http://schemas.microsoft.com/office/drawing/2016/5/14/chartex" xmlns:mc="http://schemas.openxmlformats.org/markup-compatibility/2006" xmlns:aink="http://schemas.microsoft.com/office/drawing/2016/ink" xmlns:am3d="http://schemas.microsoft.com/office/drawing/2017/model3d" xmlns:o="urn:schemas-microsoft-com:office:office" xmlns:oel="http://schemas.microsoft.com/office/2019/extlst" xmlns:r="http://schemas.openxmlformats.org/officeDocument/2006/relationships" xmlns:m="http://schemas.openxmlformats.org/officeDocument/2006/math" xmlns:v="urn:schemas-microsoft-com:vml" xmlns:wp14="http://schemas.microsoft.com/office/word/2010/wordprocessingDrawing" xmlns:wp="http://schemas.openxmlformats.org/drawingml/2006/wordprocessingDrawing" xmlns:w10="urn:schemas-microsoft-com:office:word" xmlns:w="http://schemas.openxmlformats.org/wordprocessingml/2006/main" xmlns:w14="http://schemas.microsoft.com/office/word/2010/wordml" xmlns:w15="http://schemas.microsoft.com/office/word/2012/wordml" xmlns:w16cex="http://schemas.microsoft.com/office/word/2018/wordml/cex" xmlns:w16cid="http://schemas.microsoft.com/office/word/2016/wordml/cid" xmlns:w16="http://schemas.microsoft.com/office/word/2018/wordml" xmlns:w16sdtdh="http://schemas.microsoft.com/office/word/2020/wordml/sdtdatahash" xmlns:w16se="http://schemas.microsoft.com/office/word/2015/wordml/symex" xmlns:wpg="http://schemas.microsoft.com/office/word/2010/wordprocessingGroup" xmlns:wpi="http://schemas.microsoft.com/office/word/2010/wordprocessingInk" xmlns:wne="http://schemas.microsoft.com/office/word/2006/wordml" xmlns:wps="http://schemas.microsoft.com/office/word/2010/wordprocessingShape" mc:Ignorable="w14 w15 w16se w16cid w16 w16cex w16sdtdh wp14">
+  <w:abstractNum w:abstractNumId="0" w15:restartNumberingAfterBreak="0">
+    <w:nsid w:val="05D27AAB"/>
+    <w:multiLevelType w:val="multilevel"/>
+    <w:tmpl w:val="B8226348"/>
+    <w:lvl w:ilvl="0">
+      <w:start w:val="7"/>
+      <w:numFmt w:val="decimal"/>
+      <w:lvlText w:val="%1"/>
+      <w:lvlJc w:val="left"/>
+      <w:pPr>
+        <w:ind w:left="360" w:hanging="360"/>
+      </w:pPr>
+      <w:rPr>
+        <w:rFonts w:hint="default"/>
+      </w:rPr>
+    </w:lvl>
+    <w:lvl w:ilvl="1">
+      <w:start w:val="2"/>
+      <w:numFmt w:val="decimal"/>
+      <w:lvlText w:val="%1.%2"/>
+      <w:lvlJc w:val="left"/>
+      <w:pPr>
+        <w:ind w:left="1069" w:hanging="360"/>
+      </w:pPr>
+      <w:rPr>
+        <w:rFonts w:hint="default"/>
+      </w:rPr>
+    </w:lvl>
+    <w:lvl w:ilvl="2">
+      <w:start w:val="1"/>
+      <w:numFmt w:val="decimal"/>
+      <w:lvlText w:val="%1.%2.%3"/>
+      <w:lvlJc w:val="left"/>
+      <w:pPr>
+        <w:ind w:left="2138" w:hanging="720"/>
+      </w:pPr>
+      <w:rPr>
+        <w:rFonts w:hint="default"/>
+      </w:rPr>
+    </w:lvl>
+    <w:lvl w:ilvl="3">
+      <w:start w:val="1"/>
+      <w:numFmt w:val="decimal"/>
+      <w:lvlText w:val="%1.%2.%3.%4"/>
+      <w:lvlJc w:val="left"/>
+      <w:pPr>
+        <w:ind w:left="3207" w:hanging="1080"/>
+      </w:pPr>
+      <w:rPr>
+        <w:rFonts w:hint="default"/>
+      </w:rPr>
+    </w:lvl>
+    <w:lvl w:ilvl="4">
+      <w:start w:val="1"/>
+      <w:numFmt w:val="decimal"/>
+      <w:lvlText w:val="%1.%2.%3.%4.%5"/>
+      <w:lvlJc w:val="left"/>
+      <w:pPr>
+        <w:ind w:left="3916" w:hanging="1080"/>
+      </w:pPr>
+      <w:rPr>
+        <w:rFonts w:hint="default"/>
+      </w:rPr>
+    </w:lvl>
+    <w:lvl w:ilvl="5">
+      <w:start w:val="1"/>
+      <w:numFmt w:val="decimal"/>
+      <w:lvlText w:val="%1.%2.%3.%4.%5.%6"/>
+      <w:lvlJc w:val="left"/>
+      <w:pPr>
+        <w:ind w:left="4985" w:hanging="1440"/>
+      </w:pPr>
+      <w:rPr>
+        <w:rFonts w:hint="default"/>
+      </w:rPr>
+    </w:lvl>
+    <w:lvl w:ilvl="6">
+      <w:start w:val="1"/>
+      <w:numFmt w:val="decimal"/>
+      <w:lvlText w:val="%1.%2.%3.%4.%5.%6.%7"/>
+      <w:lvlJc w:val="left"/>
+      <w:pPr>
+        <w:ind w:left="5694" w:hanging="1440"/>
+      </w:pPr>
+      <w:rPr>
+        <w:rFonts w:hint="default"/>
+      </w:rPr>
+    </w:lvl>
+    <w:lvl w:ilvl="7">
+      <w:start w:val="1"/>
+      <w:numFmt w:val="decimal"/>
+      <w:lvlText w:val="%1.%2.%3.%4.%5.%6.%7.%8"/>
+      <w:lvlJc w:val="left"/>
+      <w:pPr>
+        <w:ind w:left="6763" w:hanging="1800"/>
+      </w:pPr>
+      <w:rPr>
+        <w:rFonts w:hint="default"/>
+      </w:rPr>
+    </w:lvl>
+    <w:lvl w:ilvl="8">
+      <w:start w:val="1"/>
+      <w:numFmt w:val="decimal"/>
+      <w:lvlText w:val="%1.%2.%3.%4.%5.%6.%7.%8.%9"/>
+      <w:lvlJc w:val="left"/>
+      <w:pPr>
+        <w:ind w:left="7832" w:hanging="2160"/>
+      </w:pPr>
+      <w:rPr>
+        <w:rFonts w:hint="default"/>
+      </w:rPr>
+    </w:lvl>
+  </w:abstractNum>
+  <w:abstractNum w:abstractNumId="1" w15:restartNumberingAfterBreak="0">
+    <w:nsid w:val="127A78D2"/>
+    <w:multiLevelType w:val="multilevel"/>
+    <w:tmpl w:val="D50E36A4"/>
+    <w:lvl w:ilvl="0">
+      <w:start w:val="1"/>
+      <w:numFmt w:val="bullet"/>
+      <w:lvlText w:val=""/>
+      <w:lvlJc w:val="left"/>
+      <w:pPr>
+        <w:tabs>
+          <w:tab w:val="num" w:pos="720"/>
+        </w:tabs>
+        <w:ind w:left="720" w:hanging="360"/>
+      </w:pPr>
+      <w:rPr>
+        <w:rFonts w:ascii="Symbol" w:hAnsi="Symbol" w:hint="default"/>
+        <w:sz w:val="20"/>
+      </w:rPr>
+    </w:lvl>
+    <w:lvl w:ilvl="1" w:tentative="1">
+      <w:start w:val="1"/>
+      <w:numFmt w:val="bullet"/>
+      <w:lvlText w:val="o"/>
+      <w:lvlJc w:val="left"/>
+      <w:pPr>
+        <w:tabs>
+          <w:tab w:val="num" w:pos="1440"/>
+        </w:tabs>
+        <w:ind w:left="1440" w:hanging="360"/>
+      </w:pPr>
+      <w:rPr>
+        <w:rFonts w:ascii="Courier New" w:hAnsi="Courier New" w:hint="default"/>
+        <w:sz w:val="20"/>
+      </w:rPr>
+    </w:lvl>
+    <w:lvl w:ilvl="2" w:tentative="1">
+      <w:start w:val="1"/>
+      <w:numFmt w:val="bullet"/>
+      <w:lvlText w:val=""/>
+      <w:lvlJc w:val="left"/>
+      <w:pPr>
+        <w:tabs>
+          <w:tab w:val="num" w:pos="2160"/>
+        </w:tabs>
+        <w:ind w:left="2160" w:hanging="360"/>
+      </w:pPr>
+      <w:rPr>
+        <w:rFonts w:ascii="Wingdings" w:hAnsi="Wingdings" w:hint="default"/>
+        <w:sz w:val="20"/>
+      </w:rPr>
+    </w:lvl>
+    <w:lvl w:ilvl="3" w:tentative="1">
+      <w:start w:val="1"/>
+      <w:numFmt w:val="bullet"/>
+      <w:lvlText w:val=""/>
+      <w:lvlJc w:val="left"/>
+      <w:pPr>
+        <w:tabs>
+          <w:tab w:val="num" w:pos="2880"/>
+        </w:tabs>
+        <w:ind w:left="2880" w:hanging="360"/>
+      </w:pPr>
+      <w:rPr>
+        <w:rFonts w:ascii="Wingdings" w:hAnsi="Wingdings" w:hint="default"/>
+        <w:sz w:val="20"/>
+      </w:rPr>
+    </w:lvl>
+    <w:lvl w:ilvl="4" w:tentative="1">
+      <w:start w:val="1"/>
+      <w:numFmt w:val="bullet"/>
+      <w:lvlText w:val=""/>
+      <w:lvlJc w:val="left"/>
+      <w:pPr>
+        <w:tabs>
+          <w:tab w:val="num" w:pos="3600"/>
+        </w:tabs>
+        <w:ind w:left="3600" w:hanging="360"/>
+      </w:pPr>
+      <w:rPr>
+        <w:rFonts w:ascii="Wingdings" w:hAnsi="Wingdings" w:hint="default"/>
+        <w:sz w:val="20"/>
+      </w:rPr>
+    </w:lvl>
+    <w:lvl w:ilvl="5" w:tentative="1">
+      <w:start w:val="1"/>
+      <w:numFmt w:val="bullet"/>
+      <w:lvlText w:val=""/>
+      <w:lvlJc w:val="left"/>
+      <w:pPr>
+        <w:tabs>
+          <w:tab w:val="num" w:pos="4320"/>
+        </w:tabs>
+        <w:ind w:left="4320" w:hanging="360"/>
+      </w:pPr>
+      <w:rPr>
+        <w:rFonts w:ascii="Wingdings" w:hAnsi="Wingdings" w:hint="default"/>
+        <w:sz w:val="20"/>
+      </w:rPr>
+    </w:lvl>
+    <w:lvl w:ilvl="6" w:tentative="1">
+      <w:start w:val="1"/>
+      <w:numFmt w:val="bullet"/>
+      <w:lvlText w:val=""/>
+      <w:lvlJc w:val="left"/>
+      <w:pPr>
+        <w:tabs>
+          <w:tab w:val="num" w:pos="5040"/>
+        </w:tabs>
+        <w:ind w:left="5040" w:hanging="360"/>
+      </w:pPr>
+      <w:rPr>
+        <w:rFonts w:ascii="Wingdings" w:hAnsi="Wingdings" w:hint="default"/>
+        <w:sz w:val="20"/>
+      </w:rPr>
+    </w:lvl>
+    <w:lvl w:ilvl="7" w:tentative="1">
+      <w:start w:val="1"/>
+      <w:numFmt w:val="bullet"/>
+      <w:lvlText w:val=""/>
+      <w:lvlJc w:val="left"/>
+      <w:pPr>
+        <w:tabs>
+          <w:tab w:val="num" w:pos="5760"/>
+        </w:tabs>
+        <w:ind w:left="5760" w:hanging="360"/>
+      </w:pPr>
+      <w:rPr>
+        <w:rFonts w:ascii="Wingdings" w:hAnsi="Wingdings" w:hint="default"/>
+        <w:sz w:val="20"/>
+      </w:rPr>
+    </w:lvl>
+    <w:lvl w:ilvl="8" w:tentative="1">
+      <w:start w:val="1"/>
+      <w:numFmt w:val="bullet"/>
+      <w:lvlText w:val=""/>
+      <w:lvlJc w:val="left"/>
+      <w:pPr>
+        <w:tabs>
+          <w:tab w:val="num" w:pos="6480"/>
+        </w:tabs>
+        <w:ind w:left="6480" w:hanging="360"/>
+      </w:pPr>
+      <w:rPr>
+        <w:rFonts w:ascii="Wingdings" w:hAnsi="Wingdings" w:hint="default"/>
+        <w:sz w:val="20"/>
+      </w:rPr>
+    </w:lvl>
+  </w:abstractNum>
+  <w:abstractNum w:abstractNumId="2" w15:restartNumberingAfterBreak="0">
+    <w:nsid w:val="12F43CA2"/>
+    <w:multiLevelType w:val="multilevel"/>
+    <w:tmpl w:val="BB8C88B4"/>
+    <w:lvl w:ilvl="0">
+      <w:start w:val="1"/>
+      <w:numFmt w:val="bullet"/>
+      <w:lvlText w:val=""/>
+      <w:lvlJc w:val="left"/>
+      <w:pPr>
+        <w:tabs>
+          <w:tab w:val="num" w:pos="720"/>
+        </w:tabs>
+        <w:ind w:left="720" w:hanging="360"/>
+      </w:pPr>
+      <w:rPr>
+        <w:rFonts w:ascii="Symbol" w:hAnsi="Symbol" w:hint="default"/>
+        <w:sz w:val="20"/>
+      </w:rPr>
+    </w:lvl>
+    <w:lvl w:ilvl="1" w:tentative="1">
+      <w:start w:val="1"/>
+      <w:numFmt w:val="bullet"/>
+      <w:lvlText w:val="o"/>
+      <w:lvlJc w:val="left"/>
+      <w:pPr>
+        <w:tabs>
+          <w:tab w:val="num" w:pos="1440"/>
+        </w:tabs>
+        <w:ind w:left="1440" w:hanging="360"/>
+      </w:pPr>
+      <w:rPr>
+        <w:rFonts w:ascii="Courier New" w:hAnsi="Courier New" w:hint="default"/>
+        <w:sz w:val="20"/>
+      </w:rPr>
+    </w:lvl>
+    <w:lvl w:ilvl="2" w:tentative="1">
+      <w:start w:val="1"/>
+      <w:numFmt w:val="bullet"/>
+      <w:lvlText w:val=""/>
+      <w:lvlJc w:val="left"/>
+      <w:pPr>
+        <w:tabs>
+          <w:tab w:val="num" w:pos="2160"/>
+        </w:tabs>
+        <w:ind w:left="2160" w:hanging="360"/>
+      </w:pPr>
+      <w:rPr>
+        <w:rFonts w:ascii="Wingdings" w:hAnsi="Wingdings" w:hint="default"/>
+        <w:sz w:val="20"/>
+      </w:rPr>
+    </w:lvl>
+    <w:lvl w:ilvl="3" w:tentative="1">
+      <w:start w:val="1"/>
+      <w:numFmt w:val="bullet"/>
+      <w:lvlText w:val=""/>
+      <w:lvlJc w:val="left"/>
+      <w:pPr>
+        <w:tabs>
+          <w:tab w:val="num" w:pos="2880"/>
+        </w:tabs>
+        <w:ind w:left="2880" w:hanging="360"/>
+      </w:pPr>
+      <w:rPr>
+        <w:rFonts w:ascii="Wingdings" w:hAnsi="Wingdings" w:hint="default"/>
+        <w:sz w:val="20"/>
+      </w:rPr>
+    </w:lvl>
+    <w:lvl w:ilvl="4" w:tentative="1">
+      <w:start w:val="1"/>
+      <w:numFmt w:val="bullet"/>
+      <w:lvlText w:val=""/>
+      <w:lvlJc w:val="left"/>
+      <w:pPr>
+        <w:tabs>
+          <w:tab w:val="num" w:pos="3600"/>
+        </w:tabs>
+        <w:ind w:left="3600" w:hanging="360"/>
+      </w:pPr>
+      <w:rPr>
+        <w:rFonts w:ascii="Wingdings" w:hAnsi="Wingdings" w:hint="default"/>
+        <w:sz w:val="20"/>
+      </w:rPr>
+    </w:lvl>
+    <w:lvl w:ilvl="5" w:tentative="1">
+      <w:start w:val="1"/>
+      <w:numFmt w:val="bullet"/>
+      <w:lvlText w:val=""/>
+      <w:lvlJc w:val="left"/>
+      <w:pPr>
+        <w:tabs>
+          <w:tab w:val="num" w:pos="4320"/>
+        </w:tabs>
+        <w:ind w:left="4320" w:hanging="360"/>
+      </w:pPr>
+      <w:rPr>
+        <w:rFonts w:ascii="Wingdings" w:hAnsi="Wingdings" w:hint="default"/>
+        <w:sz w:val="20"/>
+      </w:rPr>
+    </w:lvl>
+    <w:lvl w:ilvl="6" w:tentative="1">
+      <w:start w:val="1"/>
+      <w:numFmt w:val="bullet"/>
+      <w:lvlText w:val=""/>
+      <w:lvlJc w:val="left"/>
+      <w:pPr>
+        <w:tabs>
+          <w:tab w:val="num" w:pos="5040"/>
+        </w:tabs>
+        <w:ind w:left="5040" w:hanging="360"/>
+      </w:pPr>
+      <w:rPr>
+        <w:rFonts w:ascii="Wingdings" w:hAnsi="Wingdings" w:hint="default"/>
+        <w:sz w:val="20"/>
+      </w:rPr>
+    </w:lvl>
+    <w:lvl w:ilvl="7" w:tentative="1">
+      <w:start w:val="1"/>
+      <w:numFmt w:val="bullet"/>
+      <w:lvlText w:val=""/>
+      <w:lvlJc w:val="left"/>
+      <w:pPr>
+        <w:tabs>
+          <w:tab w:val="num" w:pos="5760"/>
+        </w:tabs>
+        <w:ind w:left="5760" w:hanging="360"/>
+      </w:pPr>
+      <w:rPr>
+        <w:rFonts w:ascii="Wingdings" w:hAnsi="Wingdings" w:hint="default"/>
+        <w:sz w:val="20"/>
+      </w:rPr>
+    </w:lvl>
+    <w:lvl w:ilvl="8" w:tentative="1">
+      <w:start w:val="1"/>
+      <w:numFmt w:val="bullet"/>
+      <w:lvlText w:val=""/>
+      <w:lvlJc w:val="left"/>
+      <w:pPr>
+        <w:tabs>
+          <w:tab w:val="num" w:pos="6480"/>
+        </w:tabs>
+        <w:ind w:left="6480" w:hanging="360"/>
+      </w:pPr>
+      <w:rPr>
+        <w:rFonts w:ascii="Wingdings" w:hAnsi="Wingdings" w:hint="default"/>
+        <w:sz w:val="20"/>
+      </w:rPr>
+    </w:lvl>
+  </w:abstractNum>
+  <w:abstractNum w:abstractNumId="3" w15:restartNumberingAfterBreak="0">
+    <w:nsid w:val="17F013ED"/>
+    <w:multiLevelType w:val="hybridMultilevel"/>
+    <w:tmpl w:val="919C739C"/>
+    <w:lvl w:ilvl="0" w:tplc="9CCA6C84">
+      <w:start w:val="5"/>
+      <w:numFmt w:val="decimal"/>
+      <w:lvlText w:val="%1."/>
+      <w:lvlJc w:val="left"/>
+      <w:pPr>
+        <w:ind w:left="1069" w:hanging="360"/>
+      </w:pPr>
+      <w:rPr>
+        <w:rFonts w:hint="default"/>
+      </w:rPr>
+    </w:lvl>
+    <w:lvl w:ilvl="1" w:tplc="10000019" w:tentative="1">
+      <w:start w:val="1"/>
+      <w:numFmt w:val="lowerLetter"/>
+      <w:lvlText w:val="%2."/>
+      <w:lvlJc w:val="left"/>
+      <w:pPr>
+        <w:ind w:left="1789" w:hanging="360"/>
+      </w:pPr>
+    </w:lvl>
+    <w:lvl w:ilvl="2" w:tplc="1000001B" w:tentative="1">
+      <w:start w:val="1"/>
+      <w:numFmt w:val="lowerRoman"/>
+      <w:lvlText w:val="%3."/>
+      <w:lvlJc w:val="right"/>
+      <w:pPr>
+        <w:ind w:left="2509" w:hanging="180"/>
+      </w:pPr>
+    </w:lvl>
+    <w:lvl w:ilvl="3" w:tplc="1000000F" w:tentative="1">
+      <w:start w:val="1"/>
+      <w:numFmt w:val="decimal"/>
+      <w:lvlText w:val="%4."/>
+      <w:lvlJc w:val="left"/>
+      <w:pPr>
+        <w:ind w:left="3229" w:hanging="360"/>
+      </w:pPr>
+    </w:lvl>
+    <w:lvl w:ilvl="4" w:tplc="10000019" w:tentative="1">
+      <w:start w:val="1"/>
+      <w:numFmt w:val="lowerLetter"/>
+      <w:lvlText w:val="%5."/>
+      <w:lvlJc w:val="left"/>
+      <w:pPr>
+        <w:ind w:left="3949" w:hanging="360"/>
+      </w:pPr>
+    </w:lvl>
+    <w:lvl w:ilvl="5" w:tplc="1000001B" w:tentative="1">
+      <w:start w:val="1"/>
+      <w:numFmt w:val="lowerRoman"/>
+      <w:lvlText w:val="%6."/>
+      <w:lvlJc w:val="right"/>
+      <w:pPr>
+        <w:ind w:left="4669" w:hanging="180"/>
+      </w:pPr>
+    </w:lvl>
+    <w:lvl w:ilvl="6" w:tplc="1000000F" w:tentative="1">
+      <w:start w:val="1"/>
+      <w:numFmt w:val="decimal"/>
+      <w:lvlText w:val="%7."/>
+      <w:lvlJc w:val="left"/>
+      <w:pPr>
+        <w:ind w:left="5389" w:hanging="360"/>
+      </w:pPr>
+    </w:lvl>
+    <w:lvl w:ilvl="7" w:tplc="10000019" w:tentative="1">
+      <w:start w:val="1"/>
+      <w:numFmt w:val="lowerLetter"/>
+      <w:lvlText w:val="%8."/>
+      <w:lvlJc w:val="left"/>
+      <w:pPr>
+        <w:ind w:left="6109" w:hanging="360"/>
+      </w:pPr>
+    </w:lvl>
+    <w:lvl w:ilvl="8" w:tplc="1000001B" w:tentative="1">
+      <w:start w:val="1"/>
+      <w:numFmt w:val="lowerRoman"/>
+      <w:lvlText w:val="%9."/>
+      <w:lvlJc w:val="right"/>
+      <w:pPr>
+        <w:ind w:left="6829" w:hanging="180"/>
+      </w:pPr>
+    </w:lvl>
+  </w:abstractNum>
+  <w:abstractNum w:abstractNumId="4" w15:restartNumberingAfterBreak="0">
+    <w:nsid w:val="1CA103CA"/>
+    <w:multiLevelType w:val="multilevel"/>
+    <w:tmpl w:val="045A5EE8"/>
+    <w:lvl w:ilvl="0">
+      <w:start w:val="1"/>
+      <w:numFmt w:val="decimal"/>
+      <w:lvlText w:val="%1."/>
+      <w:lvlJc w:val="left"/>
+      <w:pPr>
+        <w:tabs>
+          <w:tab w:val="num" w:pos="720"/>
+        </w:tabs>
+        <w:ind w:left="720" w:hanging="360"/>
+      </w:pPr>
+    </w:lvl>
+    <w:lvl w:ilvl="1" w:tentative="1">
+      <w:start w:val="1"/>
+      <w:numFmt w:val="decimal"/>
+      <w:lvlText w:val="%2."/>
+      <w:lvlJc w:val="left"/>
+      <w:pPr>
+        <w:tabs>
+          <w:tab w:val="num" w:pos="1440"/>
+        </w:tabs>
+        <w:ind w:left="1440" w:hanging="360"/>
+      </w:pPr>
+    </w:lvl>
+    <w:lvl w:ilvl="2" w:tentative="1">
+      <w:start w:val="1"/>
+      <w:numFmt w:val="decimal"/>
+      <w:lvlText w:val="%3."/>
+      <w:lvlJc w:val="left"/>
+      <w:pPr>
+        <w:tabs>
+          <w:tab w:val="num" w:pos="2160"/>
+        </w:tabs>
+        <w:ind w:left="2160" w:hanging="360"/>
+      </w:pPr>
+    </w:lvl>
+    <w:lvl w:ilvl="3" w:tentative="1">
+      <w:start w:val="1"/>
+      <w:numFmt w:val="decimal"/>
+      <w:lvlText w:val="%4."/>
+      <w:lvlJc w:val="left"/>
+      <w:pPr>
+        <w:tabs>
+          <w:tab w:val="num" w:pos="2880"/>
+        </w:tabs>
+        <w:ind w:left="2880" w:hanging="360"/>
+      </w:pPr>
+    </w:lvl>
+    <w:lvl w:ilvl="4" w:tentative="1">
+      <w:start w:val="1"/>
+      <w:numFmt w:val="decimal"/>
+      <w:lvlText w:val="%5."/>
+      <w:lvlJc w:val="left"/>
+      <w:pPr>
+        <w:tabs>
+          <w:tab w:val="num" w:pos="3600"/>
+        </w:tabs>
+        <w:ind w:left="3600" w:hanging="360"/>
+      </w:pPr>
+    </w:lvl>
+    <w:lvl w:ilvl="5" w:tentative="1">
+      <w:start w:val="1"/>
+      <w:numFmt w:val="decimal"/>
+      <w:lvlText w:val="%6."/>
+      <w:lvlJc w:val="left"/>
+      <w:pPr>
+        <w:tabs>
+          <w:tab w:val="num" w:pos="4320"/>
+        </w:tabs>
+        <w:ind w:left="4320" w:hanging="360"/>
+      </w:pPr>
+    </w:lvl>
+    <w:lvl w:ilvl="6" w:tentative="1">
+      <w:start w:val="1"/>
+      <w:numFmt w:val="decimal"/>
+      <w:lvlText w:val="%7."/>
+      <w:lvlJc w:val="left"/>
+      <w:pPr>
+        <w:tabs>
+          <w:tab w:val="num" w:pos="5040"/>
+        </w:tabs>
+        <w:ind w:left="5040" w:hanging="360"/>
+      </w:pPr>
+    </w:lvl>
+    <w:lvl w:ilvl="7" w:tentative="1">
+      <w:start w:val="1"/>
+      <w:numFmt w:val="decimal"/>
+      <w:lvlText w:val="%8."/>
+      <w:lvlJc w:val="left"/>
+      <w:pPr>
+        <w:tabs>
+          <w:tab w:val="num" w:pos="5760"/>
+        </w:tabs>
+        <w:ind w:left="5760" w:hanging="360"/>
+      </w:pPr>
+    </w:lvl>
+    <w:lvl w:ilvl="8" w:tentative="1">
+      <w:start w:val="1"/>
+      <w:numFmt w:val="decimal"/>
+      <w:lvlText w:val="%9."/>
+      <w:lvlJc w:val="left"/>
+      <w:pPr>
+        <w:tabs>
+          <w:tab w:val="num" w:pos="6480"/>
+        </w:tabs>
+        <w:ind w:left="6480" w:hanging="360"/>
+      </w:pPr>
+    </w:lvl>
+  </w:abstractNum>
+  <w:abstractNum w:abstractNumId="5" w15:restartNumberingAfterBreak="0">
+    <w:nsid w:val="1FC03B64"/>
+    <w:multiLevelType w:val="multilevel"/>
+    <w:tmpl w:val="B8226348"/>
+    <w:lvl w:ilvl="0">
+      <w:start w:val="7"/>
+      <w:numFmt w:val="decimal"/>
+      <w:lvlText w:val="%1"/>
+      <w:lvlJc w:val="left"/>
+      <w:pPr>
+        <w:ind w:left="360" w:hanging="360"/>
+      </w:pPr>
+      <w:rPr>
+        <w:rFonts w:hint="default"/>
+      </w:rPr>
+    </w:lvl>
+    <w:lvl w:ilvl="1">
+      <w:start w:val="6"/>
+      <w:numFmt w:val="decimal"/>
+      <w:lvlText w:val="%1.%2"/>
+      <w:lvlJc w:val="left"/>
+      <w:pPr>
+        <w:ind w:left="1069" w:hanging="360"/>
+      </w:pPr>
+      <w:rPr>
+        <w:rFonts w:hint="default"/>
+      </w:rPr>
+    </w:lvl>
+    <w:lvl w:ilvl="2">
+      <w:start w:val="1"/>
+      <w:numFmt w:val="decimal"/>
+      <w:lvlText w:val="%1.%2.%3"/>
+      <w:lvlJc w:val="left"/>
+      <w:pPr>
+        <w:ind w:left="2138" w:hanging="720"/>
+      </w:pPr>
+      <w:rPr>
+        <w:rFonts w:hint="default"/>
+      </w:rPr>
+    </w:lvl>
+    <w:lvl w:ilvl="3">
+      <w:start w:val="1"/>
+      <w:numFmt w:val="decimal"/>
+      <w:lvlText w:val="%1.%2.%3.%4"/>
+      <w:lvlJc w:val="left"/>
+      <w:pPr>
+        <w:ind w:left="3207" w:hanging="1080"/>
+      </w:pPr>
+      <w:rPr>
+        <w:rFonts w:hint="default"/>
+      </w:rPr>
+    </w:lvl>
+    <w:lvl w:ilvl="4">
+      <w:start w:val="1"/>
+      <w:numFmt w:val="decimal"/>
+      <w:lvlText w:val="%1.%2.%3.%4.%5"/>
+      <w:lvlJc w:val="left"/>
+      <w:pPr>
+        <w:ind w:left="3916" w:hanging="1080"/>
+      </w:pPr>
+      <w:rPr>
+        <w:rFonts w:hint="default"/>
+      </w:rPr>
+    </w:lvl>
+    <w:lvl w:ilvl="5">
+      <w:start w:val="1"/>
+      <w:numFmt w:val="decimal"/>
+      <w:lvlText w:val="%1.%2.%3.%4.%5.%6"/>
+      <w:lvlJc w:val="left"/>
+      <w:pPr>
+        <w:ind w:left="4985" w:hanging="1440"/>
+      </w:pPr>
+      <w:rPr>
+        <w:rFonts w:hint="default"/>
+      </w:rPr>
+    </w:lvl>
+    <w:lvl w:ilvl="6">
+      <w:start w:val="1"/>
+      <w:numFmt w:val="decimal"/>
+      <w:lvlText w:val="%1.%2.%3.%4.%5.%6.%7"/>
+      <w:lvlJc w:val="left"/>
+      <w:pPr>
+        <w:ind w:left="5694" w:hanging="1440"/>
+      </w:pPr>
+      <w:rPr>
+        <w:rFonts w:hint="default"/>
+      </w:rPr>
+    </w:lvl>
+    <w:lvl w:ilvl="7">
+      <w:start w:val="1"/>
+      <w:numFmt w:val="decimal"/>
+      <w:lvlText w:val="%1.%2.%3.%4.%5.%6.%7.%8"/>
+      <w:lvlJc w:val="left"/>
+      <w:pPr>
+        <w:ind w:left="6763" w:hanging="1800"/>
+      </w:pPr>
+      <w:rPr>
+        <w:rFonts w:hint="default"/>
+      </w:rPr>
+    </w:lvl>
+    <w:lvl w:ilvl="8">
+      <w:start w:val="1"/>
+      <w:numFmt w:val="decimal"/>
+      <w:lvlText w:val="%1.%2.%3.%4.%5.%6.%7.%8.%9"/>
+      <w:lvlJc w:val="left"/>
+      <w:pPr>
+        <w:ind w:left="7832" w:hanging="2160"/>
+      </w:pPr>
+      <w:rPr>
+        <w:rFonts w:hint="default"/>
+      </w:rPr>
+    </w:lvl>
+  </w:abstractNum>
+  <w:abstractNum w:abstractNumId="6" w15:restartNumberingAfterBreak="0">
+    <w:nsid w:val="21114A4B"/>
+    <w:multiLevelType w:val="multilevel"/>
+    <w:tmpl w:val="BFE40E50"/>
+    <w:lvl w:ilvl="0">
+      <w:start w:val="1"/>
+      <w:numFmt w:val="bullet"/>
+      <w:lvlText w:val=""/>
+      <w:lvlJc w:val="left"/>
+      <w:pPr>
+        <w:tabs>
+          <w:tab w:val="num" w:pos="720"/>
+        </w:tabs>
+        <w:ind w:left="720" w:hanging="360"/>
+      </w:pPr>
+      <w:rPr>
+        <w:rFonts w:ascii="Symbol" w:hAnsi="Symbol" w:hint="default"/>
+        <w:sz w:val="20"/>
+      </w:rPr>
+    </w:lvl>
+    <w:lvl w:ilvl="1" w:tentative="1">
+      <w:start w:val="1"/>
+      <w:numFmt w:val="bullet"/>
+      <w:lvlText w:val="o"/>
+      <w:lvlJc w:val="left"/>
+      <w:pPr>
+        <w:tabs>
+          <w:tab w:val="num" w:pos="1440"/>
+        </w:tabs>
+        <w:ind w:left="1440" w:hanging="360"/>
+      </w:pPr>
+      <w:rPr>
+        <w:rFonts w:ascii="Courier New" w:hAnsi="Courier New" w:hint="default"/>
+        <w:sz w:val="20"/>
+      </w:rPr>
+    </w:lvl>
+    <w:lvl w:ilvl="2" w:tentative="1">
+      <w:start w:val="1"/>
+      <w:numFmt w:val="bullet"/>
+      <w:lvlText w:val=""/>
+      <w:lvlJc w:val="left"/>
+      <w:pPr>
+        <w:tabs>
+          <w:tab w:val="num" w:pos="2160"/>
+        </w:tabs>
+        <w:ind w:left="2160" w:hanging="360"/>
+      </w:pPr>
+      <w:rPr>
+        <w:rFonts w:ascii="Wingdings" w:hAnsi="Wingdings" w:hint="default"/>
+        <w:sz w:val="20"/>
+      </w:rPr>
+    </w:lvl>
+    <w:lvl w:ilvl="3" w:tentative="1">
+      <w:start w:val="1"/>
+      <w:numFmt w:val="bullet"/>
+      <w:lvlText w:val=""/>
+      <w:lvlJc w:val="left"/>
+      <w:pPr>
+        <w:tabs>
+          <w:tab w:val="num" w:pos="2880"/>
+        </w:tabs>
+        <w:ind w:left="2880" w:hanging="360"/>
+      </w:pPr>
+      <w:rPr>
+        <w:rFonts w:ascii="Wingdings" w:hAnsi="Wingdings" w:hint="default"/>
+        <w:sz w:val="20"/>
+      </w:rPr>
+    </w:lvl>
+    <w:lvl w:ilvl="4" w:tentative="1">
+      <w:start w:val="1"/>
+      <w:numFmt w:val="bullet"/>
+      <w:lvlText w:val=""/>
+      <w:lvlJc w:val="left"/>
+      <w:pPr>
+        <w:tabs>
+          <w:tab w:val="num" w:pos="3600"/>
+        </w:tabs>
+        <w:ind w:left="3600" w:hanging="360"/>
+      </w:pPr>
+      <w:rPr>
+        <w:rFonts w:ascii="Wingdings" w:hAnsi="Wingdings" w:hint="default"/>
+        <w:sz w:val="20"/>
+      </w:rPr>
+    </w:lvl>
+    <w:lvl w:ilvl="5" w:tentative="1">
+      <w:start w:val="1"/>
+      <w:numFmt w:val="bullet"/>
+      <w:lvlText w:val=""/>
+      <w:lvlJc w:val="left"/>
+      <w:pPr>
+        <w:tabs>
+          <w:tab w:val="num" w:pos="4320"/>
+        </w:tabs>
+        <w:ind w:left="4320" w:hanging="360"/>
+      </w:pPr>
+      <w:rPr>
+        <w:rFonts w:ascii="Wingdings" w:hAnsi="Wingdings" w:hint="default"/>
+        <w:sz w:val="20"/>
+      </w:rPr>
+    </w:lvl>
+    <w:lvl w:ilvl="6" w:tentative="1">
+      <w:start w:val="1"/>
+      <w:numFmt w:val="bullet"/>
+      <w:lvlText w:val=""/>
+      <w:lvlJc w:val="left"/>
+      <w:pPr>
+        <w:tabs>
+          <w:tab w:val="num" w:pos="5040"/>
+        </w:tabs>
+        <w:ind w:left="5040" w:hanging="360"/>
+      </w:pPr>
+      <w:rPr>
+        <w:rFonts w:ascii="Wingdings" w:hAnsi="Wingdings" w:hint="default"/>
+        <w:sz w:val="20"/>
+      </w:rPr>
+    </w:lvl>
+    <w:lvl w:ilvl="7" w:tentative="1">
+      <w:start w:val="1"/>
+      <w:numFmt w:val="bullet"/>
+      <w:lvlText w:val=""/>
+      <w:lvlJc w:val="left"/>
+      <w:pPr>
+        <w:tabs>
+          <w:tab w:val="num" w:pos="5760"/>
+        </w:tabs>
+        <w:ind w:left="5760" w:hanging="360"/>
+      </w:pPr>
+      <w:rPr>
+        <w:rFonts w:ascii="Wingdings" w:hAnsi="Wingdings" w:hint="default"/>
+        <w:sz w:val="20"/>
+      </w:rPr>
+    </w:lvl>
+    <w:lvl w:ilvl="8" w:tentative="1">
+      <w:start w:val="1"/>
+      <w:numFmt w:val="bullet"/>
+      <w:lvlText w:val=""/>
+      <w:lvlJc w:val="left"/>
+      <w:pPr>
+        <w:tabs>
+          <w:tab w:val="num" w:pos="6480"/>
+        </w:tabs>
+        <w:ind w:left="6480" w:hanging="360"/>
+      </w:pPr>
+      <w:rPr>
+        <w:rFonts w:ascii="Wingdings" w:hAnsi="Wingdings" w:hint="default"/>
+        <w:sz w:val="20"/>
+      </w:rPr>
+    </w:lvl>
+  </w:abstractNum>
+  <w:abstractNum w:abstractNumId="7" w15:restartNumberingAfterBreak="0">
+    <w:nsid w:val="37B319EC"/>
+    <w:multiLevelType w:val="multilevel"/>
+    <w:tmpl w:val="60C02F2C"/>
+    <w:lvl w:ilvl="0">
+      <w:start w:val="1"/>
+      <w:numFmt w:val="decimal"/>
+      <w:lvlText w:val="%1."/>
+      <w:lvlJc w:val="left"/>
+      <w:pPr>
+        <w:tabs>
+          <w:tab w:val="num" w:pos="8866"/>
+        </w:tabs>
+        <w:ind w:left="8866" w:hanging="360"/>
+      </w:pPr>
+    </w:lvl>
+    <w:lvl w:ilvl="1" w:tentative="1">
+      <w:start w:val="1"/>
+      <w:numFmt w:val="decimal"/>
+      <w:lvlText w:val="%2."/>
+      <w:lvlJc w:val="left"/>
+      <w:pPr>
+        <w:tabs>
+          <w:tab w:val="num" w:pos="9586"/>
+        </w:tabs>
+        <w:ind w:left="9586" w:hanging="360"/>
+      </w:pPr>
+    </w:lvl>
+    <w:lvl w:ilvl="2" w:tentative="1">
+      <w:start w:val="1"/>
+      <w:numFmt w:val="decimal"/>
+      <w:lvlText w:val="%3."/>
+      <w:lvlJc w:val="left"/>
+      <w:pPr>
+        <w:tabs>
+          <w:tab w:val="num" w:pos="10306"/>
+        </w:tabs>
+        <w:ind w:left="10306" w:hanging="360"/>
+      </w:pPr>
+    </w:lvl>
+    <w:lvl w:ilvl="3" w:tentative="1">
+      <w:start w:val="1"/>
+      <w:numFmt w:val="decimal"/>
+      <w:lvlText w:val="%4."/>
+      <w:lvlJc w:val="left"/>
+      <w:pPr>
+        <w:tabs>
+          <w:tab w:val="num" w:pos="11026"/>
+        </w:tabs>
+        <w:ind w:left="11026" w:hanging="360"/>
+      </w:pPr>
+    </w:lvl>
+    <w:lvl w:ilvl="4" w:tentative="1">
+      <w:start w:val="1"/>
+      <w:numFmt w:val="decimal"/>
+      <w:lvlText w:val="%5."/>
+      <w:lvlJc w:val="left"/>
+      <w:pPr>
+        <w:tabs>
+          <w:tab w:val="num" w:pos="11746"/>
+        </w:tabs>
+        <w:ind w:left="11746" w:hanging="360"/>
+      </w:pPr>
+    </w:lvl>
+    <w:lvl w:ilvl="5" w:tentative="1">
+      <w:start w:val="1"/>
+      <w:numFmt w:val="decimal"/>
+      <w:lvlText w:val="%6."/>
+      <w:lvlJc w:val="left"/>
+      <w:pPr>
+        <w:tabs>
+          <w:tab w:val="num" w:pos="12466"/>
+        </w:tabs>
+        <w:ind w:left="12466" w:hanging="360"/>
+      </w:pPr>
+    </w:lvl>
+    <w:lvl w:ilvl="6" w:tentative="1">
+      <w:start w:val="1"/>
+      <w:numFmt w:val="decimal"/>
+      <w:lvlText w:val="%7."/>
+      <w:lvlJc w:val="left"/>
+      <w:pPr>
+        <w:tabs>
+          <w:tab w:val="num" w:pos="13186"/>
+        </w:tabs>
+        <w:ind w:left="13186" w:hanging="360"/>
+      </w:pPr>
+    </w:lvl>
+    <w:lvl w:ilvl="7" w:tentative="1">
+      <w:start w:val="1"/>
+      <w:numFmt w:val="decimal"/>
+      <w:lvlText w:val="%8."/>
+      <w:lvlJc w:val="left"/>
+      <w:pPr>
+        <w:tabs>
+          <w:tab w:val="num" w:pos="13906"/>
+        </w:tabs>
+        <w:ind w:left="13906" w:hanging="360"/>
+      </w:pPr>
+    </w:lvl>
+    <w:lvl w:ilvl="8" w:tentative="1">
+      <w:start w:val="1"/>
+      <w:numFmt w:val="decimal"/>
+      <w:lvlText w:val="%9."/>
+      <w:lvlJc w:val="left"/>
+      <w:pPr>
+        <w:tabs>
+          <w:tab w:val="num" w:pos="14626"/>
+        </w:tabs>
+        <w:ind w:left="14626" w:hanging="360"/>
+      </w:pPr>
+    </w:lvl>
+  </w:abstractNum>
+  <w:abstractNum w:abstractNumId="8" w15:restartNumberingAfterBreak="0">
+    <w:nsid w:val="39540B03"/>
+    <w:multiLevelType w:val="multilevel"/>
+    <w:tmpl w:val="3416B280"/>
+    <w:lvl w:ilvl="0">
+      <w:start w:val="1"/>
+      <w:numFmt w:val="bullet"/>
+      <w:lvlText w:val=""/>
+      <w:lvlJc w:val="left"/>
+      <w:pPr>
+        <w:tabs>
+          <w:tab w:val="num" w:pos="720"/>
+        </w:tabs>
+        <w:ind w:left="720" w:hanging="360"/>
+      </w:pPr>
+      <w:rPr>
+        <w:rFonts w:ascii="Symbol" w:hAnsi="Symbol" w:hint="default"/>
+        <w:sz w:val="20"/>
+      </w:rPr>
+    </w:lvl>
+    <w:lvl w:ilvl="1" w:tentative="1">
+      <w:start w:val="1"/>
+      <w:numFmt w:val="bullet"/>
+      <w:lvlText w:val="o"/>
+      <w:lvlJc w:val="left"/>
+      <w:pPr>
+        <w:tabs>
+          <w:tab w:val="num" w:pos="1440"/>
+        </w:tabs>
+        <w:ind w:left="1440" w:hanging="360"/>
+      </w:pPr>
+      <w:rPr>
+        <w:rFonts w:ascii="Courier New" w:hAnsi="Courier New" w:hint="default"/>
+        <w:sz w:val="20"/>
+      </w:rPr>
+    </w:lvl>
+    <w:lvl w:ilvl="2" w:tentative="1">
+      <w:start w:val="1"/>
+      <w:numFmt w:val="bullet"/>
+      <w:lvlText w:val=""/>
+      <w:lvlJc w:val="left"/>
+      <w:pPr>
+        <w:tabs>
+          <w:tab w:val="num" w:pos="2160"/>
+        </w:tabs>
+        <w:ind w:left="2160" w:hanging="360"/>
+      </w:pPr>
+      <w:rPr>
+        <w:rFonts w:ascii="Wingdings" w:hAnsi="Wingdings" w:hint="default"/>
+        <w:sz w:val="20"/>
+      </w:rPr>
+    </w:lvl>
+    <w:lvl w:ilvl="3" w:tentative="1">
+      <w:start w:val="1"/>
+      <w:numFmt w:val="bullet"/>
+      <w:lvlText w:val=""/>
+      <w:lvlJc w:val="left"/>
+      <w:pPr>
+        <w:tabs>
+          <w:tab w:val="num" w:pos="2880"/>
+        </w:tabs>
+        <w:ind w:left="2880" w:hanging="360"/>
+      </w:pPr>
+      <w:rPr>
+        <w:rFonts w:ascii="Wingdings" w:hAnsi="Wingdings" w:hint="default"/>
+        <w:sz w:val="20"/>
+      </w:rPr>
+    </w:lvl>
+    <w:lvl w:ilvl="4" w:tentative="1">
+      <w:start w:val="1"/>
+      <w:numFmt w:val="bullet"/>
+      <w:lvlText w:val=""/>
+      <w:lvlJc w:val="left"/>
+      <w:pPr>
+        <w:tabs>
+          <w:tab w:val="num" w:pos="3600"/>
+        </w:tabs>
+        <w:ind w:left="3600" w:hanging="360"/>
+      </w:pPr>
+      <w:rPr>
+        <w:rFonts w:ascii="Wingdings" w:hAnsi="Wingdings" w:hint="default"/>
+        <w:sz w:val="20"/>
+      </w:rPr>
+    </w:lvl>
+    <w:lvl w:ilvl="5" w:tentative="1">
+      <w:start w:val="1"/>
+      <w:numFmt w:val="bullet"/>
+      <w:lvlText w:val=""/>
+      <w:lvlJc w:val="left"/>
+      <w:pPr>
+        <w:tabs>
+          <w:tab w:val="num" w:pos="4320"/>
+        </w:tabs>
+        <w:ind w:left="4320" w:hanging="360"/>
+      </w:pPr>
+      <w:rPr>
+        <w:rFonts w:ascii="Wingdings" w:hAnsi="Wingdings" w:hint="default"/>
+        <w:sz w:val="20"/>
+      </w:rPr>
+    </w:lvl>
+    <w:lvl w:ilvl="6" w:tentative="1">
+      <w:start w:val="1"/>
+      <w:numFmt w:val="bullet"/>
+      <w:lvlText w:val=""/>
+      <w:lvlJc w:val="left"/>
+      <w:pPr>
+        <w:tabs>
+          <w:tab w:val="num" w:pos="5040"/>
+        </w:tabs>
+        <w:ind w:left="5040" w:hanging="360"/>
+      </w:pPr>
+      <w:rPr>
+        <w:rFonts w:ascii="Wingdings" w:hAnsi="Wingdings" w:hint="default"/>
+        <w:sz w:val="20"/>
+      </w:rPr>
+    </w:lvl>
+    <w:lvl w:ilvl="7" w:tentative="1">
+      <w:start w:val="1"/>
+      <w:numFmt w:val="bullet"/>
+      <w:lvlText w:val=""/>
+      <w:lvlJc w:val="left"/>
+      <w:pPr>
+        <w:tabs>
+          <w:tab w:val="num" w:pos="5760"/>
+        </w:tabs>
+        <w:ind w:left="5760" w:hanging="360"/>
+      </w:pPr>
+      <w:rPr>
+        <w:rFonts w:ascii="Wingdings" w:hAnsi="Wingdings" w:hint="default"/>
+        <w:sz w:val="20"/>
+      </w:rPr>
+    </w:lvl>
+    <w:lvl w:ilvl="8" w:tentative="1">
+      <w:start w:val="1"/>
+      <w:numFmt w:val="bullet"/>
+      <w:lvlText w:val=""/>
+      <w:lvlJc w:val="left"/>
+      <w:pPr>
+        <w:tabs>
+          <w:tab w:val="num" w:pos="6480"/>
+        </w:tabs>
+        <w:ind w:left="6480" w:hanging="360"/>
+      </w:pPr>
+      <w:rPr>
+        <w:rFonts w:ascii="Wingdings" w:hAnsi="Wingdings" w:hint="default"/>
+        <w:sz w:val="20"/>
+      </w:rPr>
+    </w:lvl>
+  </w:abstractNum>
+  <w:abstractNum w:abstractNumId="9" w15:restartNumberingAfterBreak="0">
+    <w:nsid w:val="3A8C5B1C"/>
+    <w:multiLevelType w:val="hybridMultilevel"/>
+    <w:tmpl w:val="C8F0558C"/>
+    <w:lvl w:ilvl="0" w:tplc="84005972">
+      <w:start w:val="1"/>
+      <w:numFmt w:val="decimal"/>
+      <w:lvlText w:val="%1."/>
+      <w:lvlJc w:val="left"/>
+      <w:pPr>
+        <w:ind w:left="1069" w:hanging="360"/>
+      </w:pPr>
+      <w:rPr>
+        <w:rFonts w:hint="default"/>
+      </w:rPr>
+    </w:lvl>
+    <w:lvl w:ilvl="1" w:tplc="10000019" w:tentative="1">
+      <w:start w:val="1"/>
+      <w:numFmt w:val="lowerLetter"/>
+      <w:lvlText w:val="%2."/>
+      <w:lvlJc w:val="left"/>
+      <w:pPr>
+        <w:ind w:left="1789" w:hanging="360"/>
+      </w:pPr>
+    </w:lvl>
+    <w:lvl w:ilvl="2" w:tplc="1000001B" w:tentative="1">
+      <w:start w:val="1"/>
+      <w:numFmt w:val="lowerRoman"/>
+      <w:lvlText w:val="%3."/>
+      <w:lvlJc w:val="right"/>
+      <w:pPr>
+        <w:ind w:left="2509" w:hanging="180"/>
+      </w:pPr>
+    </w:lvl>
+    <w:lvl w:ilvl="3" w:tplc="1000000F" w:tentative="1">
+      <w:start w:val="1"/>
+      <w:numFmt w:val="decimal"/>
+      <w:lvlText w:val="%4."/>
+      <w:lvlJc w:val="left"/>
+      <w:pPr>
+        <w:ind w:left="3229" w:hanging="360"/>
+      </w:pPr>
+    </w:lvl>
+    <w:lvl w:ilvl="4" w:tplc="10000019" w:tentative="1">
+      <w:start w:val="1"/>
+      <w:numFmt w:val="lowerLetter"/>
+      <w:lvlText w:val="%5."/>
+      <w:lvlJc w:val="left"/>
+      <w:pPr>
+        <w:ind w:left="3949" w:hanging="360"/>
+      </w:pPr>
+    </w:lvl>
+    <w:lvl w:ilvl="5" w:tplc="1000001B" w:tentative="1">
+      <w:start w:val="1"/>
+      <w:numFmt w:val="lowerRoman"/>
+      <w:lvlText w:val="%6."/>
+      <w:lvlJc w:val="right"/>
+      <w:pPr>
+        <w:ind w:left="4669" w:hanging="180"/>
+      </w:pPr>
+    </w:lvl>
+    <w:lvl w:ilvl="6" w:tplc="1000000F" w:tentative="1">
+      <w:start w:val="1"/>
+      <w:numFmt w:val="decimal"/>
+      <w:lvlText w:val="%7."/>
+      <w:lvlJc w:val="left"/>
+      <w:pPr>
+        <w:ind w:left="5389" w:hanging="360"/>
+      </w:pPr>
+    </w:lvl>
+    <w:lvl w:ilvl="7" w:tplc="10000019" w:tentative="1">
+      <w:start w:val="1"/>
+      <w:numFmt w:val="lowerLetter"/>
+      <w:lvlText w:val="%8."/>
+      <w:lvlJc w:val="left"/>
+      <w:pPr>
+        <w:ind w:left="6109" w:hanging="360"/>
+      </w:pPr>
+    </w:lvl>
+    <w:lvl w:ilvl="8" w:tplc="1000001B" w:tentative="1">
+      <w:start w:val="1"/>
+      <w:numFmt w:val="lowerRoman"/>
+      <w:lvlText w:val="%9."/>
+      <w:lvlJc w:val="right"/>
+      <w:pPr>
+        <w:ind w:left="6829" w:hanging="180"/>
+      </w:pPr>
+    </w:lvl>
+  </w:abstractNum>
+  <w:abstractNum w:abstractNumId="10" w15:restartNumberingAfterBreak="0">
+    <w:nsid w:val="3D0F1AF0"/>
+    <w:multiLevelType w:val="multilevel"/>
+    <w:tmpl w:val="27BE220E"/>
+    <w:lvl w:ilvl="0">
+      <w:start w:val="1"/>
+      <w:numFmt w:val="bullet"/>
+      <w:lvlText w:val=""/>
+      <w:lvlJc w:val="left"/>
+      <w:pPr>
+        <w:tabs>
+          <w:tab w:val="num" w:pos="720"/>
+        </w:tabs>
+        <w:ind w:left="720" w:hanging="360"/>
+      </w:pPr>
+      <w:rPr>
+        <w:rFonts w:ascii="Symbol" w:hAnsi="Symbol" w:hint="default"/>
+        <w:sz w:val="20"/>
+      </w:rPr>
+    </w:lvl>
+    <w:lvl w:ilvl="1" w:tentative="1">
+      <w:start w:val="1"/>
+      <w:numFmt w:val="bullet"/>
+      <w:lvlText w:val="o"/>
+      <w:lvlJc w:val="left"/>
+      <w:pPr>
+        <w:tabs>
+          <w:tab w:val="num" w:pos="1440"/>
+        </w:tabs>
+        <w:ind w:left="1440" w:hanging="360"/>
+      </w:pPr>
+      <w:rPr>
+        <w:rFonts w:ascii="Courier New" w:hAnsi="Courier New" w:hint="default"/>
+        <w:sz w:val="20"/>
+      </w:rPr>
+    </w:lvl>
+    <w:lvl w:ilvl="2" w:tentative="1">
+      <w:start w:val="1"/>
+      <w:numFmt w:val="bullet"/>
+      <w:lvlText w:val=""/>
+      <w:lvlJc w:val="left"/>
+      <w:pPr>
+        <w:tabs>
+          <w:tab w:val="num" w:pos="2160"/>
+        </w:tabs>
+        <w:ind w:left="2160" w:hanging="360"/>
+      </w:pPr>
+      <w:rPr>
+        <w:rFonts w:ascii="Wingdings" w:hAnsi="Wingdings" w:hint="default"/>
+        <w:sz w:val="20"/>
+      </w:rPr>
+    </w:lvl>
+    <w:lvl w:ilvl="3" w:tentative="1">
+      <w:start w:val="1"/>
+      <w:numFmt w:val="bullet"/>
+      <w:lvlText w:val=""/>
+      <w:lvlJc w:val="left"/>
+      <w:pPr>
+        <w:tabs>
+          <w:tab w:val="num" w:pos="2880"/>
+        </w:tabs>
+        <w:ind w:left="2880" w:hanging="360"/>
+      </w:pPr>
+      <w:rPr>
+        <w:rFonts w:ascii="Wingdings" w:hAnsi="Wingdings" w:hint="default"/>
+        <w:sz w:val="20"/>
+      </w:rPr>
+    </w:lvl>
+    <w:lvl w:ilvl="4" w:tentative="1">
+      <w:start w:val="1"/>
+      <w:numFmt w:val="bullet"/>
+      <w:lvlText w:val=""/>
+      <w:lvlJc w:val="left"/>
+      <w:pPr>
+        <w:tabs>
+          <w:tab w:val="num" w:pos="3600"/>
+        </w:tabs>
+        <w:ind w:left="3600" w:hanging="360"/>
+      </w:pPr>
+      <w:rPr>
+        <w:rFonts w:ascii="Wingdings" w:hAnsi="Wingdings" w:hint="default"/>
+        <w:sz w:val="20"/>
+      </w:rPr>
+    </w:lvl>
+    <w:lvl w:ilvl="5" w:tentative="1">
+      <w:start w:val="1"/>
+      <w:numFmt w:val="bullet"/>
+      <w:lvlText w:val=""/>
+      <w:lvlJc w:val="left"/>
+      <w:pPr>
+        <w:tabs>
+          <w:tab w:val="num" w:pos="4320"/>
+        </w:tabs>
+        <w:ind w:left="4320" w:hanging="360"/>
+      </w:pPr>
+      <w:rPr>
+        <w:rFonts w:ascii="Wingdings" w:hAnsi="Wingdings" w:hint="default"/>
+        <w:sz w:val="20"/>
+      </w:rPr>
+    </w:lvl>
+    <w:lvl w:ilvl="6" w:tentative="1">
+      <w:start w:val="1"/>
+      <w:numFmt w:val="bullet"/>
+      <w:lvlText w:val=""/>
+      <w:lvlJc w:val="left"/>
+      <w:pPr>
+        <w:tabs>
+          <w:tab w:val="num" w:pos="5040"/>
+        </w:tabs>
+        <w:ind w:left="5040" w:hanging="360"/>
+      </w:pPr>
+      <w:rPr>
+        <w:rFonts w:ascii="Wingdings" w:hAnsi="Wingdings" w:hint="default"/>
+        <w:sz w:val="20"/>
+      </w:rPr>
+    </w:lvl>
+    <w:lvl w:ilvl="7" w:tentative="1">
+      <w:start w:val="1"/>
+      <w:numFmt w:val="bullet"/>
+      <w:lvlText w:val=""/>
+      <w:lvlJc w:val="left"/>
+      <w:pPr>
+        <w:tabs>
+          <w:tab w:val="num" w:pos="5760"/>
+        </w:tabs>
+        <w:ind w:left="5760" w:hanging="360"/>
+      </w:pPr>
+      <w:rPr>
+        <w:rFonts w:ascii="Wingdings" w:hAnsi="Wingdings" w:hint="default"/>
+        <w:sz w:val="20"/>
+      </w:rPr>
+    </w:lvl>
+    <w:lvl w:ilvl="8" w:tentative="1">
+      <w:start w:val="1"/>
+      <w:numFmt w:val="bullet"/>
+      <w:lvlText w:val=""/>
+      <w:lvlJc w:val="left"/>
+      <w:pPr>
+        <w:tabs>
+          <w:tab w:val="num" w:pos="6480"/>
+        </w:tabs>
+        <w:ind w:left="6480" w:hanging="360"/>
+      </w:pPr>
+      <w:rPr>
+        <w:rFonts w:ascii="Wingdings" w:hAnsi="Wingdings" w:hint="default"/>
+        <w:sz w:val="20"/>
+      </w:rPr>
+    </w:lvl>
+  </w:abstractNum>
+  <w:abstractNum w:abstractNumId="11" w15:restartNumberingAfterBreak="0">
+    <w:nsid w:val="3E1F59CD"/>
+    <w:multiLevelType w:val="multilevel"/>
+    <w:tmpl w:val="ABEA9C0A"/>
+    <w:lvl w:ilvl="0">
+      <w:start w:val="1"/>
+      <w:numFmt w:val="bullet"/>
+      <w:lvlText w:val=""/>
+      <w:lvlJc w:val="left"/>
+      <w:pPr>
+        <w:tabs>
+          <w:tab w:val="num" w:pos="720"/>
+        </w:tabs>
+        <w:ind w:left="720" w:hanging="360"/>
+      </w:pPr>
+      <w:rPr>
+        <w:rFonts w:ascii="Symbol" w:hAnsi="Symbol" w:hint="default"/>
+        <w:sz w:val="20"/>
+      </w:rPr>
+    </w:lvl>
+    <w:lvl w:ilvl="1" w:tentative="1">
+      <w:start w:val="1"/>
+      <w:numFmt w:val="bullet"/>
+      <w:lvlText w:val="o"/>
+      <w:lvlJc w:val="left"/>
+      <w:pPr>
+        <w:tabs>
+          <w:tab w:val="num" w:pos="1440"/>
+        </w:tabs>
+        <w:ind w:left="1440" w:hanging="360"/>
+      </w:pPr>
+      <w:rPr>
+        <w:rFonts w:ascii="Courier New" w:hAnsi="Courier New" w:hint="default"/>
+        <w:sz w:val="20"/>
+      </w:rPr>
+    </w:lvl>
+    <w:lvl w:ilvl="2" w:tentative="1">
+      <w:start w:val="1"/>
+      <w:numFmt w:val="bullet"/>
+      <w:lvlText w:val=""/>
+      <w:lvlJc w:val="left"/>
+      <w:pPr>
+        <w:tabs>
+          <w:tab w:val="num" w:pos="2160"/>
+        </w:tabs>
+        <w:ind w:left="2160" w:hanging="360"/>
+      </w:pPr>
+      <w:rPr>
+        <w:rFonts w:ascii="Wingdings" w:hAnsi="Wingdings" w:hint="default"/>
+        <w:sz w:val="20"/>
+      </w:rPr>
+    </w:lvl>
+    <w:lvl w:ilvl="3" w:tentative="1">
+      <w:start w:val="1"/>
+      <w:numFmt w:val="bullet"/>
+      <w:lvlText w:val=""/>
+      <w:lvlJc w:val="left"/>
+      <w:pPr>
+        <w:tabs>
+          <w:tab w:val="num" w:pos="2880"/>
+        </w:tabs>
+        <w:ind w:left="2880" w:hanging="360"/>
+      </w:pPr>
+      <w:rPr>
+        <w:rFonts w:ascii="Wingdings" w:hAnsi="Wingdings" w:hint="default"/>
+        <w:sz w:val="20"/>
+      </w:rPr>
+    </w:lvl>
+    <w:lvl w:ilvl="4" w:tentative="1">
+      <w:start w:val="1"/>
+      <w:numFmt w:val="bullet"/>
+      <w:lvlText w:val=""/>
+      <w:lvlJc w:val="left"/>
+      <w:pPr>
+        <w:tabs>
+          <w:tab w:val="num" w:pos="3600"/>
+        </w:tabs>
+        <w:ind w:left="3600" w:hanging="360"/>
+      </w:pPr>
+      <w:rPr>
+        <w:rFonts w:ascii="Wingdings" w:hAnsi="Wingdings" w:hint="default"/>
+        <w:sz w:val="20"/>
+      </w:rPr>
+    </w:lvl>
+    <w:lvl w:ilvl="5" w:tentative="1">
+      <w:start w:val="1"/>
+      <w:numFmt w:val="bullet"/>
+      <w:lvlText w:val=""/>
+      <w:lvlJc w:val="left"/>
+      <w:pPr>
+        <w:tabs>
+          <w:tab w:val="num" w:pos="4320"/>
+        </w:tabs>
+        <w:ind w:left="4320" w:hanging="360"/>
+      </w:pPr>
+      <w:rPr>
+        <w:rFonts w:ascii="Wingdings" w:hAnsi="Wingdings" w:hint="default"/>
+        <w:sz w:val="20"/>
+      </w:rPr>
+    </w:lvl>
+    <w:lvl w:ilvl="6" w:tentative="1">
+      <w:start w:val="1"/>
+      <w:numFmt w:val="bullet"/>
+      <w:lvlText w:val=""/>
+      <w:lvlJc w:val="left"/>
+      <w:pPr>
+        <w:tabs>
+          <w:tab w:val="num" w:pos="5040"/>
+        </w:tabs>
+        <w:ind w:left="5040" w:hanging="360"/>
+      </w:pPr>
+      <w:rPr>
+        <w:rFonts w:ascii="Wingdings" w:hAnsi="Wingdings" w:hint="default"/>
+        <w:sz w:val="20"/>
+      </w:rPr>
+    </w:lvl>
+    <w:lvl w:ilvl="7" w:tentative="1">
+      <w:start w:val="1"/>
+      <w:numFmt w:val="bullet"/>
+      <w:lvlText w:val=""/>
+      <w:lvlJc w:val="left"/>
+      <w:pPr>
+        <w:tabs>
+          <w:tab w:val="num" w:pos="5760"/>
+        </w:tabs>
+        <w:ind w:left="5760" w:hanging="360"/>
+      </w:pPr>
+      <w:rPr>
+        <w:rFonts w:ascii="Wingdings" w:hAnsi="Wingdings" w:hint="default"/>
+        <w:sz w:val="20"/>
+      </w:rPr>
+    </w:lvl>
+    <w:lvl w:ilvl="8" w:tentative="1">
+      <w:start w:val="1"/>
+      <w:numFmt w:val="bullet"/>
+      <w:lvlText w:val=""/>
+      <w:lvlJc w:val="left"/>
+      <w:pPr>
+        <w:tabs>
+          <w:tab w:val="num" w:pos="6480"/>
+        </w:tabs>
+        <w:ind w:left="6480" w:hanging="360"/>
+      </w:pPr>
+      <w:rPr>
+        <w:rFonts w:ascii="Wingdings" w:hAnsi="Wingdings" w:hint="default"/>
+        <w:sz w:val="20"/>
+      </w:rPr>
+    </w:lvl>
+  </w:abstractNum>
+  <w:abstractNum w:abstractNumId="12" w15:restartNumberingAfterBreak="0">
+    <w:nsid w:val="3ECD7AF3"/>
+    <w:multiLevelType w:val="multilevel"/>
+    <w:tmpl w:val="04E06812"/>
+    <w:lvl w:ilvl="0">
+      <w:start w:val="1"/>
+      <w:numFmt w:val="bullet"/>
+      <w:lvlText w:val=""/>
+      <w:lvlJc w:val="left"/>
+      <w:pPr>
+        <w:tabs>
+          <w:tab w:val="num" w:pos="720"/>
+        </w:tabs>
+        <w:ind w:left="720" w:hanging="360"/>
+      </w:pPr>
+      <w:rPr>
+        <w:rFonts w:ascii="Symbol" w:hAnsi="Symbol" w:hint="default"/>
+        <w:sz w:val="20"/>
+      </w:rPr>
+    </w:lvl>
+    <w:lvl w:ilvl="1">
+      <w:start w:val="1"/>
+      <w:numFmt w:val="bullet"/>
+      <w:lvlText w:val="o"/>
+      <w:lvlJc w:val="left"/>
+      <w:pPr>
+        <w:tabs>
+          <w:tab w:val="num" w:pos="1440"/>
+        </w:tabs>
+        <w:ind w:left="1440" w:hanging="360"/>
+      </w:pPr>
+      <w:rPr>
+        <w:rFonts w:ascii="Courier New" w:hAnsi="Courier New" w:hint="default"/>
+        <w:sz w:val="20"/>
+      </w:rPr>
+    </w:lvl>
+    <w:lvl w:ilvl="2" w:tentative="1">
+      <w:start w:val="1"/>
+      <w:numFmt w:val="bullet"/>
+      <w:lvlText w:val=""/>
+      <w:lvlJc w:val="left"/>
+      <w:pPr>
+        <w:tabs>
+          <w:tab w:val="num" w:pos="2160"/>
+        </w:tabs>
+        <w:ind w:left="2160" w:hanging="360"/>
+      </w:pPr>
+      <w:rPr>
+        <w:rFonts w:ascii="Wingdings" w:hAnsi="Wingdings" w:hint="default"/>
+        <w:sz w:val="20"/>
+      </w:rPr>
+    </w:lvl>
+    <w:lvl w:ilvl="3" w:tentative="1">
+      <w:start w:val="1"/>
+      <w:numFmt w:val="bullet"/>
+      <w:lvlText w:val=""/>
+      <w:lvlJc w:val="left"/>
+      <w:pPr>
+        <w:tabs>
+          <w:tab w:val="num" w:pos="2880"/>
+        </w:tabs>
+        <w:ind w:left="2880" w:hanging="360"/>
+      </w:pPr>
+      <w:rPr>
+        <w:rFonts w:ascii="Wingdings" w:hAnsi="Wingdings" w:hint="default"/>
+        <w:sz w:val="20"/>
+      </w:rPr>
+    </w:lvl>
+    <w:lvl w:ilvl="4" w:tentative="1">
+      <w:start w:val="1"/>
+      <w:numFmt w:val="bullet"/>
+      <w:lvlText w:val=""/>
+      <w:lvlJc w:val="left"/>
+      <w:pPr>
+        <w:tabs>
+          <w:tab w:val="num" w:pos="3600"/>
+        </w:tabs>
+        <w:ind w:left="3600" w:hanging="360"/>
+      </w:pPr>
+      <w:rPr>
+        <w:rFonts w:ascii="Wingdings" w:hAnsi="Wingdings" w:hint="default"/>
+        <w:sz w:val="20"/>
+      </w:rPr>
+    </w:lvl>
+    <w:lvl w:ilvl="5" w:tentative="1">
+      <w:start w:val="1"/>
+      <w:numFmt w:val="bullet"/>
+      <w:lvlText w:val=""/>
+      <w:lvlJc w:val="left"/>
+      <w:pPr>
+        <w:tabs>
+          <w:tab w:val="num" w:pos="4320"/>
+        </w:tabs>
+        <w:ind w:left="4320" w:hanging="360"/>
+      </w:pPr>
+      <w:rPr>
+        <w:rFonts w:ascii="Wingdings" w:hAnsi="Wingdings" w:hint="default"/>
+        <w:sz w:val="20"/>
+      </w:rPr>
+    </w:lvl>
+    <w:lvl w:ilvl="6" w:tentative="1">
+      <w:start w:val="1"/>
+      <w:numFmt w:val="bullet"/>
+      <w:lvlText w:val=""/>
+      <w:lvlJc w:val="left"/>
+      <w:pPr>
+        <w:tabs>
+          <w:tab w:val="num" w:pos="5040"/>
+        </w:tabs>
+        <w:ind w:left="5040" w:hanging="360"/>
+      </w:pPr>
+      <w:rPr>
+        <w:rFonts w:ascii="Wingdings" w:hAnsi="Wingdings" w:hint="default"/>
+        <w:sz w:val="20"/>
+      </w:rPr>
+    </w:lvl>
+    <w:lvl w:ilvl="7" w:tentative="1">
+      <w:start w:val="1"/>
+      <w:numFmt w:val="bullet"/>
+      <w:lvlText w:val=""/>
+      <w:lvlJc w:val="left"/>
+      <w:pPr>
+        <w:tabs>
+          <w:tab w:val="num" w:pos="5760"/>
+        </w:tabs>
+        <w:ind w:left="5760" w:hanging="360"/>
+      </w:pPr>
+      <w:rPr>
+        <w:rFonts w:ascii="Wingdings" w:hAnsi="Wingdings" w:hint="default"/>
+        <w:sz w:val="20"/>
+      </w:rPr>
+    </w:lvl>
+    <w:lvl w:ilvl="8" w:tentative="1">
+      <w:start w:val="1"/>
+      <w:numFmt w:val="bullet"/>
+      <w:lvlText w:val=""/>
+      <w:lvlJc w:val="left"/>
+      <w:pPr>
+        <w:tabs>
+          <w:tab w:val="num" w:pos="6480"/>
+        </w:tabs>
+        <w:ind w:left="6480" w:hanging="360"/>
+      </w:pPr>
+      <w:rPr>
+        <w:rFonts w:ascii="Wingdings" w:hAnsi="Wingdings" w:hint="default"/>
+        <w:sz w:val="20"/>
+      </w:rPr>
+    </w:lvl>
+  </w:abstractNum>
+  <w:abstractNum w:abstractNumId="13" w15:restartNumberingAfterBreak="0">
+    <w:nsid w:val="47F53AC0"/>
+    <w:multiLevelType w:val="multilevel"/>
+    <w:tmpl w:val="4E78A37E"/>
+    <w:lvl w:ilvl="0">
+      <w:start w:val="1"/>
+      <w:numFmt w:val="bullet"/>
+      <w:lvlText w:val=""/>
+      <w:lvlJc w:val="left"/>
+      <w:pPr>
+        <w:tabs>
+          <w:tab w:val="num" w:pos="720"/>
+        </w:tabs>
+        <w:ind w:left="720" w:hanging="360"/>
+      </w:pPr>
+      <w:rPr>
+        <w:rFonts w:ascii="Symbol" w:hAnsi="Symbol" w:hint="default"/>
+        <w:sz w:val="20"/>
+      </w:rPr>
+    </w:lvl>
+    <w:lvl w:ilvl="1" w:tentative="1">
+      <w:start w:val="1"/>
+      <w:numFmt w:val="bullet"/>
+      <w:lvlText w:val="o"/>
+      <w:lvlJc w:val="left"/>
+      <w:pPr>
+        <w:tabs>
+          <w:tab w:val="num" w:pos="1440"/>
+        </w:tabs>
+        <w:ind w:left="1440" w:hanging="360"/>
+      </w:pPr>
+      <w:rPr>
+        <w:rFonts w:ascii="Courier New" w:hAnsi="Courier New" w:hint="default"/>
+        <w:sz w:val="20"/>
+      </w:rPr>
+    </w:lvl>
+    <w:lvl w:ilvl="2" w:tentative="1">
+      <w:start w:val="1"/>
+      <w:numFmt w:val="bullet"/>
+      <w:lvlText w:val=""/>
+      <w:lvlJc w:val="left"/>
+      <w:pPr>
+        <w:tabs>
+          <w:tab w:val="num" w:pos="2160"/>
+        </w:tabs>
+        <w:ind w:left="2160" w:hanging="360"/>
+      </w:pPr>
+      <w:rPr>
+        <w:rFonts w:ascii="Wingdings" w:hAnsi="Wingdings" w:hint="default"/>
+        <w:sz w:val="20"/>
+      </w:rPr>
+    </w:lvl>
+    <w:lvl w:ilvl="3" w:tentative="1">
+      <w:start w:val="1"/>
+      <w:numFmt w:val="bullet"/>
+      <w:lvlText w:val=""/>
+      <w:lvlJc w:val="left"/>
+      <w:pPr>
+        <w:tabs>
+          <w:tab w:val="num" w:pos="2880"/>
+        </w:tabs>
+        <w:ind w:left="2880" w:hanging="360"/>
+      </w:pPr>
+      <w:rPr>
+        <w:rFonts w:ascii="Wingdings" w:hAnsi="Wingdings" w:hint="default"/>
+        <w:sz w:val="20"/>
+      </w:rPr>
+    </w:lvl>
+    <w:lvl w:ilvl="4" w:tentative="1">
+      <w:start w:val="1"/>
+      <w:numFmt w:val="bullet"/>
+      <w:lvlText w:val=""/>
+      <w:lvlJc w:val="left"/>
+      <w:pPr>
+        <w:tabs>
+          <w:tab w:val="num" w:pos="3600"/>
+        </w:tabs>
+        <w:ind w:left="3600" w:hanging="360"/>
+      </w:pPr>
+      <w:rPr>
+        <w:rFonts w:ascii="Wingdings" w:hAnsi="Wingdings" w:hint="default"/>
+        <w:sz w:val="20"/>
+      </w:rPr>
+    </w:lvl>
+    <w:lvl w:ilvl="5" w:tentative="1">
+      <w:start w:val="1"/>
+      <w:numFmt w:val="bullet"/>
+      <w:lvlText w:val=""/>
+      <w:lvlJc w:val="left"/>
+      <w:pPr>
+        <w:tabs>
+          <w:tab w:val="num" w:pos="4320"/>
+        </w:tabs>
+        <w:ind w:left="4320" w:hanging="360"/>
+      </w:pPr>
+      <w:rPr>
+        <w:rFonts w:ascii="Wingdings" w:hAnsi="Wingdings" w:hint="default"/>
+        <w:sz w:val="20"/>
+      </w:rPr>
+    </w:lvl>
+    <w:lvl w:ilvl="6" w:tentative="1">
+      <w:start w:val="1"/>
+      <w:numFmt w:val="bullet"/>
+      <w:lvlText w:val=""/>
+      <w:lvlJc w:val="left"/>
+      <w:pPr>
+        <w:tabs>
+          <w:tab w:val="num" w:pos="5040"/>
+        </w:tabs>
+        <w:ind w:left="5040" w:hanging="360"/>
+      </w:pPr>
+      <w:rPr>
+        <w:rFonts w:ascii="Wingdings" w:hAnsi="Wingdings" w:hint="default"/>
+        <w:sz w:val="20"/>
+      </w:rPr>
+    </w:lvl>
+    <w:lvl w:ilvl="7" w:tentative="1">
+      <w:start w:val="1"/>
+      <w:numFmt w:val="bullet"/>
+      <w:lvlText w:val=""/>
+      <w:lvlJc w:val="left"/>
+      <w:pPr>
+        <w:tabs>
+          <w:tab w:val="num" w:pos="5760"/>
+        </w:tabs>
+        <w:ind w:left="5760" w:hanging="360"/>
+      </w:pPr>
+      <w:rPr>
+        <w:rFonts w:ascii="Wingdings" w:hAnsi="Wingdings" w:hint="default"/>
+        <w:sz w:val="20"/>
+      </w:rPr>
+    </w:lvl>
+    <w:lvl w:ilvl="8" w:tentative="1">
+      <w:start w:val="1"/>
+      <w:numFmt w:val="bullet"/>
+      <w:lvlText w:val=""/>
+      <w:lvlJc w:val="left"/>
+      <w:pPr>
+        <w:tabs>
+          <w:tab w:val="num" w:pos="6480"/>
+        </w:tabs>
+        <w:ind w:left="6480" w:hanging="360"/>
+      </w:pPr>
+      <w:rPr>
+        <w:rFonts w:ascii="Wingdings" w:hAnsi="Wingdings" w:hint="default"/>
+        <w:sz w:val="20"/>
+      </w:rPr>
+    </w:lvl>
+  </w:abstractNum>
+  <w:abstractNum w:abstractNumId="14" w15:restartNumberingAfterBreak="0">
+    <w:nsid w:val="50021842"/>
+    <w:multiLevelType w:val="multilevel"/>
+    <w:tmpl w:val="93940040"/>
+    <w:lvl w:ilvl="0">
+      <w:start w:val="7"/>
+      <w:numFmt w:val="decimal"/>
+      <w:lvlText w:val="%1"/>
+      <w:lvlJc w:val="left"/>
+      <w:pPr>
+        <w:ind w:left="360" w:hanging="360"/>
+      </w:pPr>
+      <w:rPr>
+        <w:rFonts w:hint="default"/>
+      </w:rPr>
+    </w:lvl>
+    <w:lvl w:ilvl="1">
+      <w:start w:val="5"/>
+      <w:numFmt w:val="decimal"/>
+      <w:lvlText w:val="%1.%2"/>
+      <w:lvlJc w:val="left"/>
+      <w:pPr>
+        <w:ind w:left="1429" w:hanging="360"/>
+      </w:pPr>
+      <w:rPr>
+        <w:rFonts w:hint="default"/>
+      </w:rPr>
+    </w:lvl>
+    <w:lvl w:ilvl="2">
+      <w:start w:val="1"/>
+      <w:numFmt w:val="decimal"/>
+      <w:lvlText w:val="%1.%2.%3"/>
+      <w:lvlJc w:val="left"/>
+      <w:pPr>
+        <w:ind w:left="2858" w:hanging="720"/>
+      </w:pPr>
+      <w:rPr>
+        <w:rFonts w:hint="default"/>
+      </w:rPr>
+    </w:lvl>
+    <w:lvl w:ilvl="3">
+      <w:start w:val="1"/>
+      <w:numFmt w:val="decimal"/>
+      <w:lvlText w:val="%1.%2.%3.%4"/>
+      <w:lvlJc w:val="left"/>
+      <w:pPr>
+        <w:ind w:left="4287" w:hanging="1080"/>
+      </w:pPr>
+      <w:rPr>
+        <w:rFonts w:hint="default"/>
+      </w:rPr>
+    </w:lvl>
+    <w:lvl w:ilvl="4">
+      <w:start w:val="1"/>
+      <w:numFmt w:val="decimal"/>
+      <w:lvlText w:val="%1.%2.%3.%4.%5"/>
+      <w:lvlJc w:val="left"/>
+      <w:pPr>
+        <w:ind w:left="5356" w:hanging="1080"/>
+      </w:pPr>
+      <w:rPr>
+        <w:rFonts w:hint="default"/>
+      </w:rPr>
+    </w:lvl>
+    <w:lvl w:ilvl="5">
+      <w:start w:val="1"/>
+      <w:numFmt w:val="decimal"/>
+      <w:lvlText w:val="%1.%2.%3.%4.%5.%6"/>
+      <w:lvlJc w:val="left"/>
+      <w:pPr>
+        <w:ind w:left="6785" w:hanging="1440"/>
+      </w:pPr>
+      <w:rPr>
+        <w:rFonts w:hint="default"/>
+      </w:rPr>
+    </w:lvl>
+    <w:lvl w:ilvl="6">
+      <w:start w:val="1"/>
+      <w:numFmt w:val="decimal"/>
+      <w:lvlText w:val="%1.%2.%3.%4.%5.%6.%7"/>
+      <w:lvlJc w:val="left"/>
+      <w:pPr>
+        <w:ind w:left="7854" w:hanging="1440"/>
+      </w:pPr>
+      <w:rPr>
+        <w:rFonts w:hint="default"/>
+      </w:rPr>
+    </w:lvl>
+    <w:lvl w:ilvl="7">
+      <w:start w:val="1"/>
+      <w:numFmt w:val="decimal"/>
+      <w:lvlText w:val="%1.%2.%3.%4.%5.%6.%7.%8"/>
+      <w:lvlJc w:val="left"/>
+      <w:pPr>
+        <w:ind w:left="9283" w:hanging="1800"/>
+      </w:pPr>
+      <w:rPr>
+        <w:rFonts w:hint="default"/>
+      </w:rPr>
+    </w:lvl>
+    <w:lvl w:ilvl="8">
+      <w:start w:val="1"/>
+      <w:numFmt w:val="decimal"/>
+      <w:lvlText w:val="%1.%2.%3.%4.%5.%6.%7.%8.%9"/>
+      <w:lvlJc w:val="left"/>
+      <w:pPr>
+        <w:ind w:left="10712" w:hanging="2160"/>
+      </w:pPr>
+      <w:rPr>
+        <w:rFonts w:hint="default"/>
+      </w:rPr>
+    </w:lvl>
+  </w:abstractNum>
+  <w:abstractNum w:abstractNumId="15" w15:restartNumberingAfterBreak="0">
+    <w:nsid w:val="57DE180E"/>
+    <w:multiLevelType w:val="multilevel"/>
+    <w:tmpl w:val="FE382F6A"/>
+    <w:lvl w:ilvl="0">
+      <w:start w:val="1"/>
+      <w:numFmt w:val="bullet"/>
+      <w:lvlText w:val=""/>
+      <w:lvlJc w:val="left"/>
+      <w:pPr>
+        <w:tabs>
+          <w:tab w:val="num" w:pos="720"/>
+        </w:tabs>
+        <w:ind w:left="720" w:hanging="360"/>
+      </w:pPr>
+      <w:rPr>
+        <w:rFonts w:ascii="Symbol" w:hAnsi="Symbol" w:hint="default"/>
+        <w:sz w:val="20"/>
+      </w:rPr>
+    </w:lvl>
+    <w:lvl w:ilvl="1" w:tentative="1">
+      <w:start w:val="1"/>
+      <w:numFmt w:val="bullet"/>
+      <w:lvlText w:val="o"/>
+      <w:lvlJc w:val="left"/>
+      <w:pPr>
+        <w:tabs>
+          <w:tab w:val="num" w:pos="1440"/>
+        </w:tabs>
+        <w:ind w:left="1440" w:hanging="360"/>
+      </w:pPr>
+      <w:rPr>
+        <w:rFonts w:ascii="Courier New" w:hAnsi="Courier New" w:hint="default"/>
+        <w:sz w:val="20"/>
+      </w:rPr>
+    </w:lvl>
+    <w:lvl w:ilvl="2" w:tentative="1">
+      <w:start w:val="1"/>
+      <w:numFmt w:val="bullet"/>
+      <w:lvlText w:val=""/>
+      <w:lvlJc w:val="left"/>
+      <w:pPr>
+        <w:tabs>
+          <w:tab w:val="num" w:pos="2160"/>
+        </w:tabs>
+        <w:ind w:left="2160" w:hanging="360"/>
+      </w:pPr>
+      <w:rPr>
+        <w:rFonts w:ascii="Wingdings" w:hAnsi="Wingdings" w:hint="default"/>
+        <w:sz w:val="20"/>
+      </w:rPr>
+    </w:lvl>
+    <w:lvl w:ilvl="3" w:tentative="1">
+      <w:start w:val="1"/>
+      <w:numFmt w:val="bullet"/>
+      <w:lvlText w:val=""/>
+      <w:lvlJc w:val="left"/>
+      <w:pPr>
+        <w:tabs>
+          <w:tab w:val="num" w:pos="2880"/>
+        </w:tabs>
+        <w:ind w:left="2880" w:hanging="360"/>
+      </w:pPr>
+      <w:rPr>
+        <w:rFonts w:ascii="Wingdings" w:hAnsi="Wingdings" w:hint="default"/>
+        <w:sz w:val="20"/>
+      </w:rPr>
+    </w:lvl>
+    <w:lvl w:ilvl="4" w:tentative="1">
+      <w:start w:val="1"/>
+      <w:numFmt w:val="bullet"/>
+      <w:lvlText w:val=""/>
+      <w:lvlJc w:val="left"/>
+      <w:pPr>
+        <w:tabs>
+          <w:tab w:val="num" w:pos="3600"/>
+        </w:tabs>
+        <w:ind w:left="3600" w:hanging="360"/>
+      </w:pPr>
+      <w:rPr>
+        <w:rFonts w:ascii="Wingdings" w:hAnsi="Wingdings" w:hint="default"/>
+        <w:sz w:val="20"/>
+      </w:rPr>
+    </w:lvl>
+    <w:lvl w:ilvl="5" w:tentative="1">
+      <w:start w:val="1"/>
+      <w:numFmt w:val="bullet"/>
+      <w:lvlText w:val=""/>
+      <w:lvlJc w:val="left"/>
+      <w:pPr>
+        <w:tabs>
+          <w:tab w:val="num" w:pos="4320"/>
+        </w:tabs>
+        <w:ind w:left="4320" w:hanging="360"/>
+      </w:pPr>
+      <w:rPr>
+        <w:rFonts w:ascii="Wingdings" w:hAnsi="Wingdings" w:hint="default"/>
+        <w:sz w:val="20"/>
+      </w:rPr>
+    </w:lvl>
+    <w:lvl w:ilvl="6" w:tentative="1">
+      <w:start w:val="1"/>
+      <w:numFmt w:val="bullet"/>
+      <w:lvlText w:val=""/>
+      <w:lvlJc w:val="left"/>
+      <w:pPr>
+        <w:tabs>
+          <w:tab w:val="num" w:pos="5040"/>
+        </w:tabs>
+        <w:ind w:left="5040" w:hanging="360"/>
+      </w:pPr>
+      <w:rPr>
+        <w:rFonts w:ascii="Wingdings" w:hAnsi="Wingdings" w:hint="default"/>
+        <w:sz w:val="20"/>
+      </w:rPr>
+    </w:lvl>
+    <w:lvl w:ilvl="7" w:tentative="1">
+      <w:start w:val="1"/>
+      <w:numFmt w:val="bullet"/>
+      <w:lvlText w:val=""/>
+      <w:lvlJc w:val="left"/>
+      <w:pPr>
+        <w:tabs>
+          <w:tab w:val="num" w:pos="5760"/>
+        </w:tabs>
+        <w:ind w:left="5760" w:hanging="360"/>
+      </w:pPr>
+      <w:rPr>
+        <w:rFonts w:ascii="Wingdings" w:hAnsi="Wingdings" w:hint="default"/>
+        <w:sz w:val="20"/>
+      </w:rPr>
+    </w:lvl>
+    <w:lvl w:ilvl="8" w:tentative="1">
+      <w:start w:val="1"/>
+      <w:numFmt w:val="bullet"/>
+      <w:lvlText w:val=""/>
+      <w:lvlJc w:val="left"/>
+      <w:pPr>
+        <w:tabs>
+          <w:tab w:val="num" w:pos="6480"/>
+        </w:tabs>
+        <w:ind w:left="6480" w:hanging="360"/>
+      </w:pPr>
+      <w:rPr>
+        <w:rFonts w:ascii="Wingdings" w:hAnsi="Wingdings" w:hint="default"/>
+        <w:sz w:val="20"/>
+      </w:rPr>
+    </w:lvl>
+  </w:abstractNum>
+  <w:abstractNum w:abstractNumId="16" w15:restartNumberingAfterBreak="0">
+    <w:nsid w:val="5B42303C"/>
+    <w:multiLevelType w:val="multilevel"/>
+    <w:tmpl w:val="532E9FB0"/>
+    <w:lvl w:ilvl="0">
+      <w:start w:val="1"/>
+      <w:numFmt w:val="bullet"/>
+      <w:lvlText w:val=""/>
+      <w:lvlJc w:val="left"/>
+      <w:pPr>
+        <w:tabs>
+          <w:tab w:val="num" w:pos="720"/>
+        </w:tabs>
+        <w:ind w:left="720" w:hanging="360"/>
+      </w:pPr>
+      <w:rPr>
+        <w:rFonts w:ascii="Symbol" w:hAnsi="Symbol" w:hint="default"/>
+        <w:sz w:val="20"/>
+      </w:rPr>
+    </w:lvl>
+    <w:lvl w:ilvl="1" w:tentative="1">
+      <w:start w:val="1"/>
+      <w:numFmt w:val="bullet"/>
+      <w:lvlText w:val="o"/>
+      <w:lvlJc w:val="left"/>
+      <w:pPr>
+        <w:tabs>
+          <w:tab w:val="num" w:pos="1440"/>
+        </w:tabs>
+        <w:ind w:left="1440" w:hanging="360"/>
+      </w:pPr>
+      <w:rPr>
+        <w:rFonts w:ascii="Courier New" w:hAnsi="Courier New" w:hint="default"/>
+        <w:sz w:val="20"/>
+      </w:rPr>
+    </w:lvl>
+    <w:lvl w:ilvl="2" w:tentative="1">
+      <w:start w:val="1"/>
+      <w:numFmt w:val="bullet"/>
+      <w:lvlText w:val=""/>
+      <w:lvlJc w:val="left"/>
+      <w:pPr>
+        <w:tabs>
+          <w:tab w:val="num" w:pos="2160"/>
+        </w:tabs>
+        <w:ind w:left="2160" w:hanging="360"/>
+      </w:pPr>
+      <w:rPr>
+        <w:rFonts w:ascii="Wingdings" w:hAnsi="Wingdings" w:hint="default"/>
+        <w:sz w:val="20"/>
+      </w:rPr>
+    </w:lvl>
+    <w:lvl w:ilvl="3" w:tentative="1">
+      <w:start w:val="1"/>
+      <w:numFmt w:val="bullet"/>
+      <w:lvlText w:val=""/>
+      <w:lvlJc w:val="left"/>
+      <w:pPr>
+        <w:tabs>
+          <w:tab w:val="num" w:pos="2880"/>
+        </w:tabs>
+        <w:ind w:left="2880" w:hanging="360"/>
+      </w:pPr>
+      <w:rPr>
+        <w:rFonts w:ascii="Wingdings" w:hAnsi="Wingdings" w:hint="default"/>
+        <w:sz w:val="20"/>
+      </w:rPr>
+    </w:lvl>
+    <w:lvl w:ilvl="4" w:tentative="1">
+      <w:start w:val="1"/>
+      <w:numFmt w:val="bullet"/>
+      <w:lvlText w:val=""/>
+      <w:lvlJc w:val="left"/>
+      <w:pPr>
+        <w:tabs>
+          <w:tab w:val="num" w:pos="3600"/>
+        </w:tabs>
+        <w:ind w:left="3600" w:hanging="360"/>
+      </w:pPr>
+      <w:rPr>
+        <w:rFonts w:ascii="Wingdings" w:hAnsi="Wingdings" w:hint="default"/>
+        <w:sz w:val="20"/>
+      </w:rPr>
+    </w:lvl>
+    <w:lvl w:ilvl="5" w:tentative="1">
+      <w:start w:val="1"/>
+      <w:numFmt w:val="bullet"/>
+      <w:lvlText w:val=""/>
+      <w:lvlJc w:val="left"/>
+      <w:pPr>
+        <w:tabs>
+          <w:tab w:val="num" w:pos="4320"/>
+        </w:tabs>
+        <w:ind w:left="4320" w:hanging="360"/>
+      </w:pPr>
+      <w:rPr>
+        <w:rFonts w:ascii="Wingdings" w:hAnsi="Wingdings" w:hint="default"/>
+        <w:sz w:val="20"/>
+      </w:rPr>
+    </w:lvl>
+    <w:lvl w:ilvl="6" w:tentative="1">
+      <w:start w:val="1"/>
+      <w:numFmt w:val="bullet"/>
+      <w:lvlText w:val=""/>
+      <w:lvlJc w:val="left"/>
+      <w:pPr>
+        <w:tabs>
+          <w:tab w:val="num" w:pos="5040"/>
+        </w:tabs>
+        <w:ind w:left="5040" w:hanging="360"/>
+      </w:pPr>
+      <w:rPr>
+        <w:rFonts w:ascii="Wingdings" w:hAnsi="Wingdings" w:hint="default"/>
+        <w:sz w:val="20"/>
+      </w:rPr>
+    </w:lvl>
+    <w:lvl w:ilvl="7" w:tentative="1">
+      <w:start w:val="1"/>
+      <w:numFmt w:val="bullet"/>
+      <w:lvlText w:val=""/>
+      <w:lvlJc w:val="left"/>
+      <w:pPr>
+        <w:tabs>
+          <w:tab w:val="num" w:pos="5760"/>
+        </w:tabs>
+        <w:ind w:left="5760" w:hanging="360"/>
+      </w:pPr>
+      <w:rPr>
+        <w:rFonts w:ascii="Wingdings" w:hAnsi="Wingdings" w:hint="default"/>
+        <w:sz w:val="20"/>
+      </w:rPr>
+    </w:lvl>
+    <w:lvl w:ilvl="8" w:tentative="1">
+      <w:start w:val="1"/>
+      <w:numFmt w:val="bullet"/>
+      <w:lvlText w:val=""/>
+      <w:lvlJc w:val="left"/>
+      <w:pPr>
+        <w:tabs>
+          <w:tab w:val="num" w:pos="6480"/>
+        </w:tabs>
+        <w:ind w:left="6480" w:hanging="360"/>
+      </w:pPr>
+      <w:rPr>
+        <w:rFonts w:ascii="Wingdings" w:hAnsi="Wingdings" w:hint="default"/>
+        <w:sz w:val="20"/>
+      </w:rPr>
+    </w:lvl>
+  </w:abstractNum>
+  <w:abstractNum w:abstractNumId="17" w15:restartNumberingAfterBreak="0">
+    <w:nsid w:val="600B4452"/>
+    <w:multiLevelType w:val="multilevel"/>
+    <w:tmpl w:val="5AB68A6E"/>
+    <w:lvl w:ilvl="0">
+      <w:start w:val="1"/>
+      <w:numFmt w:val="bullet"/>
+      <w:lvlText w:val=""/>
+      <w:lvlJc w:val="left"/>
+      <w:pPr>
+        <w:tabs>
+          <w:tab w:val="num" w:pos="720"/>
+        </w:tabs>
+        <w:ind w:left="720" w:hanging="360"/>
+      </w:pPr>
+      <w:rPr>
+        <w:rFonts w:ascii="Symbol" w:hAnsi="Symbol" w:hint="default"/>
+        <w:sz w:val="20"/>
+      </w:rPr>
+    </w:lvl>
+    <w:lvl w:ilvl="1" w:tentative="1">
+      <w:start w:val="1"/>
+      <w:numFmt w:val="bullet"/>
+      <w:lvlText w:val="o"/>
+      <w:lvlJc w:val="left"/>
+      <w:pPr>
+        <w:tabs>
+          <w:tab w:val="num" w:pos="1440"/>
+        </w:tabs>
+        <w:ind w:left="1440" w:hanging="360"/>
+      </w:pPr>
+      <w:rPr>
+        <w:rFonts w:ascii="Courier New" w:hAnsi="Courier New" w:hint="default"/>
+        <w:sz w:val="20"/>
+      </w:rPr>
+    </w:lvl>
+    <w:lvl w:ilvl="2" w:tentative="1">
+      <w:start w:val="1"/>
+      <w:numFmt w:val="bullet"/>
+      <w:lvlText w:val=""/>
+      <w:lvlJc w:val="left"/>
+      <w:pPr>
+        <w:tabs>
+          <w:tab w:val="num" w:pos="2160"/>
+        </w:tabs>
+        <w:ind w:left="2160" w:hanging="360"/>
+      </w:pPr>
+      <w:rPr>
+        <w:rFonts w:ascii="Wingdings" w:hAnsi="Wingdings" w:hint="default"/>
+        <w:sz w:val="20"/>
+      </w:rPr>
+    </w:lvl>
+    <w:lvl w:ilvl="3" w:tentative="1">
+      <w:start w:val="1"/>
+      <w:numFmt w:val="bullet"/>
+      <w:lvlText w:val=""/>
+      <w:lvlJc w:val="left"/>
+      <w:pPr>
+        <w:tabs>
+          <w:tab w:val="num" w:pos="2880"/>
+        </w:tabs>
+        <w:ind w:left="2880" w:hanging="360"/>
+      </w:pPr>
+      <w:rPr>
+        <w:rFonts w:ascii="Wingdings" w:hAnsi="Wingdings" w:hint="default"/>
+        <w:sz w:val="20"/>
+      </w:rPr>
+    </w:lvl>
+    <w:lvl w:ilvl="4" w:tentative="1">
+      <w:start w:val="1"/>
+      <w:numFmt w:val="bullet"/>
+      <w:lvlText w:val=""/>
+      <w:lvlJc w:val="left"/>
+      <w:pPr>
+        <w:tabs>
+          <w:tab w:val="num" w:pos="3600"/>
+        </w:tabs>
+        <w:ind w:left="3600" w:hanging="360"/>
+      </w:pPr>
+      <w:rPr>
+        <w:rFonts w:ascii="Wingdings" w:hAnsi="Wingdings" w:hint="default"/>
+        <w:sz w:val="20"/>
+      </w:rPr>
+    </w:lvl>
+    <w:lvl w:ilvl="5" w:tentative="1">
+      <w:start w:val="1"/>
+      <w:numFmt w:val="bullet"/>
+      <w:lvlText w:val=""/>
+      <w:lvlJc w:val="left"/>
+      <w:pPr>
+        <w:tabs>
+          <w:tab w:val="num" w:pos="4320"/>
+        </w:tabs>
+        <w:ind w:left="4320" w:hanging="360"/>
+      </w:pPr>
+      <w:rPr>
+        <w:rFonts w:ascii="Wingdings" w:hAnsi="Wingdings" w:hint="default"/>
+        <w:sz w:val="20"/>
+      </w:rPr>
+    </w:lvl>
+    <w:lvl w:ilvl="6" w:tentative="1">
+      <w:start w:val="1"/>
+      <w:numFmt w:val="bullet"/>
+      <w:lvlText w:val=""/>
+      <w:lvlJc w:val="left"/>
+      <w:pPr>
+        <w:tabs>
+          <w:tab w:val="num" w:pos="5040"/>
+        </w:tabs>
+        <w:ind w:left="5040" w:hanging="360"/>
+      </w:pPr>
+      <w:rPr>
+        <w:rFonts w:ascii="Wingdings" w:hAnsi="Wingdings" w:hint="default"/>
+        <w:sz w:val="20"/>
+      </w:rPr>
+    </w:lvl>
+    <w:lvl w:ilvl="7" w:tentative="1">
+      <w:start w:val="1"/>
+      <w:numFmt w:val="bullet"/>
+      <w:lvlText w:val=""/>
+      <w:lvlJc w:val="left"/>
+      <w:pPr>
+        <w:tabs>
+          <w:tab w:val="num" w:pos="5760"/>
+        </w:tabs>
+        <w:ind w:left="5760" w:hanging="360"/>
+      </w:pPr>
+      <w:rPr>
+        <w:rFonts w:ascii="Wingdings" w:hAnsi="Wingdings" w:hint="default"/>
+        <w:sz w:val="20"/>
+      </w:rPr>
+    </w:lvl>
+    <w:lvl w:ilvl="8" w:tentative="1">
+      <w:start w:val="1"/>
+      <w:numFmt w:val="bullet"/>
+      <w:lvlText w:val=""/>
+      <w:lvlJc w:val="left"/>
+      <w:pPr>
+        <w:tabs>
+          <w:tab w:val="num" w:pos="6480"/>
+        </w:tabs>
+        <w:ind w:left="6480" w:hanging="360"/>
+      </w:pPr>
+      <w:rPr>
+        <w:rFonts w:ascii="Wingdings" w:hAnsi="Wingdings" w:hint="default"/>
+        <w:sz w:val="20"/>
+      </w:rPr>
+    </w:lvl>
+  </w:abstractNum>
+  <w:abstractNum w:abstractNumId="18" w15:restartNumberingAfterBreak="0">
+    <w:nsid w:val="6E32364C"/>
+    <w:multiLevelType w:val="multilevel"/>
+    <w:tmpl w:val="5E64BDCA"/>
+    <w:lvl w:ilvl="0">
+      <w:start w:val="1"/>
+      <w:numFmt w:val="bullet"/>
+      <w:lvlText w:val=""/>
+      <w:lvlJc w:val="left"/>
+      <w:pPr>
+        <w:tabs>
+          <w:tab w:val="num" w:pos="720"/>
+        </w:tabs>
+        <w:ind w:left="720" w:hanging="360"/>
+      </w:pPr>
+      <w:rPr>
+        <w:rFonts w:ascii="Symbol" w:hAnsi="Symbol" w:hint="default"/>
+        <w:sz w:val="20"/>
+      </w:rPr>
+    </w:lvl>
+    <w:lvl w:ilvl="1" w:tentative="1">
+      <w:start w:val="1"/>
+      <w:numFmt w:val="bullet"/>
+      <w:lvlText w:val="o"/>
+      <w:lvlJc w:val="left"/>
+      <w:pPr>
+        <w:tabs>
+          <w:tab w:val="num" w:pos="1440"/>
+        </w:tabs>
+        <w:ind w:left="1440" w:hanging="360"/>
+      </w:pPr>
+      <w:rPr>
+        <w:rFonts w:ascii="Courier New" w:hAnsi="Courier New" w:hint="default"/>
+        <w:sz w:val="20"/>
+      </w:rPr>
+    </w:lvl>
+    <w:lvl w:ilvl="2" w:tentative="1">
+      <w:start w:val="1"/>
+      <w:numFmt w:val="bullet"/>
+      <w:lvlText w:val=""/>
+      <w:lvlJc w:val="left"/>
+      <w:pPr>
+        <w:tabs>
+          <w:tab w:val="num" w:pos="2160"/>
+        </w:tabs>
+        <w:ind w:left="2160" w:hanging="360"/>
+      </w:pPr>
+      <w:rPr>
+        <w:rFonts w:ascii="Wingdings" w:hAnsi="Wingdings" w:hint="default"/>
+        <w:sz w:val="20"/>
+      </w:rPr>
+    </w:lvl>
+    <w:lvl w:ilvl="3" w:tentative="1">
+      <w:start w:val="1"/>
+      <w:numFmt w:val="bullet"/>
+      <w:lvlText w:val=""/>
+      <w:lvlJc w:val="left"/>
+      <w:pPr>
+        <w:tabs>
+          <w:tab w:val="num" w:pos="2880"/>
+        </w:tabs>
+        <w:ind w:left="2880" w:hanging="360"/>
+      </w:pPr>
+      <w:rPr>
+        <w:rFonts w:ascii="Wingdings" w:hAnsi="Wingdings" w:hint="default"/>
+        <w:sz w:val="20"/>
+      </w:rPr>
+    </w:lvl>
+    <w:lvl w:ilvl="4" w:tentative="1">
+      <w:start w:val="1"/>
+      <w:numFmt w:val="bullet"/>
+      <w:lvlText w:val=""/>
+      <w:lvlJc w:val="left"/>
+      <w:pPr>
+        <w:tabs>
+          <w:tab w:val="num" w:pos="3600"/>
+        </w:tabs>
+        <w:ind w:left="3600" w:hanging="360"/>
+      </w:pPr>
+      <w:rPr>
+        <w:rFonts w:ascii="Wingdings" w:hAnsi="Wingdings" w:hint="default"/>
+        <w:sz w:val="20"/>
+      </w:rPr>
+    </w:lvl>
+    <w:lvl w:ilvl="5" w:tentative="1">
+      <w:start w:val="1"/>
+      <w:numFmt w:val="bullet"/>
+      <w:lvlText w:val=""/>
+      <w:lvlJc w:val="left"/>
+      <w:pPr>
+        <w:tabs>
+          <w:tab w:val="num" w:pos="4320"/>
+        </w:tabs>
+        <w:ind w:left="4320" w:hanging="360"/>
+      </w:pPr>
+      <w:rPr>
+        <w:rFonts w:ascii="Wingdings" w:hAnsi="Wingdings" w:hint="default"/>
+        <w:sz w:val="20"/>
+      </w:rPr>
+    </w:lvl>
+    <w:lvl w:ilvl="6" w:tentative="1">
+      <w:start w:val="1"/>
+      <w:numFmt w:val="bullet"/>
+      <w:lvlText w:val=""/>
+      <w:lvlJc w:val="left"/>
+      <w:pPr>
+        <w:tabs>
+          <w:tab w:val="num" w:pos="5040"/>
+        </w:tabs>
+        <w:ind w:left="5040" w:hanging="360"/>
+      </w:pPr>
+      <w:rPr>
+        <w:rFonts w:ascii="Wingdings" w:hAnsi="Wingdings" w:hint="default"/>
+        <w:sz w:val="20"/>
+      </w:rPr>
+    </w:lvl>
+    <w:lvl w:ilvl="7" w:tentative="1">
+      <w:start w:val="1"/>
+      <w:numFmt w:val="bullet"/>
+      <w:lvlText w:val=""/>
+      <w:lvlJc w:val="left"/>
+      <w:pPr>
+        <w:tabs>
+          <w:tab w:val="num" w:pos="5760"/>
+        </w:tabs>
+        <w:ind w:left="5760" w:hanging="360"/>
+      </w:pPr>
+      <w:rPr>
+        <w:rFonts w:ascii="Wingdings" w:hAnsi="Wingdings" w:hint="default"/>
+        <w:sz w:val="20"/>
+      </w:rPr>
+    </w:lvl>
+    <w:lvl w:ilvl="8" w:tentative="1">
+      <w:start w:val="1"/>
+      <w:numFmt w:val="bullet"/>
+      <w:lvlText w:val=""/>
+      <w:lvlJc w:val="left"/>
+      <w:pPr>
+        <w:tabs>
+          <w:tab w:val="num" w:pos="6480"/>
+        </w:tabs>
+        <w:ind w:left="6480" w:hanging="360"/>
+      </w:pPr>
+      <w:rPr>
+        <w:rFonts w:ascii="Wingdings" w:hAnsi="Wingdings" w:hint="default"/>
+        <w:sz w:val="20"/>
+      </w:rPr>
+    </w:lvl>
+  </w:abstractNum>
+  <w:abstractNum w:abstractNumId="19" w15:restartNumberingAfterBreak="0">
+    <w:nsid w:val="78F35678"/>
+    <w:multiLevelType w:val="multilevel"/>
+    <w:tmpl w:val="B8226348"/>
+    <w:lvl w:ilvl="0">
+      <w:start w:val="7"/>
+      <w:numFmt w:val="decimal"/>
+      <w:lvlText w:val="%1"/>
+      <w:lvlJc w:val="left"/>
+      <w:pPr>
+        <w:ind w:left="360" w:hanging="360"/>
+      </w:pPr>
+      <w:rPr>
+        <w:rFonts w:hint="default"/>
+      </w:rPr>
+    </w:lvl>
+    <w:lvl w:ilvl="1">
+      <w:start w:val="3"/>
+      <w:numFmt w:val="decimal"/>
+      <w:lvlText w:val="%1.%2"/>
+      <w:lvlJc w:val="left"/>
+      <w:pPr>
+        <w:ind w:left="1069" w:hanging="360"/>
+      </w:pPr>
+      <w:rPr>
+        <w:rFonts w:hint="default"/>
+      </w:rPr>
+    </w:lvl>
+    <w:lvl w:ilvl="2">
+      <w:start w:val="1"/>
+      <w:numFmt w:val="decimal"/>
+      <w:lvlText w:val="%1.%2.%3"/>
+      <w:lvlJc w:val="left"/>
+      <w:pPr>
+        <w:ind w:left="2138" w:hanging="720"/>
+      </w:pPr>
+      <w:rPr>
+        <w:rFonts w:hint="default"/>
+      </w:rPr>
+    </w:lvl>
+    <w:lvl w:ilvl="3">
+      <w:start w:val="1"/>
+      <w:numFmt w:val="decimal"/>
+      <w:lvlText w:val="%1.%2.%3.%4"/>
+      <w:lvlJc w:val="left"/>
+      <w:pPr>
+        <w:ind w:left="3207" w:hanging="1080"/>
+      </w:pPr>
+      <w:rPr>
+        <w:rFonts w:hint="default"/>
+      </w:rPr>
+    </w:lvl>
+    <w:lvl w:ilvl="4">
+      <w:start w:val="1"/>
+      <w:numFmt w:val="decimal"/>
+      <w:lvlText w:val="%1.%2.%3.%4.%5"/>
+      <w:lvlJc w:val="left"/>
+      <w:pPr>
+        <w:ind w:left="3916" w:hanging="1080"/>
+      </w:pPr>
+      <w:rPr>
+        <w:rFonts w:hint="default"/>
+      </w:rPr>
+    </w:lvl>
+    <w:lvl w:ilvl="5">
+      <w:start w:val="1"/>
+      <w:numFmt w:val="decimal"/>
+      <w:lvlText w:val="%1.%2.%3.%4.%5.%6"/>
+      <w:lvlJc w:val="left"/>
+      <w:pPr>
+        <w:ind w:left="4985" w:hanging="1440"/>
+      </w:pPr>
+      <w:rPr>
+        <w:rFonts w:hint="default"/>
+      </w:rPr>
+    </w:lvl>
+    <w:lvl w:ilvl="6">
+      <w:start w:val="1"/>
+      <w:numFmt w:val="decimal"/>
+      <w:lvlText w:val="%1.%2.%3.%4.%5.%6.%7"/>
+      <w:lvlJc w:val="left"/>
+      <w:pPr>
+        <w:ind w:left="5694" w:hanging="1440"/>
+      </w:pPr>
+      <w:rPr>
+        <w:rFonts w:hint="default"/>
+      </w:rPr>
+    </w:lvl>
+    <w:lvl w:ilvl="7">
+      <w:start w:val="1"/>
+      <w:numFmt w:val="decimal"/>
+      <w:lvlText w:val="%1.%2.%3.%4.%5.%6.%7.%8"/>
+      <w:lvlJc w:val="left"/>
+      <w:pPr>
+        <w:ind w:left="6763" w:hanging="1800"/>
+      </w:pPr>
+      <w:rPr>
+        <w:rFonts w:hint="default"/>
+      </w:rPr>
+    </w:lvl>
+    <w:lvl w:ilvl="8">
+      <w:start w:val="1"/>
+      <w:numFmt w:val="decimal"/>
+      <w:lvlText w:val="%1.%2.%3.%4.%5.%6.%7.%8.%9"/>
+      <w:lvlJc w:val="left"/>
+      <w:pPr>
+        <w:ind w:left="7832" w:hanging="2160"/>
+      </w:pPr>
+      <w:rPr>
+        <w:rFonts w:hint="default"/>
+      </w:rPr>
+    </w:lvl>
+  </w:abstractNum>
+  <w:abstractNum w:abstractNumId="20" w15:restartNumberingAfterBreak="0">
+    <w:nsid w:val="7CE6467F"/>
+    <w:multiLevelType w:val="multilevel"/>
+    <w:tmpl w:val="60702036"/>
+    <w:lvl w:ilvl="0">
+      <w:start w:val="7"/>
+      <w:numFmt w:val="decimal"/>
+      <w:lvlText w:val="%1"/>
+      <w:lvlJc w:val="left"/>
+      <w:pPr>
+        <w:ind w:left="360" w:hanging="360"/>
+      </w:pPr>
+      <w:rPr>
+        <w:rFonts w:hint="default"/>
+      </w:rPr>
+    </w:lvl>
+    <w:lvl w:ilvl="1">
+      <w:start w:val="3"/>
+      <w:numFmt w:val="decimal"/>
+      <w:lvlText w:val="%1.%2"/>
+      <w:lvlJc w:val="left"/>
+      <w:pPr>
+        <w:ind w:left="1637" w:hanging="360"/>
+      </w:pPr>
+      <w:rPr>
+        <w:rFonts w:hint="default"/>
+      </w:rPr>
+    </w:lvl>
+    <w:lvl w:ilvl="2">
+      <w:start w:val="1"/>
+      <w:numFmt w:val="decimal"/>
+      <w:lvlText w:val="%1.%2.%3"/>
+      <w:lvlJc w:val="left"/>
+      <w:pPr>
+        <w:ind w:left="2858" w:hanging="720"/>
+      </w:pPr>
+      <w:rPr>
+        <w:rFonts w:hint="default"/>
+      </w:rPr>
+    </w:lvl>
+    <w:lvl w:ilvl="3">
+      <w:start w:val="1"/>
+      <w:numFmt w:val="decimal"/>
+      <w:lvlText w:val="%1.%2.%3.%4"/>
+      <w:lvlJc w:val="left"/>
+      <w:pPr>
+        <w:ind w:left="4287" w:hanging="1080"/>
+      </w:pPr>
+      <w:rPr>
+        <w:rFonts w:hint="default"/>
+      </w:rPr>
+    </w:lvl>
+    <w:lvl w:ilvl="4">
+      <w:start w:val="1"/>
+      <w:numFmt w:val="decimal"/>
+      <w:lvlText w:val="%1.%2.%3.%4.%5"/>
+      <w:lvlJc w:val="left"/>
+      <w:pPr>
+        <w:ind w:left="5356" w:hanging="1080"/>
+      </w:pPr>
+      <w:rPr>
+        <w:rFonts w:hint="default"/>
+      </w:rPr>
+    </w:lvl>
+    <w:lvl w:ilvl="5">
+      <w:start w:val="1"/>
+      <w:numFmt w:val="decimal"/>
+      <w:lvlText w:val="%1.%2.%3.%4.%5.%6"/>
+      <w:lvlJc w:val="left"/>
+      <w:pPr>
+        <w:ind w:left="6785" w:hanging="1440"/>
+      </w:pPr>
+      <w:rPr>
+        <w:rFonts w:hint="default"/>
+      </w:rPr>
+    </w:lvl>
+    <w:lvl w:ilvl="6">
+      <w:start w:val="1"/>
+      <w:numFmt w:val="decimal"/>
+      <w:lvlText w:val="%1.%2.%3.%4.%5.%6.%7"/>
+      <w:lvlJc w:val="left"/>
+      <w:pPr>
+        <w:ind w:left="7854" w:hanging="1440"/>
+      </w:pPr>
+      <w:rPr>
+        <w:rFonts w:hint="default"/>
+      </w:rPr>
+    </w:lvl>
+    <w:lvl w:ilvl="7">
+      <w:start w:val="1"/>
+      <w:numFmt w:val="decimal"/>
+      <w:lvlText w:val="%1.%2.%3.%4.%5.%6.%7.%8"/>
+      <w:lvlJc w:val="left"/>
+      <w:pPr>
+        <w:ind w:left="9283" w:hanging="1800"/>
+      </w:pPr>
+      <w:rPr>
+        <w:rFonts w:hint="default"/>
+      </w:rPr>
+    </w:lvl>
+    <w:lvl w:ilvl="8">
+      <w:start w:val="1"/>
+      <w:numFmt w:val="decimal"/>
+      <w:lvlText w:val="%1.%2.%3.%4.%5.%6.%7.%8.%9"/>
+      <w:lvlJc w:val="left"/>
+      <w:pPr>
+        <w:ind w:left="10712" w:hanging="2160"/>
+      </w:pPr>
+      <w:rPr>
+        <w:rFonts w:hint="default"/>
+      </w:rPr>
+    </w:lvl>
+  </w:abstractNum>
+  <w:abstractNum w:abstractNumId="21" w15:restartNumberingAfterBreak="0">
+    <w:nsid w:val="7E7937D0"/>
+    <w:multiLevelType w:val="multilevel"/>
+    <w:tmpl w:val="B8226348"/>
+    <w:lvl w:ilvl="0">
+      <w:start w:val="7"/>
+      <w:numFmt w:val="decimal"/>
+      <w:lvlText w:val="%1"/>
+      <w:lvlJc w:val="left"/>
+      <w:pPr>
+        <w:ind w:left="360" w:hanging="360"/>
+      </w:pPr>
+      <w:rPr>
+        <w:rFonts w:hint="default"/>
+      </w:rPr>
+    </w:lvl>
+    <w:lvl w:ilvl="1">
+      <w:start w:val="2"/>
+      <w:numFmt w:val="decimal"/>
+      <w:lvlText w:val="%1.%2"/>
+      <w:lvlJc w:val="left"/>
+      <w:pPr>
+        <w:ind w:left="1069" w:hanging="360"/>
+      </w:pPr>
+      <w:rPr>
+        <w:rFonts w:hint="default"/>
+      </w:rPr>
+    </w:lvl>
+    <w:lvl w:ilvl="2">
+      <w:start w:val="1"/>
+      <w:numFmt w:val="decimal"/>
+      <w:lvlText w:val="%1.%2.%3"/>
+      <w:lvlJc w:val="left"/>
+      <w:pPr>
+        <w:ind w:left="2138" w:hanging="720"/>
+      </w:pPr>
+      <w:rPr>
+        <w:rFonts w:hint="default"/>
+      </w:rPr>
+    </w:lvl>
+    <w:lvl w:ilvl="3">
+      <w:start w:val="1"/>
+      <w:numFmt w:val="decimal"/>
+      <w:lvlText w:val="%1.%2.%3.%4"/>
+      <w:lvlJc w:val="left"/>
+      <w:pPr>
+        <w:ind w:left="3207" w:hanging="1080"/>
+      </w:pPr>
+      <w:rPr>
+        <w:rFonts w:hint="default"/>
+      </w:rPr>
+    </w:lvl>
+    <w:lvl w:ilvl="4">
+      <w:start w:val="1"/>
+      <w:numFmt w:val="decimal"/>
+      <w:lvlText w:val="%1.%2.%3.%4.%5"/>
+      <w:lvlJc w:val="left"/>
+      <w:pPr>
+        <w:ind w:left="3916" w:hanging="1080"/>
+      </w:pPr>
+      <w:rPr>
+        <w:rFonts w:hint="default"/>
+      </w:rPr>
+    </w:lvl>
+    <w:lvl w:ilvl="5">
+      <w:start w:val="1"/>
+      <w:numFmt w:val="decimal"/>
+      <w:lvlText w:val="%1.%2.%3.%4.%5.%6"/>
+      <w:lvlJc w:val="left"/>
+      <w:pPr>
+        <w:ind w:left="4985" w:hanging="1440"/>
+      </w:pPr>
+      <w:rPr>
+        <w:rFonts w:hint="default"/>
+      </w:rPr>
+    </w:lvl>
+    <w:lvl w:ilvl="6">
+      <w:start w:val="1"/>
+      <w:numFmt w:val="decimal"/>
+      <w:lvlText w:val="%1.%2.%3.%4.%5.%6.%7"/>
+      <w:lvlJc w:val="left"/>
+      <w:pPr>
+        <w:ind w:left="5694" w:hanging="1440"/>
+      </w:pPr>
+      <w:rPr>
+        <w:rFonts w:hint="default"/>
+      </w:rPr>
+    </w:lvl>
+    <w:lvl w:ilvl="7">
+      <w:start w:val="1"/>
+      <w:numFmt w:val="decimal"/>
+      <w:lvlText w:val="%1.%2.%3.%4.%5.%6.%7.%8"/>
+      <w:lvlJc w:val="left"/>
+      <w:pPr>
+        <w:ind w:left="6763" w:hanging="1800"/>
+      </w:pPr>
+      <w:rPr>
+        <w:rFonts w:hint="default"/>
+      </w:rPr>
+    </w:lvl>
+    <w:lvl w:ilvl="8">
+      <w:start w:val="1"/>
+      <w:numFmt w:val="decimal"/>
+      <w:lvlText w:val="%1.%2.%3.%4.%5.%6.%7.%8.%9"/>
+      <w:lvlJc w:val="left"/>
+      <w:pPr>
+        <w:ind w:left="7832" w:hanging="2160"/>
+      </w:pPr>
+      <w:rPr>
+        <w:rFonts w:hint="default"/>
+      </w:rPr>
+    </w:lvl>
+  </w:abstractNum>
+  <w:abstractNum w:abstractNumId="22" w15:restartNumberingAfterBreak="0">
+    <w:nsid w:val="7F8151E4"/>
+    <w:multiLevelType w:val="multilevel"/>
+    <w:tmpl w:val="A6C8D546"/>
+    <w:lvl w:ilvl="0">
+      <w:start w:val="1"/>
+      <w:numFmt w:val="bullet"/>
+      <w:lvlText w:val=""/>
+      <w:lvlJc w:val="left"/>
+      <w:pPr>
+        <w:tabs>
+          <w:tab w:val="num" w:pos="720"/>
+        </w:tabs>
+        <w:ind w:left="720" w:hanging="360"/>
+      </w:pPr>
+      <w:rPr>
+        <w:rFonts w:ascii="Symbol" w:hAnsi="Symbol" w:hint="default"/>
+        <w:sz w:val="20"/>
+      </w:rPr>
+    </w:lvl>
+    <w:lvl w:ilvl="1" w:tentative="1">
+      <w:start w:val="1"/>
+      <w:numFmt w:val="bullet"/>
+      <w:lvlText w:val="o"/>
+      <w:lvlJc w:val="left"/>
+      <w:pPr>
+        <w:tabs>
+          <w:tab w:val="num" w:pos="1440"/>
+        </w:tabs>
+        <w:ind w:left="1440" w:hanging="360"/>
+      </w:pPr>
+      <w:rPr>
+        <w:rFonts w:ascii="Courier New" w:hAnsi="Courier New" w:hint="default"/>
+        <w:sz w:val="20"/>
+      </w:rPr>
+    </w:lvl>
+    <w:lvl w:ilvl="2" w:tentative="1">
+      <w:start w:val="1"/>
+      <w:numFmt w:val="bullet"/>
+      <w:lvlText w:val=""/>
+      <w:lvlJc w:val="left"/>
+      <w:pPr>
+        <w:tabs>
+          <w:tab w:val="num" w:pos="2160"/>
+        </w:tabs>
+        <w:ind w:left="2160" w:hanging="360"/>
+      </w:pPr>
+      <w:rPr>
+        <w:rFonts w:ascii="Wingdings" w:hAnsi="Wingdings" w:hint="default"/>
+        <w:sz w:val="20"/>
+      </w:rPr>
+    </w:lvl>
+    <w:lvl w:ilvl="3" w:tentative="1">
+      <w:start w:val="1"/>
+      <w:numFmt w:val="bullet"/>
+      <w:lvlText w:val=""/>
+      <w:lvlJc w:val="left"/>
+      <w:pPr>
+        <w:tabs>
+          <w:tab w:val="num" w:pos="2880"/>
+        </w:tabs>
+        <w:ind w:left="2880" w:hanging="360"/>
+      </w:pPr>
+      <w:rPr>
+        <w:rFonts w:ascii="Wingdings" w:hAnsi="Wingdings" w:hint="default"/>
+        <w:sz w:val="20"/>
+      </w:rPr>
+    </w:lvl>
+    <w:lvl w:ilvl="4" w:tentative="1">
+      <w:start w:val="1"/>
+      <w:numFmt w:val="bullet"/>
+      <w:lvlText w:val=""/>
+      <w:lvlJc w:val="left"/>
+      <w:pPr>
+        <w:tabs>
+          <w:tab w:val="num" w:pos="3600"/>
+        </w:tabs>
+        <w:ind w:left="3600" w:hanging="360"/>
+      </w:pPr>
+      <w:rPr>
+        <w:rFonts w:ascii="Wingdings" w:hAnsi="Wingdings" w:hint="default"/>
+        <w:sz w:val="20"/>
+      </w:rPr>
+    </w:lvl>
+    <w:lvl w:ilvl="5" w:tentative="1">
+      <w:start w:val="1"/>
+      <w:numFmt w:val="bullet"/>
+      <w:lvlText w:val=""/>
+      <w:lvlJc w:val="left"/>
+      <w:pPr>
+        <w:tabs>
+          <w:tab w:val="num" w:pos="4320"/>
+        </w:tabs>
+        <w:ind w:left="4320" w:hanging="360"/>
+      </w:pPr>
+      <w:rPr>
+        <w:rFonts w:ascii="Wingdings" w:hAnsi="Wingdings" w:hint="default"/>
+        <w:sz w:val="20"/>
+      </w:rPr>
+    </w:lvl>
+    <w:lvl w:ilvl="6" w:tentative="1">
+      <w:start w:val="1"/>
+      <w:numFmt w:val="bullet"/>
+      <w:lvlText w:val=""/>
+      <w:lvlJc w:val="left"/>
+      <w:pPr>
+        <w:tabs>
+          <w:tab w:val="num" w:pos="5040"/>
+        </w:tabs>
+        <w:ind w:left="5040" w:hanging="360"/>
+      </w:pPr>
+      <w:rPr>
+        <w:rFonts w:ascii="Wingdings" w:hAnsi="Wingdings" w:hint="default"/>
+        <w:sz w:val="20"/>
+      </w:rPr>
+    </w:lvl>
+    <w:lvl w:ilvl="7" w:tentative="1">
+      <w:start w:val="1"/>
+      <w:numFmt w:val="bullet"/>
+      <w:lvlText w:val=""/>
+      <w:lvlJc w:val="left"/>
+      <w:pPr>
+        <w:tabs>
+          <w:tab w:val="num" w:pos="5760"/>
+        </w:tabs>
+        <w:ind w:left="5760" w:hanging="360"/>
+      </w:pPr>
+      <w:rPr>
+        <w:rFonts w:ascii="Wingdings" w:hAnsi="Wingdings" w:hint="default"/>
+        <w:sz w:val="20"/>
+      </w:rPr>
+    </w:lvl>
+    <w:lvl w:ilvl="8" w:tentative="1">
+      <w:start w:val="1"/>
+      <w:numFmt w:val="bullet"/>
+      <w:lvlText w:val=""/>
+      <w:lvlJc w:val="left"/>
+      <w:pPr>
+        <w:tabs>
+          <w:tab w:val="num" w:pos="6480"/>
+        </w:tabs>
+        <w:ind w:left="6480" w:hanging="360"/>
+      </w:pPr>
+      <w:rPr>
+        <w:rFonts w:ascii="Wingdings" w:hAnsi="Wingdings" w:hint="default"/>
+        <w:sz w:val="20"/>
+      </w:rPr>
+    </w:lvl>
+  </w:abstractNum>
+  <w:num w:numId="1" w16cid:durableId="586035117">
+    <w:abstractNumId w:val="4"/>
+  </w:num>
+  <w:num w:numId="2" w16cid:durableId="416366408">
+    <w:abstractNumId w:val="7"/>
+  </w:num>
+  <w:num w:numId="3" w16cid:durableId="1261639182">
+    <w:abstractNumId w:val="18"/>
+  </w:num>
+  <w:num w:numId="4" w16cid:durableId="1435399764">
+    <w:abstractNumId w:val="13"/>
+  </w:num>
+  <w:num w:numId="5" w16cid:durableId="235475600">
+    <w:abstractNumId w:val="12"/>
+  </w:num>
+  <w:num w:numId="6" w16cid:durableId="962493035">
+    <w:abstractNumId w:val="15"/>
+  </w:num>
+  <w:num w:numId="7" w16cid:durableId="1461150511">
+    <w:abstractNumId w:val="9"/>
+  </w:num>
+  <w:num w:numId="8" w16cid:durableId="235016988">
+    <w:abstractNumId w:val="3"/>
+  </w:num>
+  <w:num w:numId="9" w16cid:durableId="765926597">
+    <w:abstractNumId w:val="21"/>
+  </w:num>
+  <w:num w:numId="10" w16cid:durableId="1093357420">
+    <w:abstractNumId w:val="0"/>
+  </w:num>
+  <w:num w:numId="11" w16cid:durableId="383599449">
+    <w:abstractNumId w:val="20"/>
+  </w:num>
+  <w:num w:numId="12" w16cid:durableId="292639890">
+    <w:abstractNumId w:val="19"/>
+  </w:num>
+  <w:num w:numId="13" w16cid:durableId="1855486720">
+    <w:abstractNumId w:val="14"/>
+  </w:num>
+  <w:num w:numId="14" w16cid:durableId="775563723">
+    <w:abstractNumId w:val="5"/>
+  </w:num>
+  <w:num w:numId="15" w16cid:durableId="1441338559">
+    <w:abstractNumId w:val="1"/>
+  </w:num>
+  <w:num w:numId="16" w16cid:durableId="1791362136">
+    <w:abstractNumId w:val="2"/>
+  </w:num>
+  <w:num w:numId="17" w16cid:durableId="1363626379">
+    <w:abstractNumId w:val="16"/>
+  </w:num>
+  <w:num w:numId="18" w16cid:durableId="1126461568">
+    <w:abstractNumId w:val="6"/>
+  </w:num>
+  <w:num w:numId="19" w16cid:durableId="1539270708">
+    <w:abstractNumId w:val="10"/>
+  </w:num>
+  <w:num w:numId="20" w16cid:durableId="587739170">
+    <w:abstractNumId w:val="17"/>
+  </w:num>
+  <w:num w:numId="21" w16cid:durableId="802384792">
+    <w:abstractNumId w:val="8"/>
+  </w:num>
+  <w:num w:numId="22" w16cid:durableId="920407039">
+    <w:abstractNumId w:val="22"/>
+  </w:num>
+  <w:num w:numId="23" w16cid:durableId="1848248765">
+    <w:abstractNumId w:val="11"/>
+  </w:num>
+</w:numbering>
 </file>
 
 <file path=word/styles.xml><?xml version="1.0" encoding="utf-8"?>
@@ -1054,7 +8333,7 @@
   <w:style w:type="paragraph" w:default="1" w:styleId="a">
     <w:name w:val="Normal"/>
     <w:qFormat/>
-    <w:rsid w:val="00B32B8E"/>
+    <w:rsid w:val="00B03791"/>
     <w:pPr>
       <w:spacing w:line="254" w:lineRule="auto"/>
     </w:pPr>
@@ -1077,17 +8356,14 @@
     <w:pPr>
       <w:keepNext/>
       <w:keepLines/>
-      <w:spacing w:before="360" w:after="80" w:line="278" w:lineRule="auto"/>
+      <w:spacing w:before="360" w:after="80"/>
       <w:outlineLvl w:val="0"/>
     </w:pPr>
     <w:rPr>
       <w:rFonts w:asciiTheme="majorHAnsi" w:eastAsiaTheme="majorEastAsia" w:hAnsiTheme="majorHAnsi" w:cstheme="majorBidi"/>
       <w:color w:val="0F4761" w:themeColor="accent1" w:themeShade="BF"/>
-      <w:kern w:val="2"/>
       <w:sz w:val="40"/>
       <w:szCs w:val="40"/>
-      <w:lang/>
-      <w14:ligatures w14:val="standardContextual"/>
     </w:rPr>
   </w:style>
   <w:style w:type="paragraph" w:styleId="2">
@@ -1103,17 +8379,14 @@
     <w:pPr>
       <w:keepNext/>
       <w:keepLines/>
-      <w:spacing w:before="160" w:after="80" w:line="278" w:lineRule="auto"/>
+      <w:spacing w:before="160" w:after="80"/>
       <w:outlineLvl w:val="1"/>
     </w:pPr>
     <w:rPr>
       <w:rFonts w:asciiTheme="majorHAnsi" w:eastAsiaTheme="majorEastAsia" w:hAnsiTheme="majorHAnsi" w:cstheme="majorBidi"/>
       <w:color w:val="0F4761" w:themeColor="accent1" w:themeShade="BF"/>
-      <w:kern w:val="2"/>
       <w:sz w:val="32"/>
       <w:szCs w:val="32"/>
-      <w:lang/>
-      <w14:ligatures w14:val="standardContextual"/>
     </w:rPr>
   </w:style>
   <w:style w:type="paragraph" w:styleId="3">
@@ -1129,17 +8402,14 @@
     <w:pPr>
       <w:keepNext/>
       <w:keepLines/>
-      <w:spacing w:before="160" w:after="80" w:line="278" w:lineRule="auto"/>
+      <w:spacing w:before="160" w:after="80"/>
       <w:outlineLvl w:val="2"/>
     </w:pPr>
     <w:rPr>
       <w:rFonts w:eastAsiaTheme="majorEastAsia" w:cstheme="majorBidi"/>
       <w:color w:val="0F4761" w:themeColor="accent1" w:themeShade="BF"/>
-      <w:kern w:val="2"/>
       <w:sz w:val="28"/>
       <w:szCs w:val="28"/>
-      <w:lang/>
-      <w14:ligatures w14:val="standardContextual"/>
     </w:rPr>
   </w:style>
   <w:style w:type="paragraph" w:styleId="4">
@@ -1155,7 +8425,7 @@
     <w:pPr>
       <w:keepNext/>
       <w:keepLines/>
-      <w:spacing w:before="80" w:after="40" w:line="278" w:lineRule="auto"/>
+      <w:spacing w:before="80" w:after="40"/>
       <w:outlineLvl w:val="3"/>
     </w:pPr>
     <w:rPr>
@@ -1163,11 +8433,6 @@
       <w:i/>
       <w:iCs/>
       <w:color w:val="0F4761" w:themeColor="accent1" w:themeShade="BF"/>
-      <w:kern w:val="2"/>
-      <w:sz w:val="24"/>
-      <w:szCs w:val="24"/>
-      <w:lang/>
-      <w14:ligatures w14:val="standardContextual"/>
     </w:rPr>
   </w:style>
   <w:style w:type="paragraph" w:styleId="5">
@@ -1183,17 +8448,12 @@
     <w:pPr>
       <w:keepNext/>
       <w:keepLines/>
-      <w:spacing w:before="80" w:after="40" w:line="278" w:lineRule="auto"/>
+      <w:spacing w:before="80" w:after="40"/>
       <w:outlineLvl w:val="4"/>
     </w:pPr>
     <w:rPr>
       <w:rFonts w:eastAsiaTheme="majorEastAsia" w:cstheme="majorBidi"/>
       <w:color w:val="0F4761" w:themeColor="accent1" w:themeShade="BF"/>
-      <w:kern w:val="2"/>
-      <w:sz w:val="24"/>
-      <w:szCs w:val="24"/>
-      <w:lang/>
-      <w14:ligatures w14:val="standardContextual"/>
     </w:rPr>
   </w:style>
   <w:style w:type="paragraph" w:styleId="6">
@@ -1209,7 +8469,7 @@
     <w:pPr>
       <w:keepNext/>
       <w:keepLines/>
-      <w:spacing w:before="40" w:after="0" w:line="278" w:lineRule="auto"/>
+      <w:spacing w:before="40" w:after="0"/>
       <w:outlineLvl w:val="5"/>
     </w:pPr>
     <w:rPr>
@@ -1217,11 +8477,6 @@
       <w:i/>
       <w:iCs/>
       <w:color w:val="595959" w:themeColor="text1" w:themeTint="A6"/>
-      <w:kern w:val="2"/>
-      <w:sz w:val="24"/>
-      <w:szCs w:val="24"/>
-      <w:lang/>
-      <w14:ligatures w14:val="standardContextual"/>
     </w:rPr>
   </w:style>
   <w:style w:type="paragraph" w:styleId="7">
@@ -1237,17 +8492,12 @@
     <w:pPr>
       <w:keepNext/>
       <w:keepLines/>
-      <w:spacing w:before="40" w:after="0" w:line="278" w:lineRule="auto"/>
+      <w:spacing w:before="40" w:after="0"/>
       <w:outlineLvl w:val="6"/>
     </w:pPr>
     <w:rPr>
       <w:rFonts w:eastAsiaTheme="majorEastAsia" w:cstheme="majorBidi"/>
       <w:color w:val="595959" w:themeColor="text1" w:themeTint="A6"/>
-      <w:kern w:val="2"/>
-      <w:sz w:val="24"/>
-      <w:szCs w:val="24"/>
-      <w:lang/>
-      <w14:ligatures w14:val="standardContextual"/>
     </w:rPr>
   </w:style>
   <w:style w:type="paragraph" w:styleId="8">
@@ -1263,7 +8513,7 @@
     <w:pPr>
       <w:keepNext/>
       <w:keepLines/>
-      <w:spacing w:after="0" w:line="278" w:lineRule="auto"/>
+      <w:spacing w:after="0"/>
       <w:outlineLvl w:val="7"/>
     </w:pPr>
     <w:rPr>
@@ -1271,11 +8521,6 @@
       <w:i/>
       <w:iCs/>
       <w:color w:val="272727" w:themeColor="text1" w:themeTint="D8"/>
-      <w:kern w:val="2"/>
-      <w:sz w:val="24"/>
-      <w:szCs w:val="24"/>
-      <w:lang/>
-      <w14:ligatures w14:val="standardContextual"/>
     </w:rPr>
   </w:style>
   <w:style w:type="paragraph" w:styleId="9">
@@ -1291,17 +8536,12 @@
     <w:pPr>
       <w:keepNext/>
       <w:keepLines/>
-      <w:spacing w:after="0" w:line="278" w:lineRule="auto"/>
+      <w:spacing w:after="0"/>
       <w:outlineLvl w:val="8"/>
     </w:pPr>
     <w:rPr>
       <w:rFonts w:eastAsiaTheme="majorEastAsia" w:cstheme="majorBidi"/>
       <w:color w:val="272727" w:themeColor="text1" w:themeTint="D8"/>
-      <w:kern w:val="2"/>
-      <w:sz w:val="24"/>
-      <w:szCs w:val="24"/>
-      <w:lang/>
-      <w14:ligatures w14:val="standardContextual"/>
     </w:rPr>
   </w:style>
   <w:style w:type="character" w:default="1" w:styleId="a0">
@@ -1467,8 +8707,6 @@
       <w:kern w:val="28"/>
       <w:sz w:val="56"/>
       <w:szCs w:val="56"/>
-      <w:lang/>
-      <w14:ligatures w14:val="standardContextual"/>
     </w:rPr>
   </w:style>
   <w:style w:type="character" w:customStyle="1" w:styleId="a4">
@@ -1497,17 +8735,13 @@
       <w:numPr>
         <w:ilvl w:val="1"/>
       </w:numPr>
-      <w:spacing w:line="278" w:lineRule="auto"/>
     </w:pPr>
     <w:rPr>
       <w:rFonts w:eastAsiaTheme="majorEastAsia" w:cstheme="majorBidi"/>
       <w:color w:val="595959" w:themeColor="text1" w:themeTint="A6"/>
       <w:spacing w:val="15"/>
-      <w:kern w:val="2"/>
       <w:sz w:val="28"/>
       <w:szCs w:val="28"/>
-      <w:lang/>
-      <w14:ligatures w14:val="standardContextual"/>
     </w:rPr>
   </w:style>
   <w:style w:type="character" w:customStyle="1" w:styleId="a6">
@@ -1533,18 +8767,13 @@
     <w:qFormat/>
     <w:rsid w:val="00B32B8E"/>
     <w:pPr>
-      <w:spacing w:before="160" w:line="278" w:lineRule="auto"/>
+      <w:spacing w:before="160"/>
       <w:jc w:val="center"/>
     </w:pPr>
     <w:rPr>
       <w:i/>
       <w:iCs/>
       <w:color w:val="404040" w:themeColor="text1" w:themeTint="BF"/>
-      <w:kern w:val="2"/>
-      <w:sz w:val="24"/>
-      <w:szCs w:val="24"/>
-      <w:lang/>
-      <w14:ligatures w14:val="standardContextual"/>
     </w:rPr>
   </w:style>
   <w:style w:type="character" w:customStyle="1" w:styleId="22">
@@ -1566,17 +8795,9 @@
     <w:qFormat/>
     <w:rsid w:val="00B32B8E"/>
     <w:pPr>
-      <w:spacing w:line="278" w:lineRule="auto"/>
       <w:ind w:left="720"/>
       <w:contextualSpacing/>
     </w:pPr>
-    <w:rPr>
-      <w:kern w:val="2"/>
-      <w:sz w:val="24"/>
-      <w:szCs w:val="24"/>
-      <w:lang/>
-      <w14:ligatures w14:val="standardContextual"/>
-    </w:rPr>
   </w:style>
   <w:style w:type="character" w:styleId="a8">
     <w:name w:val="Intense Emphasis"/>
@@ -1603,7 +8824,7 @@
         <w:top w:val="single" w:sz="4" w:space="10" w:color="0F4761" w:themeColor="accent1" w:themeShade="BF"/>
         <w:bottom w:val="single" w:sz="4" w:space="10" w:color="0F4761" w:themeColor="accent1" w:themeShade="BF"/>
       </w:pBdr>
-      <w:spacing w:before="360" w:after="360" w:line="278" w:lineRule="auto"/>
+      <w:spacing w:before="360" w:after="360"/>
       <w:ind w:left="864" w:right="864"/>
       <w:jc w:val="center"/>
     </w:pPr>
@@ -1611,11 +8832,6 @@
       <w:i/>
       <w:iCs/>
       <w:color w:val="0F4761" w:themeColor="accent1" w:themeShade="BF"/>
-      <w:kern w:val="2"/>
-      <w:sz w:val="24"/>
-      <w:szCs w:val="24"/>
-      <w:lang/>
-      <w14:ligatures w14:val="standardContextual"/>
     </w:rPr>
   </w:style>
   <w:style w:type="character" w:customStyle="1" w:styleId="aa">
